--- a/Reports/Лабараторна робота №4(Башук О. Ю. ПІ-231) — копия.docx
+++ b/Reports/Лабараторна робота №4(Башук О. Ю. ПІ-231) — копия.docx
@@ -294,8 +294,9 @@
     </w:p>
     <w:p>
       <w:pPr>
-        <w:spacing w:before="0" w:after="0"/>
+        <w:spacing w:line="259" w:lineRule="auto"/>
         <w:ind w:left="284"/>
+        <w:jc w:val="both"/>
         <w:rPr>
           <w:sz w:val="28"/>
           <w:szCs w:val="22"/>
@@ -306,801 +307,157 @@
         <w:rPr>
           <w:sz w:val="28"/>
           <w:szCs w:val="22"/>
+          <w:lang w:val="uk-UA"/>
+        </w:rPr>
+        <w:t>Лістинг</w:t>
+      </w:r>
+      <w:r>
+        <w:rPr>
+          <w:sz w:val="28"/>
+          <w:szCs w:val="22"/>
           <w:lang w:val="en-US"/>
         </w:rPr>
-        <w:tab/>
-      </w:r>
-      <w:r>
-        <w:rPr>
-          <w:sz w:val="28"/>
-          <w:szCs w:val="22"/>
-          <w:lang w:val="uk-UA"/>
-        </w:rPr>
-        <w:t>Постановка задачі</w:t>
-      </w:r>
-      <w:r>
+        <w:t>:</w:t>
+      </w:r>
+    </w:p>
+    <w:p>
+      <w:pPr>
+        <w:spacing w:line="259" w:lineRule="auto"/>
+        <w:ind w:left="284"/>
+        <w:jc w:val="both"/>
         <w:rPr>
           <w:sz w:val="28"/>
           <w:szCs w:val="22"/>
           <w:lang w:val="en-US"/>
         </w:rPr>
-        <w:t xml:space="preserve">: </w:t>
-      </w:r>
-    </w:p>
-    <w:p>
-      <w:pPr>
+      </w:pPr>
+      <w:r>
+        <w:rPr>
+          <w:sz w:val="28"/>
+          <w:szCs w:val="22"/>
+          <w:lang w:val="en-US"/>
+        </w:rPr>
+        <w:t>B1.h:</w:t>
+      </w:r>
+    </w:p>
+    <w:p>
+      <w:pPr>
+        <w:spacing w:line="259" w:lineRule="auto"/>
         <w:ind w:left="284"/>
-        <w:rPr>
-          <w:sz w:val="28"/>
-          <w:szCs w:val="22"/>
-          <w:lang w:val="uk-UA"/>
-        </w:rPr>
-      </w:pPr>
-      <w:r>
+        <w:jc w:val="both"/>
         <w:rPr>
           <w:sz w:val="28"/>
           <w:szCs w:val="22"/>
           <w:lang w:val="en-US"/>
         </w:rPr>
-        <w:tab/>
-      </w:r>
-      <w:r>
-        <w:rPr>
-          <w:sz w:val="28"/>
-          <w:szCs w:val="22"/>
-          <w:lang w:val="uk-UA"/>
-        </w:rPr>
-        <w:t>Реалізовано два базові класи</w:t>
-      </w:r>
-      <w:r>
-        <w:rPr>
-          <w:sz w:val="28"/>
-          <w:szCs w:val="22"/>
-          <w:lang w:val="en-US"/>
-        </w:rPr>
-        <w:t xml:space="preserve"> </w:t>
-      </w:r>
-      <w:r>
-        <w:rPr>
-          <w:sz w:val="28"/>
-          <w:szCs w:val="22"/>
-          <w:lang w:val="en-US"/>
-        </w:rPr>
-        <w:t>B</w:t>
-      </w:r>
-      <w:r>
-        <w:rPr>
-          <w:sz w:val="28"/>
-          <w:szCs w:val="22"/>
-          <w:lang w:val="en-US"/>
-        </w:rPr>
-        <w:t xml:space="preserve">1 </w:t>
-      </w:r>
-      <w:r>
-        <w:rPr>
-          <w:sz w:val="28"/>
-          <w:szCs w:val="22"/>
-          <w:lang w:val="uk-UA"/>
-        </w:rPr>
-        <w:t xml:space="preserve">із полем </w:t>
-      </w:r>
-      <w:r>
-        <w:rPr>
-          <w:sz w:val="28"/>
-          <w:szCs w:val="22"/>
-          <w:lang w:val="en-US"/>
-        </w:rPr>
-        <w:t>b</w:t>
-      </w:r>
-      <w:r>
-        <w:rPr>
-          <w:sz w:val="28"/>
-          <w:szCs w:val="22"/>
-          <w:lang w:val="en-US"/>
-        </w:rPr>
-        <w:t>1</w:t>
-      </w:r>
-      <w:r>
-        <w:rPr>
-          <w:sz w:val="28"/>
-          <w:szCs w:val="22"/>
-          <w:lang w:val="uk-UA"/>
-        </w:rPr>
-        <w:t xml:space="preserve"> та конструктором </w:t>
-      </w:r>
-      <w:r>
-        <w:rPr>
-          <w:sz w:val="28"/>
-          <w:szCs w:val="22"/>
-          <w:lang w:val="uk-UA"/>
-        </w:rPr>
-        <w:t>B1</w:t>
-      </w:r>
-      <w:r>
-        <w:rPr>
-          <w:sz w:val="28"/>
-          <w:szCs w:val="22"/>
-          <w:lang w:val="uk-UA"/>
-        </w:rPr>
-        <w:t xml:space="preserve"> </w:t>
-      </w:r>
-      <w:r>
-        <w:rPr>
-          <w:sz w:val="28"/>
-          <w:szCs w:val="22"/>
-          <w:lang w:val="uk-UA"/>
-        </w:rPr>
-        <w:t>(int</w:t>
-      </w:r>
-      <w:r>
-        <w:rPr>
-          <w:sz w:val="28"/>
-          <w:szCs w:val="22"/>
-          <w:lang w:val="uk-UA"/>
-        </w:rPr>
-        <w:t xml:space="preserve"> </w:t>
-      </w:r>
-      <w:r>
-        <w:rPr>
-          <w:sz w:val="28"/>
-          <w:szCs w:val="22"/>
-          <w:lang w:val="uk-UA"/>
-        </w:rPr>
-        <w:t>_b1</w:t>
-      </w:r>
-      <w:r>
-        <w:rPr>
-          <w:sz w:val="28"/>
-          <w:szCs w:val="22"/>
-          <w:lang w:val="uk-UA"/>
-        </w:rPr>
-        <w:t xml:space="preserve"> </w:t>
-      </w:r>
-      <w:r>
-        <w:rPr>
-          <w:sz w:val="28"/>
-          <w:szCs w:val="22"/>
-          <w:lang w:val="uk-UA"/>
-        </w:rPr>
-        <w:t>=</w:t>
-      </w:r>
-      <w:r>
-        <w:rPr>
-          <w:sz w:val="28"/>
-          <w:szCs w:val="22"/>
-          <w:lang w:val="uk-UA"/>
-        </w:rPr>
-        <w:t xml:space="preserve"> </w:t>
-      </w:r>
-      <w:r>
-        <w:rPr>
-          <w:sz w:val="28"/>
-          <w:szCs w:val="22"/>
-          <w:lang w:val="uk-UA"/>
-        </w:rPr>
-        <w:t>0)</w:t>
-      </w:r>
-      <w:r>
-        <w:rPr>
-          <w:sz w:val="28"/>
-          <w:szCs w:val="22"/>
-          <w:lang w:val="uk-UA"/>
-        </w:rPr>
-        <w:t xml:space="preserve"> та </w:t>
-      </w:r>
-      <w:r>
-        <w:rPr>
-          <w:sz w:val="28"/>
-          <w:szCs w:val="22"/>
-          <w:lang w:val="en-US"/>
-        </w:rPr>
-        <w:t>B</w:t>
-      </w:r>
-      <w:r>
-        <w:rPr>
-          <w:sz w:val="28"/>
-          <w:szCs w:val="22"/>
-          <w:lang w:val="en-US"/>
-        </w:rPr>
-        <w:t>2</w:t>
-      </w:r>
-      <w:r>
-        <w:rPr>
-          <w:sz w:val="28"/>
-          <w:szCs w:val="22"/>
-          <w:lang w:val="uk-UA"/>
-        </w:rPr>
-        <w:t xml:space="preserve"> із полем </w:t>
-      </w:r>
-      <w:r>
-        <w:rPr>
-          <w:sz w:val="28"/>
-          <w:szCs w:val="22"/>
-          <w:lang w:val="en-US"/>
-        </w:rPr>
-        <w:t>b</w:t>
-      </w:r>
-      <w:r>
-        <w:rPr>
-          <w:sz w:val="28"/>
-          <w:szCs w:val="22"/>
-          <w:lang w:val="en-US"/>
-        </w:rPr>
-        <w:t xml:space="preserve">2 </w:t>
-      </w:r>
-      <w:r>
-        <w:rPr>
-          <w:sz w:val="28"/>
-          <w:szCs w:val="22"/>
-          <w:lang w:val="uk-UA"/>
-        </w:rPr>
-        <w:t xml:space="preserve">та конструктором </w:t>
-      </w:r>
-      <w:r>
-        <w:rPr>
-          <w:sz w:val="28"/>
-          <w:szCs w:val="22"/>
-          <w:lang w:val="uk-UA"/>
-        </w:rPr>
-        <w:t>B2(long</w:t>
-      </w:r>
-      <w:r>
-        <w:rPr>
-          <w:sz w:val="28"/>
-          <w:szCs w:val="22"/>
-          <w:lang w:val="uk-UA"/>
-        </w:rPr>
-        <w:t xml:space="preserve"> </w:t>
-      </w:r>
-      <w:r>
-        <w:rPr>
-          <w:sz w:val="28"/>
-          <w:szCs w:val="22"/>
-          <w:lang w:val="uk-UA"/>
-        </w:rPr>
-        <w:t>_b2</w:t>
-      </w:r>
-      <w:r>
-        <w:rPr>
-          <w:sz w:val="28"/>
-          <w:szCs w:val="22"/>
-          <w:lang w:val="uk-UA"/>
-        </w:rPr>
-        <w:t xml:space="preserve"> </w:t>
-      </w:r>
-      <w:r>
-        <w:rPr>
-          <w:sz w:val="28"/>
-          <w:szCs w:val="22"/>
-          <w:lang w:val="uk-UA"/>
-        </w:rPr>
-        <w:t>=</w:t>
-      </w:r>
-      <w:r>
-        <w:rPr>
-          <w:sz w:val="28"/>
-          <w:szCs w:val="22"/>
-          <w:lang w:val="uk-UA"/>
-        </w:rPr>
-        <w:t xml:space="preserve"> </w:t>
-      </w:r>
-      <w:r>
-        <w:rPr>
-          <w:sz w:val="28"/>
-          <w:szCs w:val="22"/>
-          <w:lang w:val="uk-UA"/>
-        </w:rPr>
-        <w:t>0)</w:t>
-      </w:r>
-      <w:r>
-        <w:rPr>
-          <w:sz w:val="28"/>
-          <w:szCs w:val="22"/>
-          <w:lang w:val="uk-UA"/>
-        </w:rPr>
-        <w:t xml:space="preserve">, обидва класи реалізують базовий функціонал, а саме віртуальний метод </w:t>
-      </w:r>
-      <w:r>
-        <w:rPr>
-          <w:sz w:val="28"/>
-          <w:szCs w:val="22"/>
-          <w:lang w:val="en-US"/>
-        </w:rPr>
-        <w:t xml:space="preserve">Show() </w:t>
-      </w:r>
-      <w:r>
-        <w:rPr>
-          <w:sz w:val="28"/>
-          <w:szCs w:val="22"/>
-          <w:lang w:val="uk-UA"/>
-        </w:rPr>
-        <w:t xml:space="preserve">для виведення полів об’єкту та </w:t>
-      </w:r>
-      <w:r>
-        <w:rPr>
-          <w:sz w:val="28"/>
-          <w:szCs w:val="22"/>
-          <w:lang w:val="en-US"/>
-        </w:rPr>
-        <w:t>Init() -</w:t>
-      </w:r>
-      <w:r>
-        <w:rPr>
-          <w:sz w:val="28"/>
-          <w:szCs w:val="22"/>
-          <w:lang w:val="uk-UA"/>
-        </w:rPr>
-        <w:t>для ініціалізації полів об’єкта.</w:t>
-      </w:r>
-    </w:p>
-    <w:p>
-      <w:pPr>
+      </w:pPr>
+      <w:r>
+        <w:rPr>
+          <w:sz w:val="28"/>
+          <w:szCs w:val="22"/>
+          <w:lang w:val="uk-UA"/>
+        </w:rPr>
+        <w:t>#pragma once</w:t>
+      </w:r>
+    </w:p>
+    <w:p>
+      <w:pPr>
+        <w:spacing w:line="259" w:lineRule="auto"/>
         <w:ind w:left="284"/>
-        <w:rPr>
-          <w:sz w:val="28"/>
-          <w:szCs w:val="22"/>
-          <w:lang w:val="uk-UA"/>
-        </w:rPr>
-      </w:pPr>
-      <w:r>
-        <w:rPr>
-          <w:sz w:val="28"/>
-          <w:szCs w:val="22"/>
-          <w:lang w:val="uk-UA"/>
-        </w:rPr>
-        <w:tab/>
-        <w:t xml:space="preserve">Від класу </w:t>
-      </w:r>
-      <w:r>
-        <w:rPr>
-          <w:sz w:val="28"/>
-          <w:szCs w:val="22"/>
-          <w:lang w:val="en-US"/>
-        </w:rPr>
-        <w:t>B</w:t>
-      </w:r>
-      <w:r>
-        <w:rPr>
-          <w:sz w:val="28"/>
-          <w:szCs w:val="22"/>
-          <w:lang w:val="uk-UA"/>
-        </w:rPr>
-        <w:t xml:space="preserve">1 </w:t>
-      </w:r>
-      <w:r>
-        <w:rPr>
-          <w:sz w:val="28"/>
-          <w:szCs w:val="22"/>
-          <w:lang w:val="uk-UA"/>
-        </w:rPr>
-        <w:t>йдуть два похідних класи</w:t>
-      </w:r>
-      <w:r>
-        <w:rPr>
-          <w:sz w:val="28"/>
-          <w:szCs w:val="22"/>
-          <w:lang w:val="uk-UA"/>
-        </w:rPr>
-        <w:t xml:space="preserve">: </w:t>
-      </w:r>
-      <w:r>
-        <w:rPr>
-          <w:sz w:val="28"/>
-          <w:szCs w:val="22"/>
-          <w:lang w:val="en-US"/>
-        </w:rPr>
-        <w:t>D</w:t>
-      </w:r>
-      <w:r>
-        <w:rPr>
-          <w:sz w:val="28"/>
-          <w:szCs w:val="22"/>
-          <w:lang w:val="uk-UA"/>
-        </w:rPr>
-        <w:t xml:space="preserve">1 </w:t>
-      </w:r>
-      <w:r>
-        <w:rPr>
-          <w:sz w:val="28"/>
-          <w:szCs w:val="22"/>
-          <w:lang w:val="uk-UA"/>
-        </w:rPr>
-        <w:t xml:space="preserve">із полем </w:t>
-      </w:r>
-      <w:r>
-        <w:rPr>
-          <w:sz w:val="28"/>
-          <w:szCs w:val="22"/>
-          <w:lang w:val="en-US"/>
-        </w:rPr>
-        <w:t>d</w:t>
-      </w:r>
-      <w:r>
-        <w:rPr>
-          <w:sz w:val="28"/>
-          <w:szCs w:val="22"/>
-          <w:lang w:val="uk-UA"/>
-        </w:rPr>
-        <w:t xml:space="preserve">1 </w:t>
-      </w:r>
-      <w:r>
-        <w:rPr>
-          <w:sz w:val="28"/>
-          <w:szCs w:val="22"/>
-          <w:lang w:val="uk-UA"/>
-        </w:rPr>
-        <w:t>та конструктором</w:t>
-      </w:r>
-      <w:r>
-        <w:rPr>
-          <w:sz w:val="28"/>
-          <w:szCs w:val="22"/>
-          <w:lang w:val="uk-UA"/>
-        </w:rPr>
-        <w:t>:</w:t>
-      </w:r>
-      <w:r>
-        <w:rPr>
-          <w:sz w:val="28"/>
-          <w:szCs w:val="22"/>
-          <w:lang w:val="uk-UA"/>
-        </w:rPr>
-        <w:t xml:space="preserve"> </w:t>
-      </w:r>
-      <w:r>
-        <w:rPr>
-          <w:sz w:val="28"/>
-          <w:szCs w:val="22"/>
-          <w:lang w:val="uk-UA"/>
-        </w:rPr>
-        <w:t>D1(int _b1 = 0, double _d1 = 0)</w:t>
-      </w:r>
-      <w:r>
-        <w:rPr>
-          <w:sz w:val="28"/>
-          <w:szCs w:val="22"/>
-          <w:lang w:val="uk-UA"/>
-        </w:rPr>
-        <w:t xml:space="preserve"> </w:t>
-      </w:r>
-      <w:r>
-        <w:rPr>
-          <w:sz w:val="28"/>
-          <w:szCs w:val="22"/>
-          <w:lang w:val="uk-UA"/>
-        </w:rPr>
-        <w:t xml:space="preserve">та </w:t>
-      </w:r>
-      <w:r>
-        <w:rPr>
-          <w:sz w:val="28"/>
-          <w:szCs w:val="22"/>
-          <w:lang w:val="en-US"/>
-        </w:rPr>
-        <w:t>D</w:t>
-      </w:r>
-      <w:r>
-        <w:rPr>
-          <w:sz w:val="28"/>
-          <w:szCs w:val="22"/>
-          <w:lang w:val="uk-UA"/>
-        </w:rPr>
-        <w:t xml:space="preserve">2 </w:t>
-      </w:r>
-      <w:r>
-        <w:rPr>
-          <w:sz w:val="28"/>
-          <w:szCs w:val="22"/>
-          <w:lang w:val="uk-UA"/>
-        </w:rPr>
-        <w:t xml:space="preserve">із полем </w:t>
-      </w:r>
-      <w:r>
-        <w:rPr>
-          <w:sz w:val="28"/>
-          <w:szCs w:val="22"/>
-          <w:lang w:val="en-US"/>
-        </w:rPr>
-        <w:t>d</w:t>
-      </w:r>
-      <w:r>
-        <w:rPr>
-          <w:sz w:val="28"/>
-          <w:szCs w:val="22"/>
-          <w:lang w:val="uk-UA"/>
-        </w:rPr>
-        <w:t xml:space="preserve">2 </w:t>
-      </w:r>
-      <w:r>
-        <w:rPr>
-          <w:sz w:val="28"/>
-          <w:szCs w:val="22"/>
-          <w:lang w:val="uk-UA"/>
-        </w:rPr>
-        <w:t xml:space="preserve">та конструктором </w:t>
-      </w:r>
-      <w:r>
-        <w:rPr>
-          <w:sz w:val="28"/>
-          <w:szCs w:val="22"/>
-          <w:lang w:val="uk-UA"/>
-        </w:rPr>
-        <w:t>D2</w:t>
-      </w:r>
-      <w:r>
-        <w:rPr>
-          <w:sz w:val="28"/>
-          <w:szCs w:val="22"/>
-          <w:lang w:val="uk-UA"/>
-        </w:rPr>
-        <w:t xml:space="preserve"> </w:t>
-      </w:r>
-      <w:r>
-        <w:rPr>
-          <w:sz w:val="28"/>
-          <w:szCs w:val="22"/>
-          <w:lang w:val="uk-UA"/>
-        </w:rPr>
-        <w:t>(int</w:t>
-      </w:r>
-      <w:r>
-        <w:rPr>
-          <w:sz w:val="28"/>
-          <w:szCs w:val="22"/>
-          <w:lang w:val="uk-UA"/>
-        </w:rPr>
-        <w:t xml:space="preserve"> </w:t>
-      </w:r>
-      <w:r>
-        <w:rPr>
-          <w:sz w:val="28"/>
-          <w:szCs w:val="22"/>
-          <w:lang w:val="uk-UA"/>
-        </w:rPr>
-        <w:t>_b1</w:t>
-      </w:r>
-      <w:r>
-        <w:rPr>
-          <w:sz w:val="28"/>
-          <w:szCs w:val="22"/>
-          <w:lang w:val="uk-UA"/>
-        </w:rPr>
-        <w:t xml:space="preserve"> </w:t>
-      </w:r>
-      <w:r>
-        <w:rPr>
-          <w:sz w:val="28"/>
-          <w:szCs w:val="22"/>
-          <w:lang w:val="uk-UA"/>
-        </w:rPr>
-        <w:t>=</w:t>
-      </w:r>
-      <w:r>
-        <w:rPr>
-          <w:sz w:val="28"/>
-          <w:szCs w:val="22"/>
-          <w:lang w:val="uk-UA"/>
-        </w:rPr>
-        <w:t xml:space="preserve"> </w:t>
-      </w:r>
-      <w:r>
-        <w:rPr>
-          <w:sz w:val="28"/>
-          <w:szCs w:val="22"/>
-          <w:lang w:val="uk-UA"/>
-        </w:rPr>
-        <w:t>0,</w:t>
-      </w:r>
-      <w:r>
-        <w:rPr>
-          <w:sz w:val="28"/>
-          <w:szCs w:val="22"/>
-          <w:lang w:val="uk-UA"/>
-        </w:rPr>
-        <w:t xml:space="preserve"> </w:t>
-      </w:r>
-      <w:r>
-        <w:rPr>
-          <w:sz w:val="28"/>
-          <w:szCs w:val="22"/>
-          <w:lang w:val="uk-UA"/>
-        </w:rPr>
-        <w:t>short</w:t>
-      </w:r>
-      <w:r>
-        <w:rPr>
-          <w:sz w:val="28"/>
-          <w:szCs w:val="22"/>
-          <w:lang w:val="uk-UA"/>
-        </w:rPr>
-        <w:t xml:space="preserve"> </w:t>
-      </w:r>
-      <w:r>
-        <w:rPr>
-          <w:sz w:val="28"/>
-          <w:szCs w:val="22"/>
-          <w:lang w:val="uk-UA"/>
-        </w:rPr>
-        <w:t>_d2</w:t>
-      </w:r>
-      <w:r>
-        <w:rPr>
-          <w:sz w:val="28"/>
-          <w:szCs w:val="22"/>
-          <w:lang w:val="uk-UA"/>
-        </w:rPr>
-        <w:t xml:space="preserve"> </w:t>
-      </w:r>
-      <w:r>
-        <w:rPr>
-          <w:sz w:val="28"/>
-          <w:szCs w:val="22"/>
-          <w:lang w:val="uk-UA"/>
-        </w:rPr>
-        <w:t>=</w:t>
-      </w:r>
-      <w:r>
-        <w:rPr>
-          <w:sz w:val="28"/>
-          <w:szCs w:val="22"/>
-          <w:lang w:val="uk-UA"/>
-        </w:rPr>
-        <w:t xml:space="preserve"> 0</w:t>
-      </w:r>
-      <w:r>
-        <w:rPr>
-          <w:sz w:val="28"/>
-          <w:szCs w:val="22"/>
-          <w:lang w:val="uk-UA"/>
-        </w:rPr>
-        <w:t>)</w:t>
-      </w:r>
-      <w:r>
-        <w:rPr>
-          <w:sz w:val="28"/>
-          <w:szCs w:val="22"/>
-          <w:lang w:val="uk-UA"/>
-        </w:rPr>
-        <w:t>, обидва похідні класи вкористовують віртуальне наслідування для вирішення проблеми ромба.</w:t>
-      </w:r>
-    </w:p>
-    <w:p>
-      <w:pPr>
+        <w:jc w:val="both"/>
+        <w:rPr>
+          <w:sz w:val="28"/>
+          <w:szCs w:val="22"/>
+          <w:lang w:val="uk-UA"/>
+        </w:rPr>
+      </w:pPr>
+      <w:r>
+        <w:rPr>
+          <w:sz w:val="28"/>
+          <w:szCs w:val="22"/>
+          <w:lang w:val="uk-UA"/>
+        </w:rPr>
+        <w:t>#include &lt;iostream&gt;</w:t>
+      </w:r>
+    </w:p>
+    <w:p>
+      <w:pPr>
+        <w:spacing w:line="259" w:lineRule="auto"/>
         <w:ind w:left="284"/>
-        <w:rPr>
-          <w:sz w:val="28"/>
-          <w:szCs w:val="22"/>
-          <w:lang w:val="uk-UA"/>
-        </w:rPr>
-      </w:pPr>
-      <w:r>
-        <w:rPr>
-          <w:sz w:val="28"/>
-          <w:szCs w:val="22"/>
-          <w:lang w:val="uk-UA"/>
-        </w:rPr>
-        <w:tab/>
-        <w:t xml:space="preserve">Від класів </w:t>
-      </w:r>
-      <w:r>
-        <w:rPr>
-          <w:sz w:val="28"/>
-          <w:szCs w:val="22"/>
-          <w:lang w:val="en-US"/>
-        </w:rPr>
-        <w:t>D</w:t>
-      </w:r>
-      <w:r>
-        <w:rPr>
-          <w:sz w:val="28"/>
-          <w:szCs w:val="22"/>
-          <w:lang w:val="uk-UA"/>
-        </w:rPr>
-        <w:t xml:space="preserve">2 </w:t>
-      </w:r>
-      <w:r>
-        <w:rPr>
-          <w:sz w:val="28"/>
-          <w:szCs w:val="22"/>
-          <w:lang w:val="uk-UA"/>
-        </w:rPr>
-        <w:t xml:space="preserve">та </w:t>
-      </w:r>
-      <w:r>
-        <w:rPr>
-          <w:sz w:val="28"/>
-          <w:szCs w:val="22"/>
-          <w:lang w:val="en-US"/>
-        </w:rPr>
-        <w:t>B</w:t>
-      </w:r>
-      <w:r>
-        <w:rPr>
-          <w:sz w:val="28"/>
-          <w:szCs w:val="22"/>
-          <w:lang w:val="uk-UA"/>
-        </w:rPr>
-        <w:t xml:space="preserve">2 </w:t>
-      </w:r>
-      <w:r>
-        <w:rPr>
-          <w:sz w:val="28"/>
-          <w:szCs w:val="22"/>
-          <w:lang w:val="uk-UA"/>
-        </w:rPr>
-        <w:t xml:space="preserve">побудовано клас нащадок </w:t>
-      </w:r>
-      <w:r>
-        <w:rPr>
-          <w:sz w:val="28"/>
-          <w:szCs w:val="22"/>
-          <w:lang w:val="en-US"/>
-        </w:rPr>
-        <w:t>D</w:t>
-      </w:r>
-      <w:r>
-        <w:rPr>
-          <w:sz w:val="28"/>
-          <w:szCs w:val="22"/>
-          <w:lang w:val="uk-UA"/>
-        </w:rPr>
-        <w:t xml:space="preserve">3 </w:t>
-      </w:r>
-      <w:r>
-        <w:rPr>
-          <w:sz w:val="28"/>
-          <w:szCs w:val="22"/>
-          <w:lang w:val="uk-UA"/>
-        </w:rPr>
-        <w:t xml:space="preserve">із полем </w:t>
-      </w:r>
-      <w:r>
-        <w:rPr>
-          <w:sz w:val="28"/>
-          <w:szCs w:val="22"/>
-          <w:lang w:val="en-US"/>
-        </w:rPr>
-        <w:t>d</w:t>
-      </w:r>
-      <w:r>
-        <w:rPr>
-          <w:sz w:val="28"/>
-          <w:szCs w:val="22"/>
-          <w:lang w:val="uk-UA"/>
-        </w:rPr>
-        <w:t xml:space="preserve">3 </w:t>
-      </w:r>
-      <w:r>
-        <w:rPr>
-          <w:sz w:val="28"/>
-          <w:szCs w:val="22"/>
-          <w:lang w:val="uk-UA"/>
-        </w:rPr>
-        <w:t>конструктором</w:t>
-      </w:r>
-      <w:r>
-        <w:rPr>
-          <w:sz w:val="28"/>
-          <w:szCs w:val="22"/>
-          <w:lang w:val="uk-UA"/>
-        </w:rPr>
-        <w:t xml:space="preserve">: </w:t>
-      </w:r>
-      <w:r>
-        <w:rPr>
-          <w:sz w:val="28"/>
-          <w:szCs w:val="22"/>
-          <w:lang w:val="uk-UA"/>
-        </w:rPr>
-        <w:t>D3(int _b1 = 0, short _d2 =0, long _b2 =0, float _d3 = 0)</w:t>
-      </w:r>
-      <w:r>
-        <w:rPr>
-          <w:sz w:val="28"/>
-          <w:szCs w:val="22"/>
-          <w:lang w:val="uk-UA"/>
-        </w:rPr>
-        <w:t xml:space="preserve"> та перевизначенням вірульних методів</w:t>
+        <w:jc w:val="both"/>
+        <w:rPr>
+          <w:sz w:val="28"/>
+          <w:szCs w:val="22"/>
+          <w:lang w:val="uk-UA"/>
+        </w:rPr>
+      </w:pPr>
+      <w:r>
+        <w:rPr>
+          <w:sz w:val="28"/>
+          <w:szCs w:val="22"/>
+          <w:lang w:val="uk-UA"/>
+        </w:rPr>
+        <w:t>#include &lt;iomanip&gt;</w:t>
+      </w:r>
+    </w:p>
+    <w:p>
+      <w:pPr>
+        <w:spacing w:line="259" w:lineRule="auto"/>
+        <w:ind w:left="284"/>
+        <w:jc w:val="both"/>
+        <w:rPr>
+          <w:sz w:val="28"/>
+          <w:szCs w:val="22"/>
+          <w:lang w:val="uk-UA"/>
+        </w:rPr>
+      </w:pPr>
+      <w:r>
+        <w:rPr>
+          <w:sz w:val="28"/>
+          <w:szCs w:val="22"/>
+          <w:lang w:val="uk-UA"/>
+        </w:rPr>
+        <w:t>#include &lt;string&gt;</w:t>
+      </w:r>
+    </w:p>
+    <w:p>
+      <w:pPr>
+        <w:spacing w:line="259" w:lineRule="auto"/>
+        <w:ind w:left="284"/>
+        <w:jc w:val="both"/>
+        <w:rPr>
+          <w:sz w:val="28"/>
+          <w:szCs w:val="22"/>
+          <w:lang w:val="uk-UA"/>
+        </w:rPr>
+      </w:pPr>
+      <w:r>
+        <w:rPr>
+          <w:sz w:val="28"/>
+          <w:szCs w:val="22"/>
+          <w:lang w:val="uk-UA"/>
+        </w:rPr>
+        <w:t xml:space="preserve"> using namespace std;</w:t>
+      </w:r>
+    </w:p>
+    <w:p>
+      <w:pPr>
+        <w:spacing w:line="259" w:lineRule="auto"/>
+        <w:ind w:left="284"/>
+        <w:jc w:val="both"/>
+        <w:rPr>
+          <w:sz w:val="28"/>
+          <w:szCs w:val="22"/>
+          <w:lang w:val="uk-UA"/>
+        </w:rPr>
+      </w:pPr>
+      <w:r>
+        <w:rPr>
+          <w:sz w:val="28"/>
+          <w:szCs w:val="22"/>
+          <w:lang w:val="uk-UA"/>
+        </w:rPr>
+        <w:t xml:space="preserve"> class B1 {</w:t>
       </w:r>
     </w:p>
     <w:p>
@@ -1113,22 +470,9 @@
           <w:szCs w:val="22"/>
           <w:lang w:val="uk-UA"/>
         </w:rPr>
-      </w:pPr>
-    </w:p>
-    <w:p>
-      <w:pPr>
-        <w:spacing w:before="0" w:after="0"/>
-        <w:ind w:left="284"/>
-        <w:jc w:val="both"/>
-        <w:rPr>
-          <w:sz w:val="28"/>
-          <w:szCs w:val="22"/>
-          <w:lang w:val="uk-UA"/>
-        </w:rPr>
         <w:sectPr>
           <w:headerReference w:type="default" r:id="rId9"/>
-          <w:footerReference w:type="default" r:id="rId10"/>
-          <w:headerReference w:type="first" r:id="rId11"/>
+          <w:headerReference w:type="first" r:id="rId10"/>
           <w:pgSz w:w="11906" w:h="16838"/>
           <w:pgMar w:top="1134" w:right="851" w:bottom="1134" w:left="1418" w:header="0" w:footer="709" w:gutter="0"/>
           <w:cols w:space="708"/>
@@ -1155,144 +499,7 @@
           <w:lang w:val="uk-UA"/>
         </w:rPr>
         <w:lastRenderedPageBreak/>
-        <w:tab/>
-        <w:t xml:space="preserve">Від класів </w:t>
-      </w:r>
-      <w:r>
-        <w:rPr>
-          <w:sz w:val="28"/>
-          <w:szCs w:val="22"/>
-          <w:lang w:val="en-US"/>
-        </w:rPr>
-        <w:t>D</w:t>
-      </w:r>
-      <w:r>
-        <w:rPr>
-          <w:sz w:val="28"/>
-          <w:szCs w:val="22"/>
-          <w:lang w:val="uk-UA"/>
-        </w:rPr>
-        <w:t xml:space="preserve">1 </w:t>
-      </w:r>
-      <w:r>
-        <w:rPr>
-          <w:sz w:val="28"/>
-          <w:szCs w:val="22"/>
-          <w:lang w:val="uk-UA"/>
-        </w:rPr>
-        <w:t xml:space="preserve">та </w:t>
-      </w:r>
-      <w:r>
-        <w:rPr>
-          <w:sz w:val="28"/>
-          <w:szCs w:val="22"/>
-          <w:lang w:val="en-US"/>
-        </w:rPr>
-        <w:t>D</w:t>
-      </w:r>
-      <w:r>
-        <w:rPr>
-          <w:sz w:val="28"/>
-          <w:szCs w:val="22"/>
-          <w:lang w:val="uk-UA"/>
-        </w:rPr>
-        <w:t xml:space="preserve">3 </w:t>
-      </w:r>
-      <w:r>
-        <w:rPr>
-          <w:sz w:val="28"/>
-          <w:szCs w:val="22"/>
-          <w:lang w:val="uk-UA"/>
-        </w:rPr>
-        <w:t xml:space="preserve">побудовано похідний клас </w:t>
-      </w:r>
-      <w:r>
-        <w:rPr>
-          <w:sz w:val="28"/>
-          <w:szCs w:val="22"/>
-          <w:lang w:val="en-US"/>
-        </w:rPr>
-        <w:t>D</w:t>
-      </w:r>
-      <w:r>
-        <w:rPr>
-          <w:sz w:val="28"/>
-          <w:szCs w:val="22"/>
-          <w:lang w:val="uk-UA"/>
-        </w:rPr>
-        <w:t xml:space="preserve">4 </w:t>
-      </w:r>
-      <w:r>
-        <w:rPr>
-          <w:sz w:val="28"/>
-          <w:szCs w:val="22"/>
-          <w:lang w:val="uk-UA"/>
-        </w:rPr>
-        <w:t>із полем</w:t>
-      </w:r>
-      <w:r>
-        <w:rPr>
-          <w:sz w:val="28"/>
-          <w:szCs w:val="22"/>
-          <w:lang w:val="uk-UA"/>
-        </w:rPr>
-        <w:t xml:space="preserve"> </w:t>
-      </w:r>
-      <w:r>
-        <w:rPr>
-          <w:sz w:val="28"/>
-          <w:szCs w:val="22"/>
-          <w:lang w:val="en-US"/>
-        </w:rPr>
-        <w:t>d</w:t>
-      </w:r>
-      <w:r>
-        <w:rPr>
-          <w:sz w:val="28"/>
-          <w:szCs w:val="22"/>
-          <w:lang w:val="uk-UA"/>
-        </w:rPr>
-        <w:t xml:space="preserve">4 </w:t>
-      </w:r>
-      <w:r>
-        <w:rPr>
-          <w:sz w:val="28"/>
-          <w:szCs w:val="22"/>
-          <w:lang w:val="uk-UA"/>
-        </w:rPr>
-        <w:t>та конструкором</w:t>
-      </w:r>
-      <w:r>
-        <w:rPr>
-          <w:sz w:val="28"/>
-          <w:szCs w:val="22"/>
-          <w:lang w:val="uk-UA"/>
-        </w:rPr>
-        <w:t xml:space="preserve">: </w:t>
-      </w:r>
-      <w:r>
-        <w:rPr>
-          <w:sz w:val="28"/>
-          <w:szCs w:val="22"/>
-          <w:lang w:val="uk-UA"/>
-        </w:rPr>
-        <w:t>D4(int _b1 = 0, double _d1 = 0, short _d2 = 0, long _b2 = 0, float _d3 = 0, char _d4 = '\0')</w:t>
-      </w:r>
-      <w:r>
-        <w:rPr>
-          <w:sz w:val="28"/>
-          <w:szCs w:val="22"/>
-          <w:lang w:val="uk-UA"/>
-        </w:rPr>
-        <w:t xml:space="preserve">, </w:t>
-      </w:r>
-      <w:r>
-        <w:rPr>
-          <w:sz w:val="28"/>
-          <w:szCs w:val="22"/>
-          <w:lang w:val="uk-UA"/>
-        </w:rPr>
-        <w:t>цей клас також перевизначає віртуальні методи попередніх класів.</w:t>
+        <w:t>protected:</w:t>
       </w:r>
     </w:p>
     <w:p>
@@ -1303,7 +510,7 @@
         <w:rPr>
           <w:sz w:val="28"/>
           <w:szCs w:val="22"/>
-          <w:lang w:val="en-US"/>
+          <w:lang w:val="uk-UA"/>
         </w:rPr>
       </w:pPr>
       <w:r>
@@ -1313,15 +520,7 @@
           <w:lang w:val="uk-UA"/>
         </w:rPr>
         <w:tab/>
-        <w:t>Об’єктна модель</w:t>
-      </w:r>
-      <w:r>
-        <w:rPr>
-          <w:sz w:val="28"/>
-          <w:szCs w:val="22"/>
-          <w:lang w:val="en-US"/>
-        </w:rPr>
-        <w:t>:</w:t>
+        <w:t>int b1;</w:t>
       </w:r>
     </w:p>
     <w:p>
@@ -1332,63 +531,16 @@
         <w:rPr>
           <w:sz w:val="28"/>
           <w:szCs w:val="22"/>
-          <w:lang w:val="uk-UA"/>
-        </w:rPr>
-      </w:pPr>
-      <w:r>
-        <w:rPr>
-          <w:sz w:val="28"/>
-          <w:szCs w:val="22"/>
-          <w:lang w:val="uk-UA"/>
-        </w:rPr>
-        <w:drawing>
-          <wp:inline distT="0" distB="0" distL="0" distR="0" wp14:anchorId="2AD26B5A" wp14:editId="7EC359E0">
-            <wp:extent cx="6020789" cy="5290996"/>
-            <wp:effectExtent l="0" t="0" r="0" b="0"/>
-            <wp:docPr id="1485777839" name="Рисунок 110"/>
-            <wp:cNvGraphicFramePr>
-              <a:graphicFrameLocks xmlns:a="http://schemas.openxmlformats.org/drawingml/2006/main" noChangeAspect="1"/>
-            </wp:cNvGraphicFramePr>
-            <a:graphic xmlns:a="http://schemas.openxmlformats.org/drawingml/2006/main">
-              <a:graphicData uri="http://schemas.openxmlformats.org/drawingml/2006/picture">
-                <pic:pic xmlns:pic="http://schemas.openxmlformats.org/drawingml/2006/picture">
-                  <pic:nvPicPr>
-                    <pic:cNvPr id="0" name="Picture 6"/>
-                    <pic:cNvPicPr>
-                      <a:picLocks noChangeAspect="1" noChangeArrowheads="1"/>
-                    </pic:cNvPicPr>
-                  </pic:nvPicPr>
-                  <pic:blipFill>
-                    <a:blip r:embed="rId12" cstate="print">
-                      <a:extLst>
-                        <a:ext uri="{28A0092B-C50C-407E-A947-70E740481C1C}">
-                          <a14:useLocalDpi xmlns:a14="http://schemas.microsoft.com/office/drawing/2010/main" val="0"/>
-                        </a:ext>
-                      </a:extLst>
-                    </a:blip>
-                    <a:srcRect/>
-                    <a:stretch>
-                      <a:fillRect/>
-                    </a:stretch>
-                  </pic:blipFill>
-                  <pic:spPr bwMode="auto">
-                    <a:xfrm>
-                      <a:off x="0" y="0"/>
-                      <a:ext cx="6056935" cy="5322761"/>
-                    </a:xfrm>
-                    <a:prstGeom prst="rect">
-                      <a:avLst/>
-                    </a:prstGeom>
-                    <a:noFill/>
-                    <a:ln>
-                      <a:noFill/>
-                    </a:ln>
-                  </pic:spPr>
-                </pic:pic>
-              </a:graphicData>
-            </a:graphic>
-          </wp:inline>
-        </w:drawing>
+          <w:lang w:val="en-US"/>
+        </w:rPr>
+      </w:pPr>
+      <w:r>
+        <w:rPr>
+          <w:sz w:val="28"/>
+          <w:szCs w:val="22"/>
+          <w:lang w:val="uk-UA"/>
+        </w:rPr>
+        <w:t>public :</w:t>
       </w:r>
     </w:p>
     <w:p>
@@ -1399,24 +551,17 @@
         <w:rPr>
           <w:sz w:val="28"/>
           <w:szCs w:val="22"/>
-          <w:lang w:val="en-US"/>
-        </w:rPr>
-      </w:pPr>
-      <w:r>
-        <w:rPr>
-          <w:sz w:val="28"/>
-          <w:szCs w:val="22"/>
-          <w:lang w:val="uk-UA"/>
-        </w:rPr>
-        <w:t>Лістинг</w:t>
-      </w:r>
-      <w:r>
-        <w:rPr>
-          <w:sz w:val="28"/>
-          <w:szCs w:val="22"/>
-          <w:lang w:val="en-US"/>
-        </w:rPr>
-        <w:t>:</w:t>
+          <w:lang w:val="uk-UA"/>
+        </w:rPr>
+      </w:pPr>
+      <w:r>
+        <w:rPr>
+          <w:sz w:val="28"/>
+          <w:szCs w:val="22"/>
+          <w:lang w:val="uk-UA"/>
+        </w:rPr>
+        <w:tab/>
+        <w:t>B1(int _b1 = 0) : b1(_b1) { cout &lt;&lt; "Викликано консруктор класу B1" &lt;&lt; endl; }</w:t>
       </w:r>
     </w:p>
     <w:p>
@@ -1427,16 +572,17 @@
         <w:rPr>
           <w:sz w:val="28"/>
           <w:szCs w:val="22"/>
-          <w:lang w:val="en-US"/>
-        </w:rPr>
-      </w:pPr>
-      <w:r>
-        <w:rPr>
-          <w:sz w:val="28"/>
-          <w:szCs w:val="22"/>
-          <w:lang w:val="en-US"/>
-        </w:rPr>
-        <w:t>B1.h:</w:t>
+          <w:lang w:val="uk-UA"/>
+        </w:rPr>
+      </w:pPr>
+      <w:r>
+        <w:rPr>
+          <w:sz w:val="28"/>
+          <w:szCs w:val="22"/>
+          <w:lang w:val="uk-UA"/>
+        </w:rPr>
+        <w:tab/>
+        <w:t>virtual void Show() {</w:t>
       </w:r>
     </w:p>
     <w:p>
@@ -1456,7 +602,16 @@
           <w:szCs w:val="22"/>
           <w:lang w:val="uk-UA"/>
         </w:rPr>
-        <w:t>#pragma once</w:t>
+        <w:tab/>
+      </w:r>
+      <w:r>
+        <w:rPr>
+          <w:sz w:val="28"/>
+          <w:szCs w:val="22"/>
+          <w:lang w:val="uk-UA"/>
+        </w:rPr>
+        <w:tab/>
+        <w:t>cout &lt;&lt; setw(18) &lt;&lt; b1 &lt;&lt; " |";</w:t>
       </w:r>
     </w:p>
     <w:p>
@@ -1476,7 +631,8 @@
           <w:szCs w:val="22"/>
           <w:lang w:val="uk-UA"/>
         </w:rPr>
-        <w:t xml:space="preserve"> </w:t>
+        <w:tab/>
+        <w:t>}</w:t>
       </w:r>
     </w:p>
     <w:p>
@@ -1496,7 +652,8 @@
           <w:szCs w:val="22"/>
           <w:lang w:val="uk-UA"/>
         </w:rPr>
-        <w:t>#include &lt;iostream&gt;</w:t>
+        <w:tab/>
+        <w:t>virtual void Init() {</w:t>
       </w:r>
     </w:p>
     <w:p>
@@ -1516,7 +673,16 @@
           <w:szCs w:val="22"/>
           <w:lang w:val="uk-UA"/>
         </w:rPr>
-        <w:t>#include &lt;iomanip&gt;</w:t>
+        <w:tab/>
+      </w:r>
+      <w:r>
+        <w:rPr>
+          <w:sz w:val="28"/>
+          <w:szCs w:val="22"/>
+          <w:lang w:val="uk-UA"/>
+        </w:rPr>
+        <w:tab/>
+        <w:t>cout &lt;&lt; "Введіть числове значення для b1: "; cin &gt;&gt; b1;</w:t>
       </w:r>
     </w:p>
     <w:p>
@@ -1536,7 +702,8 @@
           <w:szCs w:val="22"/>
           <w:lang w:val="uk-UA"/>
         </w:rPr>
-        <w:t>#include &lt;string&gt;</w:t>
+        <w:tab/>
+        <w:t>}</w:t>
       </w:r>
     </w:p>
     <w:p>
@@ -1556,7 +723,8 @@
           <w:szCs w:val="22"/>
           <w:lang w:val="uk-UA"/>
         </w:rPr>
-        <w:t xml:space="preserve"> using namespace std;</w:t>
+        <w:tab/>
+        <w:t>static void Shapka() {</w:t>
       </w:r>
     </w:p>
     <w:p>
@@ -1576,7 +744,8 @@
           <w:szCs w:val="22"/>
           <w:lang w:val="uk-UA"/>
         </w:rPr>
-        <w:t xml:space="preserve"> class B1 {</w:t>
+        <w:tab/>
+        <w:t>cout &lt;&lt; setw(20) &lt;&lt; "b1 |" &lt;&lt; setw(20) &lt;&lt; "d1 |" &lt;&lt; setw(20) &lt;&lt; "d2 |" &lt;&lt; setw(20) &lt;&lt; "b2 |" &lt;&lt; setw(20) &lt;&lt; "d3 |" &lt;&lt; setw(20) &lt;&lt; "d4" &lt;&lt; endl;</w:t>
       </w:r>
     </w:p>
     <w:p>
@@ -1596,7 +765,8 @@
           <w:szCs w:val="22"/>
           <w:lang w:val="uk-UA"/>
         </w:rPr>
-        <w:t>protected:</w:t>
+        <w:tab/>
+        <w:t>}</w:t>
       </w:r>
     </w:p>
     <w:p>
@@ -1616,9 +786,8 @@
           <w:szCs w:val="22"/>
           <w:lang w:val="uk-UA"/>
         </w:rPr>
-        <w:lastRenderedPageBreak/>
         <w:tab/>
-        <w:t>int b1;</w:t>
+        <w:t>~B1() { cout &lt;&lt; "Викликано деструктор класу B1" &lt;&lt; endl; }</w:t>
       </w:r>
     </w:p>
     <w:p>
@@ -1638,7 +807,7 @@
           <w:szCs w:val="22"/>
           <w:lang w:val="uk-UA"/>
         </w:rPr>
-        <w:t>public :</w:t>
+        <w:t>};</w:t>
       </w:r>
     </w:p>
     <w:p>
@@ -1649,17 +818,16 @@
         <w:rPr>
           <w:sz w:val="28"/>
           <w:szCs w:val="22"/>
-          <w:lang w:val="uk-UA"/>
-        </w:rPr>
-      </w:pPr>
-      <w:r>
-        <w:rPr>
-          <w:sz w:val="28"/>
-          <w:szCs w:val="22"/>
-          <w:lang w:val="uk-UA"/>
-        </w:rPr>
-        <w:tab/>
-        <w:t>B1(int _b1 = 0) : b1(_b1) { cout &lt;&lt; "Викликано консруктор класу B1" &lt;&lt; endl; }</w:t>
+          <w:lang w:val="en-US"/>
+        </w:rPr>
+      </w:pPr>
+      <w:r>
+        <w:rPr>
+          <w:sz w:val="28"/>
+          <w:szCs w:val="22"/>
+          <w:lang w:val="en-US"/>
+        </w:rPr>
+        <w:t>B2.h:</w:t>
       </w:r>
     </w:p>
     <w:p>
@@ -1679,8 +847,7 @@
           <w:szCs w:val="22"/>
           <w:lang w:val="uk-UA"/>
         </w:rPr>
-        <w:tab/>
-        <w:t>virtual void Show() {</w:t>
+        <w:t>#pragma once</w:t>
       </w:r>
     </w:p>
     <w:p>
@@ -1700,16 +867,7 @@
           <w:szCs w:val="22"/>
           <w:lang w:val="uk-UA"/>
         </w:rPr>
-        <w:tab/>
-      </w:r>
-      <w:r>
-        <w:rPr>
-          <w:sz w:val="28"/>
-          <w:szCs w:val="22"/>
-          <w:lang w:val="uk-UA"/>
-        </w:rPr>
-        <w:tab/>
-        <w:t>cout &lt;&lt; setw(18) &lt;&lt; b1 &lt;&lt; " |";</w:t>
+        <w:t xml:space="preserve"> #include &lt;iostream&gt;</w:t>
       </w:r>
     </w:p>
     <w:p>
@@ -1729,8 +887,7 @@
           <w:szCs w:val="22"/>
           <w:lang w:val="uk-UA"/>
         </w:rPr>
-        <w:tab/>
-        <w:t>}</w:t>
+        <w:t>#include &lt;iomanip&gt;</w:t>
       </w:r>
     </w:p>
     <w:p>
@@ -1750,8 +907,7 @@
           <w:szCs w:val="22"/>
           <w:lang w:val="uk-UA"/>
         </w:rPr>
-        <w:tab/>
-        <w:t>virtual void Init() {</w:t>
+        <w:t xml:space="preserve"> using namespace std;</w:t>
       </w:r>
     </w:p>
     <w:p>
@@ -1771,16 +927,7 @@
           <w:szCs w:val="22"/>
           <w:lang w:val="uk-UA"/>
         </w:rPr>
-        <w:tab/>
-      </w:r>
-      <w:r>
-        <w:rPr>
-          <w:sz w:val="28"/>
-          <w:szCs w:val="22"/>
-          <w:lang w:val="uk-UA"/>
-        </w:rPr>
-        <w:tab/>
-        <w:t>cout &lt;&lt; "Введіть числове значення для b1: "; cin &gt;&gt; b1;</w:t>
+        <w:t xml:space="preserve"> class B2 {</w:t>
       </w:r>
     </w:p>
     <w:p>
@@ -1800,8 +947,7 @@
           <w:szCs w:val="22"/>
           <w:lang w:val="uk-UA"/>
         </w:rPr>
-        <w:tab/>
-        <w:t>}</w:t>
+        <w:t>protected:</w:t>
       </w:r>
     </w:p>
     <w:p>
@@ -1822,7 +968,7 @@
           <w:lang w:val="uk-UA"/>
         </w:rPr>
         <w:tab/>
-        <w:t>static void Shapka() {</w:t>
+        <w:t>long b2;</w:t>
       </w:r>
     </w:p>
     <w:p>
@@ -1842,8 +988,7 @@
           <w:szCs w:val="22"/>
           <w:lang w:val="uk-UA"/>
         </w:rPr>
-        <w:tab/>
-        <w:t>cout &lt;&lt; setw(20) &lt;&lt; "b1 |" &lt;&lt; setw(20) &lt;&lt; "d1 |" &lt;&lt; setw(20) &lt;&lt; "d2 |" &lt;&lt; setw(20) &lt;&lt; "b2 |" &lt;&lt; setw(20) &lt;&lt; "d3 |" &lt;&lt; setw(20) &lt;&lt; "d4" &lt;&lt; endl;</w:t>
+        <w:t>public:</w:t>
       </w:r>
     </w:p>
     <w:p>
@@ -1864,7 +1009,7 @@
           <w:lang w:val="uk-UA"/>
         </w:rPr>
         <w:tab/>
-        <w:t>}</w:t>
+        <w:t>B2(long _b2 = 0) : b2(_b2) { cout &lt;&lt; "Викликано конструктор базового класу B2" &lt;&lt; endl; }</w:t>
       </w:r>
     </w:p>
     <w:p>
@@ -1885,7 +1030,7 @@
           <w:lang w:val="uk-UA"/>
         </w:rPr>
         <w:tab/>
-        <w:t>~B1() { cout &lt;&lt; "Викликано деструктор класу B1" &lt;&lt; endl; }</w:t>
+        <w:t>virtual void Show() {</w:t>
       </w:r>
     </w:p>
     <w:p>
@@ -1905,7 +1050,16 @@
           <w:szCs w:val="22"/>
           <w:lang w:val="uk-UA"/>
         </w:rPr>
-        <w:t>};</w:t>
+        <w:tab/>
+      </w:r>
+      <w:r>
+        <w:rPr>
+          <w:sz w:val="28"/>
+          <w:szCs w:val="22"/>
+          <w:lang w:val="uk-UA"/>
+        </w:rPr>
+        <w:tab/>
+        <w:t>cout &lt;&lt; setw(18) &lt;&lt; b2 &lt;&lt; " |";</w:t>
       </w:r>
     </w:p>
     <w:p>
@@ -1916,16 +1070,17 @@
         <w:rPr>
           <w:sz w:val="28"/>
           <w:szCs w:val="22"/>
-          <w:lang w:val="en-US"/>
-        </w:rPr>
-      </w:pPr>
-      <w:r>
-        <w:rPr>
-          <w:sz w:val="28"/>
-          <w:szCs w:val="22"/>
-          <w:lang w:val="en-US"/>
-        </w:rPr>
-        <w:t>B2.h:</w:t>
+          <w:lang w:val="uk-UA"/>
+        </w:rPr>
+      </w:pPr>
+      <w:r>
+        <w:rPr>
+          <w:sz w:val="28"/>
+          <w:szCs w:val="22"/>
+          <w:lang w:val="uk-UA"/>
+        </w:rPr>
+        <w:tab/>
+        <w:t>}</w:t>
       </w:r>
     </w:p>
     <w:p>
@@ -1945,7 +1100,8 @@
           <w:szCs w:val="22"/>
           <w:lang w:val="uk-UA"/>
         </w:rPr>
-        <w:t>#pragma once</w:t>
+        <w:tab/>
+        <w:t>virtual void Init() {</w:t>
       </w:r>
     </w:p>
     <w:p>
@@ -1965,7 +1121,16 @@
           <w:szCs w:val="22"/>
           <w:lang w:val="uk-UA"/>
         </w:rPr>
-        <w:t xml:space="preserve"> #include &lt;iostream&gt;</w:t>
+        <w:tab/>
+      </w:r>
+      <w:r>
+        <w:rPr>
+          <w:sz w:val="28"/>
+          <w:szCs w:val="22"/>
+          <w:lang w:val="uk-UA"/>
+        </w:rPr>
+        <w:tab/>
+        <w:t>cout &lt;&lt; "Введіть довге число b2 "; cin &gt;&gt; b2;</w:t>
       </w:r>
     </w:p>
     <w:p>
@@ -1985,7 +1150,8 @@
           <w:szCs w:val="22"/>
           <w:lang w:val="uk-UA"/>
         </w:rPr>
-        <w:t>#include &lt;iomanip&gt;</w:t>
+        <w:tab/>
+        <w:t>}</w:t>
       </w:r>
     </w:p>
     <w:p>
@@ -2005,7 +1171,9 @@
           <w:szCs w:val="22"/>
           <w:lang w:val="uk-UA"/>
         </w:rPr>
-        <w:t xml:space="preserve"> using namespace std;</w:t>
+        <w:lastRenderedPageBreak/>
+        <w:tab/>
+        <w:t>~B2() { cout &lt;&lt; "Викликано деструктор базового класу B2" &lt;&lt; endl; }</w:t>
       </w:r>
     </w:p>
     <w:p>
@@ -2025,7 +1193,7 @@
           <w:szCs w:val="22"/>
           <w:lang w:val="uk-UA"/>
         </w:rPr>
-        <w:t xml:space="preserve"> class B2 {</w:t>
+        <w:t>};</w:t>
       </w:r>
     </w:p>
     <w:p>
@@ -2036,16 +1204,16 @@
         <w:rPr>
           <w:sz w:val="28"/>
           <w:szCs w:val="22"/>
-          <w:lang w:val="uk-UA"/>
-        </w:rPr>
-      </w:pPr>
-      <w:r>
-        <w:rPr>
-          <w:sz w:val="28"/>
-          <w:szCs w:val="22"/>
-          <w:lang w:val="uk-UA"/>
-        </w:rPr>
-        <w:t>protected:</w:t>
+          <w:lang w:val="en-US"/>
+        </w:rPr>
+      </w:pPr>
+      <w:r>
+        <w:rPr>
+          <w:sz w:val="28"/>
+          <w:szCs w:val="22"/>
+          <w:lang w:val="en-US"/>
+        </w:rPr>
+        <w:t>D1.h:</w:t>
       </w:r>
     </w:p>
     <w:p>
@@ -2065,8 +1233,7 @@
           <w:szCs w:val="22"/>
           <w:lang w:val="uk-UA"/>
         </w:rPr>
-        <w:tab/>
-        <w:t>long b2;</w:t>
+        <w:t>#pragma once</w:t>
       </w:r>
     </w:p>
     <w:p>
@@ -2086,7 +1253,7 @@
           <w:szCs w:val="22"/>
           <w:lang w:val="uk-UA"/>
         </w:rPr>
-        <w:t>public:</w:t>
+        <w:t xml:space="preserve"> #include "B1.h"</w:t>
       </w:r>
     </w:p>
     <w:p>
@@ -2106,8 +1273,7 @@
           <w:szCs w:val="22"/>
           <w:lang w:val="uk-UA"/>
         </w:rPr>
-        <w:tab/>
-        <w:t>B2(long _b2 = 0) : b2(_b2) { cout &lt;&lt; "Викликано конструктор базового класу B2" &lt;&lt; endl; }</w:t>
+        <w:t xml:space="preserve"> class D1: virtual protected B1 {</w:t>
       </w:r>
     </w:p>
     <w:p>
@@ -2127,8 +1293,7 @@
           <w:szCs w:val="22"/>
           <w:lang w:val="uk-UA"/>
         </w:rPr>
-        <w:tab/>
-        <w:t>virtual void Show() {</w:t>
+        <w:t xml:space="preserve"> protected:</w:t>
       </w:r>
     </w:p>
     <w:p>
@@ -2149,15 +1314,7 @@
           <w:lang w:val="uk-UA"/>
         </w:rPr>
         <w:tab/>
-      </w:r>
-      <w:r>
-        <w:rPr>
-          <w:sz w:val="28"/>
-          <w:szCs w:val="22"/>
-          <w:lang w:val="uk-UA"/>
-        </w:rPr>
-        <w:tab/>
-        <w:t>cout &lt;&lt; setw(18) &lt;&lt; b2 &lt;&lt; " |";</w:t>
+        <w:t>double d1;</w:t>
       </w:r>
     </w:p>
     <w:p>
@@ -2177,8 +1334,7 @@
           <w:szCs w:val="22"/>
           <w:lang w:val="uk-UA"/>
         </w:rPr>
-        <w:tab/>
-        <w:t>}</w:t>
+        <w:t>public:</w:t>
       </w:r>
     </w:p>
     <w:p>
@@ -2199,7 +1355,7 @@
           <w:lang w:val="uk-UA"/>
         </w:rPr>
         <w:tab/>
-        <w:t>virtual void Init() {</w:t>
+        <w:t>D1(int _b1 = 0, double _d1 = 0) : B1(_b1), d1(_d1) { cout &lt;&lt; "Викликано конструктор похідного класу D1" &lt;&lt; endl; }</w:t>
       </w:r>
     </w:p>
     <w:p>
@@ -2219,16 +1375,16 @@
           <w:szCs w:val="22"/>
           <w:lang w:val="uk-UA"/>
         </w:rPr>
+        <w:t xml:space="preserve"> </w:t>
+      </w:r>
+      <w:r>
+        <w:rPr>
+          <w:sz w:val="28"/>
+          <w:szCs w:val="22"/>
+          <w:lang w:val="uk-UA"/>
+        </w:rPr>
         <w:tab/>
-      </w:r>
-      <w:r>
-        <w:rPr>
-          <w:sz w:val="28"/>
-          <w:szCs w:val="22"/>
-          <w:lang w:val="uk-UA"/>
-        </w:rPr>
-        <w:tab/>
-        <w:t>cout &lt;&lt; "Введіть довге число b2 "; cin &gt;&gt; b2;</w:t>
+        <w:t>void Show() override {</w:t>
       </w:r>
     </w:p>
     <w:p>
@@ -2249,7 +1405,15 @@
           <w:lang w:val="uk-UA"/>
         </w:rPr>
         <w:tab/>
-        <w:t>}</w:t>
+      </w:r>
+      <w:r>
+        <w:rPr>
+          <w:sz w:val="28"/>
+          <w:szCs w:val="22"/>
+          <w:lang w:val="uk-UA"/>
+        </w:rPr>
+        <w:tab/>
+        <w:t>cout &lt;&lt; setw(18) &lt;&lt; d1 &lt;&lt; " |";</w:t>
       </w:r>
     </w:p>
     <w:p>
@@ -2270,7 +1434,7 @@
           <w:lang w:val="uk-UA"/>
         </w:rPr>
         <w:tab/>
-        <w:t>~B2() { cout &lt;&lt; "Викликано деструктор базового класу B2" &lt;&lt; endl; }</w:t>
+        <w:t>}</w:t>
       </w:r>
     </w:p>
     <w:p>
@@ -2290,8 +1454,16 @@
           <w:szCs w:val="22"/>
           <w:lang w:val="uk-UA"/>
         </w:rPr>
-        <w:lastRenderedPageBreak/>
-        <w:t>};</w:t>
+        <w:t xml:space="preserve"> </w:t>
+      </w:r>
+      <w:r>
+        <w:rPr>
+          <w:sz w:val="28"/>
+          <w:szCs w:val="22"/>
+          <w:lang w:val="uk-UA"/>
+        </w:rPr>
+        <w:tab/>
+        <w:t>void Init() override {</w:t>
       </w:r>
     </w:p>
     <w:p>
@@ -2302,16 +1474,25 @@
         <w:rPr>
           <w:sz w:val="28"/>
           <w:szCs w:val="22"/>
-          <w:lang w:val="en-US"/>
-        </w:rPr>
-      </w:pPr>
-      <w:r>
-        <w:rPr>
-          <w:sz w:val="28"/>
-          <w:szCs w:val="22"/>
-          <w:lang w:val="en-US"/>
-        </w:rPr>
-        <w:t>D1.h:</w:t>
+          <w:lang w:val="uk-UA"/>
+        </w:rPr>
+      </w:pPr>
+      <w:r>
+        <w:rPr>
+          <w:sz w:val="28"/>
+          <w:szCs w:val="22"/>
+          <w:lang w:val="uk-UA"/>
+        </w:rPr>
+        <w:tab/>
+      </w:r>
+      <w:r>
+        <w:rPr>
+          <w:sz w:val="28"/>
+          <w:szCs w:val="22"/>
+          <w:lang w:val="uk-UA"/>
+        </w:rPr>
+        <w:tab/>
+        <w:t>cout &lt;&lt; "Введіть значення для подвійного дійсного поля d1: ";cin &gt;&gt; d1;</w:t>
       </w:r>
     </w:p>
     <w:p>
@@ -2331,7 +1512,8 @@
           <w:szCs w:val="22"/>
           <w:lang w:val="uk-UA"/>
         </w:rPr>
-        <w:t>#pragma once</w:t>
+        <w:tab/>
+        <w:t>}</w:t>
       </w:r>
     </w:p>
     <w:p>
@@ -2351,7 +1533,16 @@
           <w:szCs w:val="22"/>
           <w:lang w:val="uk-UA"/>
         </w:rPr>
-        <w:t xml:space="preserve"> #include "B1.h"</w:t>
+        <w:t xml:space="preserve"> </w:t>
+      </w:r>
+      <w:r>
+        <w:rPr>
+          <w:sz w:val="28"/>
+          <w:szCs w:val="22"/>
+          <w:lang w:val="uk-UA"/>
+        </w:rPr>
+        <w:tab/>
+        <w:t>~D1() { cout &lt;&lt; "Викликано деструктор похідного класу D1" &lt;&lt; endl; }</w:t>
       </w:r>
     </w:p>
     <w:p>
@@ -2371,295 +1562,6 @@
           <w:szCs w:val="22"/>
           <w:lang w:val="uk-UA"/>
         </w:rPr>
-        <w:t xml:space="preserve"> class D1: virtual protected B1 {</w:t>
-      </w:r>
-    </w:p>
-    <w:p>
-      <w:pPr>
-        <w:spacing w:line="259" w:lineRule="auto"/>
-        <w:ind w:left="284"/>
-        <w:jc w:val="both"/>
-        <w:rPr>
-          <w:sz w:val="28"/>
-          <w:szCs w:val="22"/>
-          <w:lang w:val="uk-UA"/>
-        </w:rPr>
-      </w:pPr>
-      <w:r>
-        <w:rPr>
-          <w:sz w:val="28"/>
-          <w:szCs w:val="22"/>
-          <w:lang w:val="uk-UA"/>
-        </w:rPr>
-        <w:t xml:space="preserve"> protected:</w:t>
-      </w:r>
-    </w:p>
-    <w:p>
-      <w:pPr>
-        <w:spacing w:line="259" w:lineRule="auto"/>
-        <w:ind w:left="284"/>
-        <w:jc w:val="both"/>
-        <w:rPr>
-          <w:sz w:val="28"/>
-          <w:szCs w:val="22"/>
-          <w:lang w:val="uk-UA"/>
-        </w:rPr>
-      </w:pPr>
-      <w:r>
-        <w:rPr>
-          <w:sz w:val="28"/>
-          <w:szCs w:val="22"/>
-          <w:lang w:val="uk-UA"/>
-        </w:rPr>
-        <w:tab/>
-        <w:t>double d1;</w:t>
-      </w:r>
-    </w:p>
-    <w:p>
-      <w:pPr>
-        <w:spacing w:line="259" w:lineRule="auto"/>
-        <w:ind w:left="284"/>
-        <w:jc w:val="both"/>
-        <w:rPr>
-          <w:sz w:val="28"/>
-          <w:szCs w:val="22"/>
-          <w:lang w:val="uk-UA"/>
-        </w:rPr>
-      </w:pPr>
-      <w:r>
-        <w:rPr>
-          <w:sz w:val="28"/>
-          <w:szCs w:val="22"/>
-          <w:lang w:val="uk-UA"/>
-        </w:rPr>
-        <w:t>public:</w:t>
-      </w:r>
-    </w:p>
-    <w:p>
-      <w:pPr>
-        <w:spacing w:line="259" w:lineRule="auto"/>
-        <w:ind w:left="284"/>
-        <w:jc w:val="both"/>
-        <w:rPr>
-          <w:sz w:val="28"/>
-          <w:szCs w:val="22"/>
-          <w:lang w:val="uk-UA"/>
-        </w:rPr>
-      </w:pPr>
-      <w:r>
-        <w:rPr>
-          <w:sz w:val="28"/>
-          <w:szCs w:val="22"/>
-          <w:lang w:val="uk-UA"/>
-        </w:rPr>
-        <w:tab/>
-        <w:t>D1(int _b1 = 0, double _d1 = 0) : B1(_b1), d1(_d1) { cout &lt;&lt; "Викликано конструктор похідного класу D1" &lt;&lt; endl; }</w:t>
-      </w:r>
-    </w:p>
-    <w:p>
-      <w:pPr>
-        <w:spacing w:line="259" w:lineRule="auto"/>
-        <w:ind w:left="284"/>
-        <w:jc w:val="both"/>
-        <w:rPr>
-          <w:sz w:val="28"/>
-          <w:szCs w:val="22"/>
-          <w:lang w:val="uk-UA"/>
-        </w:rPr>
-      </w:pPr>
-      <w:r>
-        <w:rPr>
-          <w:sz w:val="28"/>
-          <w:szCs w:val="22"/>
-          <w:lang w:val="uk-UA"/>
-        </w:rPr>
-        <w:t xml:space="preserve"> </w:t>
-      </w:r>
-      <w:r>
-        <w:rPr>
-          <w:sz w:val="28"/>
-          <w:szCs w:val="22"/>
-          <w:lang w:val="uk-UA"/>
-        </w:rPr>
-        <w:tab/>
-        <w:t>void Show() override {</w:t>
-      </w:r>
-    </w:p>
-    <w:p>
-      <w:pPr>
-        <w:spacing w:line="259" w:lineRule="auto"/>
-        <w:ind w:left="284"/>
-        <w:jc w:val="both"/>
-        <w:rPr>
-          <w:sz w:val="28"/>
-          <w:szCs w:val="22"/>
-          <w:lang w:val="uk-UA"/>
-        </w:rPr>
-      </w:pPr>
-      <w:r>
-        <w:rPr>
-          <w:sz w:val="28"/>
-          <w:szCs w:val="22"/>
-          <w:lang w:val="uk-UA"/>
-        </w:rPr>
-        <w:tab/>
-      </w:r>
-      <w:r>
-        <w:rPr>
-          <w:sz w:val="28"/>
-          <w:szCs w:val="22"/>
-          <w:lang w:val="uk-UA"/>
-        </w:rPr>
-        <w:tab/>
-        <w:t>cout &lt;&lt; setw(18) &lt;&lt; d1 &lt;&lt; " |";</w:t>
-      </w:r>
-    </w:p>
-    <w:p>
-      <w:pPr>
-        <w:spacing w:line="259" w:lineRule="auto"/>
-        <w:ind w:left="284"/>
-        <w:jc w:val="both"/>
-        <w:rPr>
-          <w:sz w:val="28"/>
-          <w:szCs w:val="22"/>
-          <w:lang w:val="uk-UA"/>
-        </w:rPr>
-      </w:pPr>
-      <w:r>
-        <w:rPr>
-          <w:sz w:val="28"/>
-          <w:szCs w:val="22"/>
-          <w:lang w:val="uk-UA"/>
-        </w:rPr>
-        <w:tab/>
-        <w:t>}</w:t>
-      </w:r>
-    </w:p>
-    <w:p>
-      <w:pPr>
-        <w:spacing w:line="259" w:lineRule="auto"/>
-        <w:ind w:left="284"/>
-        <w:jc w:val="both"/>
-        <w:rPr>
-          <w:sz w:val="28"/>
-          <w:szCs w:val="22"/>
-          <w:lang w:val="uk-UA"/>
-        </w:rPr>
-      </w:pPr>
-      <w:r>
-        <w:rPr>
-          <w:sz w:val="28"/>
-          <w:szCs w:val="22"/>
-          <w:lang w:val="uk-UA"/>
-        </w:rPr>
-        <w:t xml:space="preserve"> </w:t>
-      </w:r>
-      <w:r>
-        <w:rPr>
-          <w:sz w:val="28"/>
-          <w:szCs w:val="22"/>
-          <w:lang w:val="uk-UA"/>
-        </w:rPr>
-        <w:tab/>
-        <w:t>void Init() override {</w:t>
-      </w:r>
-    </w:p>
-    <w:p>
-      <w:pPr>
-        <w:spacing w:line="259" w:lineRule="auto"/>
-        <w:ind w:left="284"/>
-        <w:jc w:val="both"/>
-        <w:rPr>
-          <w:sz w:val="28"/>
-          <w:szCs w:val="22"/>
-          <w:lang w:val="uk-UA"/>
-        </w:rPr>
-      </w:pPr>
-      <w:r>
-        <w:rPr>
-          <w:sz w:val="28"/>
-          <w:szCs w:val="22"/>
-          <w:lang w:val="uk-UA"/>
-        </w:rPr>
-        <w:tab/>
-      </w:r>
-      <w:r>
-        <w:rPr>
-          <w:sz w:val="28"/>
-          <w:szCs w:val="22"/>
-          <w:lang w:val="uk-UA"/>
-        </w:rPr>
-        <w:tab/>
-        <w:t>cout &lt;&lt; "Введіть значення для подвійного дійсного поля d1: ";cin &gt;&gt; d1;</w:t>
-      </w:r>
-    </w:p>
-    <w:p>
-      <w:pPr>
-        <w:spacing w:line="259" w:lineRule="auto"/>
-        <w:ind w:left="284"/>
-        <w:jc w:val="both"/>
-        <w:rPr>
-          <w:sz w:val="28"/>
-          <w:szCs w:val="22"/>
-          <w:lang w:val="uk-UA"/>
-        </w:rPr>
-      </w:pPr>
-      <w:r>
-        <w:rPr>
-          <w:sz w:val="28"/>
-          <w:szCs w:val="22"/>
-          <w:lang w:val="uk-UA"/>
-        </w:rPr>
-        <w:tab/>
-        <w:t>}</w:t>
-      </w:r>
-    </w:p>
-    <w:p>
-      <w:pPr>
-        <w:spacing w:line="259" w:lineRule="auto"/>
-        <w:ind w:left="284"/>
-        <w:jc w:val="both"/>
-        <w:rPr>
-          <w:sz w:val="28"/>
-          <w:szCs w:val="22"/>
-          <w:lang w:val="uk-UA"/>
-        </w:rPr>
-      </w:pPr>
-      <w:r>
-        <w:rPr>
-          <w:sz w:val="28"/>
-          <w:szCs w:val="22"/>
-          <w:lang w:val="uk-UA"/>
-        </w:rPr>
-        <w:t xml:space="preserve"> </w:t>
-      </w:r>
-      <w:r>
-        <w:rPr>
-          <w:sz w:val="28"/>
-          <w:szCs w:val="22"/>
-          <w:lang w:val="uk-UA"/>
-        </w:rPr>
-        <w:tab/>
-        <w:t>~D1() { cout &lt;&lt; "Викликано деструктор похідного класу D1" &lt;&lt; endl; }</w:t>
-      </w:r>
-    </w:p>
-    <w:p>
-      <w:pPr>
-        <w:spacing w:line="259" w:lineRule="auto"/>
-        <w:ind w:left="284"/>
-        <w:jc w:val="both"/>
-        <w:rPr>
-          <w:sz w:val="28"/>
-          <w:szCs w:val="22"/>
-          <w:lang w:val="uk-UA"/>
-        </w:rPr>
-      </w:pPr>
-      <w:r>
-        <w:rPr>
-          <w:sz w:val="28"/>
-          <w:szCs w:val="22"/>
-          <w:lang w:val="uk-UA"/>
-        </w:rPr>
         <w:t>};</w:t>
       </w:r>
     </w:p>
@@ -3108,6 +2010,7 @@
           <w:szCs w:val="22"/>
           <w:lang w:val="uk-UA"/>
         </w:rPr>
+        <w:lastRenderedPageBreak/>
         <w:tab/>
         <w:t>}</w:t>
       </w:r>
@@ -3129,7 +2032,6 @@
           <w:szCs w:val="22"/>
           <w:lang w:val="uk-UA"/>
         </w:rPr>
-        <w:lastRenderedPageBreak/>
         <w:t>};</w:t>
       </w:r>
     </w:p>
@@ -4045,6 +2947,7 @@
           <w:szCs w:val="22"/>
           <w:lang w:val="uk-UA"/>
         </w:rPr>
+        <w:lastRenderedPageBreak/>
         <w:tab/>
       </w:r>
       <w:r>
@@ -4074,7 +2977,6 @@
           <w:szCs w:val="22"/>
           <w:lang w:val="uk-UA"/>
         </w:rPr>
-        <w:lastRenderedPageBreak/>
         <w:tab/>
         <w:t>}</w:t>
       </w:r>
@@ -4701,20 +3603,6749 @@
         <w:rPr>
           <w:sz w:val="28"/>
           <w:szCs w:val="22"/>
-          <w:lang w:val="uk-UA"/>
-        </w:rPr>
-      </w:pPr>
-      <w:r>
-        <w:rPr>
-          <w:sz w:val="28"/>
-          <w:szCs w:val="22"/>
+          <w:lang w:val="en-US"/>
+        </w:rPr>
+      </w:pPr>
+      <w:r>
+        <w:rPr>
+          <w:sz w:val="28"/>
+          <w:szCs w:val="22"/>
+          <w:lang w:val="uk-UA"/>
+        </w:rPr>
+        <w:t>Тестовий набір</w:t>
+      </w:r>
+      <w:r>
+        <w:rPr>
+          <w:sz w:val="28"/>
+          <w:szCs w:val="22"/>
+          <w:lang w:val="en-US"/>
+        </w:rPr>
+        <w:t>:</w:t>
+      </w:r>
+    </w:p>
+    <w:tbl>
+      <w:tblPr>
+        <w:tblStyle w:val="af6"/>
+        <w:tblW w:w="0" w:type="auto"/>
+        <w:tblInd w:w="284" w:type="dxa"/>
+        <w:tblLook w:val="04A0" w:firstRow="1" w:lastRow="0" w:firstColumn="1" w:lastColumn="0" w:noHBand="0" w:noVBand="1"/>
+      </w:tblPr>
+      <w:tblGrid>
+        <w:gridCol w:w="482"/>
+        <w:gridCol w:w="7540"/>
+        <w:gridCol w:w="1321"/>
+      </w:tblGrid>
+      <w:tr>
+        <w:tc>
+          <w:tcPr>
+            <w:tcW w:w="482" w:type="dxa"/>
+          </w:tcPr>
+          <w:p>
+            <w:pPr>
+              <w:spacing w:before="0" w:after="0" w:line="259" w:lineRule="auto"/>
+              <w:jc w:val="both"/>
+              <w:rPr>
+                <w:sz w:val="28"/>
+                <w:szCs w:val="22"/>
+                <w:lang w:val="uk-UA"/>
+              </w:rPr>
+            </w:pPr>
+            <w:r>
+              <w:rPr>
+                <w:sz w:val="28"/>
+                <w:szCs w:val="22"/>
+                <w:lang w:val="uk-UA"/>
+              </w:rPr>
+              <w:t>№</w:t>
+            </w:r>
+          </w:p>
+        </w:tc>
+        <w:tc>
+          <w:tcPr>
+            <w:tcW w:w="7540" w:type="dxa"/>
+          </w:tcPr>
+          <w:p>
+            <w:pPr>
+              <w:spacing w:before="0" w:after="0" w:line="259" w:lineRule="auto"/>
+              <w:jc w:val="both"/>
+              <w:rPr>
+                <w:sz w:val="28"/>
+                <w:szCs w:val="22"/>
+                <w:lang w:val="uk-UA"/>
+              </w:rPr>
+            </w:pPr>
+            <w:r>
+              <w:rPr>
+                <w:sz w:val="28"/>
+                <w:szCs w:val="22"/>
+                <w:lang w:val="uk-UA"/>
+              </w:rPr>
+              <w:t>Програма</w:t>
+            </w:r>
+          </w:p>
+        </w:tc>
+        <w:tc>
+          <w:tcPr>
+            <w:tcW w:w="1321" w:type="dxa"/>
+          </w:tcPr>
+          <w:p>
+            <w:pPr>
+              <w:spacing w:before="0" w:after="0" w:line="259" w:lineRule="auto"/>
+              <w:jc w:val="both"/>
+              <w:rPr>
+                <w:sz w:val="28"/>
+                <w:szCs w:val="22"/>
+                <w:lang w:val="uk-UA"/>
+              </w:rPr>
+            </w:pPr>
+            <w:r>
+              <w:rPr>
+                <w:sz w:val="28"/>
+                <w:szCs w:val="22"/>
+                <w:lang w:val="uk-UA"/>
+              </w:rPr>
+              <w:t>Тестовий набір</w:t>
+            </w:r>
+          </w:p>
+        </w:tc>
+      </w:tr>
+      <w:tr>
+        <w:tc>
+          <w:tcPr>
+            <w:tcW w:w="482" w:type="dxa"/>
+          </w:tcPr>
+          <w:p>
+            <w:pPr>
+              <w:spacing w:before="0" w:after="0" w:line="259" w:lineRule="auto"/>
+              <w:jc w:val="both"/>
+              <w:rPr>
+                <w:sz w:val="28"/>
+                <w:szCs w:val="22"/>
+                <w:lang w:val="uk-UA"/>
+              </w:rPr>
+            </w:pPr>
+            <w:r>
+              <w:rPr>
+                <w:sz w:val="28"/>
+                <w:szCs w:val="22"/>
+                <w:lang w:val="uk-UA"/>
+              </w:rPr>
+              <w:t>1</w:t>
+            </w:r>
+          </w:p>
+        </w:tc>
+        <w:tc>
+          <w:tcPr>
+            <w:tcW w:w="7540" w:type="dxa"/>
+          </w:tcPr>
+          <w:p>
+            <w:pPr>
+              <w:spacing w:before="0" w:after="0" w:line="259" w:lineRule="auto"/>
+              <w:jc w:val="both"/>
+              <w:rPr>
+                <w:sz w:val="28"/>
+                <w:szCs w:val="22"/>
+                <w:lang w:val="uk-UA"/>
+              </w:rPr>
+            </w:pPr>
+            <w:r>
+              <w:rPr>
+                <w:noProof/>
+              </w:rPr>
+              <w:drawing>
+                <wp:inline distT="0" distB="0" distL="0" distR="0" wp14:anchorId="13285BED" wp14:editId="664D07E2">
+                  <wp:extent cx="4686300" cy="787291"/>
+                  <wp:effectExtent l="0" t="0" r="0" b="0"/>
+                  <wp:docPr id="1075035167" name="Рисунок 109"/>
+                  <wp:cNvGraphicFramePr>
+                    <a:graphicFrameLocks xmlns:a="http://schemas.openxmlformats.org/drawingml/2006/main" noChangeAspect="1"/>
+                  </wp:cNvGraphicFramePr>
+                  <a:graphic xmlns:a="http://schemas.openxmlformats.org/drawingml/2006/main">
+                    <a:graphicData uri="http://schemas.openxmlformats.org/drawingml/2006/picture">
+                      <pic:pic xmlns:pic="http://schemas.openxmlformats.org/drawingml/2006/picture">
+                        <pic:nvPicPr>
+                          <pic:cNvPr id="0" name="Picture 1"/>
+                          <pic:cNvPicPr>
+                            <a:picLocks noChangeAspect="1" noChangeArrowheads="1"/>
+                          </pic:cNvPicPr>
+                        </pic:nvPicPr>
+                        <pic:blipFill>
+                          <a:blip r:embed="rId11">
+                            <a:extLst>
+                              <a:ext uri="{28A0092B-C50C-407E-A947-70E740481C1C}">
+                                <a14:useLocalDpi xmlns:a14="http://schemas.microsoft.com/office/drawing/2010/main" val="0"/>
+                              </a:ext>
+                            </a:extLst>
+                          </a:blip>
+                          <a:srcRect/>
+                          <a:stretch>
+                            <a:fillRect/>
+                          </a:stretch>
+                        </pic:blipFill>
+                        <pic:spPr bwMode="auto">
+                          <a:xfrm>
+                            <a:off x="0" y="0"/>
+                            <a:ext cx="4726661" cy="794072"/>
+                          </a:xfrm>
+                          <a:prstGeom prst="rect">
+                            <a:avLst/>
+                          </a:prstGeom>
+                          <a:noFill/>
+                          <a:ln>
+                            <a:noFill/>
+                          </a:ln>
+                        </pic:spPr>
+                      </pic:pic>
+                    </a:graphicData>
+                  </a:graphic>
+                </wp:inline>
+              </w:drawing>
+            </w:r>
+          </w:p>
+          <w:p>
+            <w:pPr>
+              <w:spacing w:before="0" w:after="0" w:line="259" w:lineRule="auto"/>
+              <w:jc w:val="both"/>
+              <w:rPr>
+                <w:sz w:val="28"/>
+                <w:szCs w:val="22"/>
+                <w:lang w:val="uk-UA"/>
+              </w:rPr>
+            </w:pPr>
+          </w:p>
+          <w:p>
+            <w:pPr>
+              <w:spacing w:before="0" w:after="0" w:line="259" w:lineRule="auto"/>
+              <w:jc w:val="both"/>
+              <w:rPr>
+                <w:sz w:val="28"/>
+                <w:szCs w:val="22"/>
+                <w:lang w:val="uk-UA"/>
+              </w:rPr>
+            </w:pPr>
+          </w:p>
+          <w:p>
+            <w:pPr>
+              <w:spacing w:before="0" w:after="0" w:line="259" w:lineRule="auto"/>
+              <w:jc w:val="both"/>
+              <w:rPr>
+                <w:sz w:val="28"/>
+                <w:szCs w:val="22"/>
+                <w:lang w:val="uk-UA"/>
+              </w:rPr>
+            </w:pPr>
+          </w:p>
+          <w:p>
+            <w:pPr>
+              <w:spacing w:before="0" w:after="0" w:line="259" w:lineRule="auto"/>
+              <w:jc w:val="both"/>
+              <w:rPr>
+                <w:sz w:val="28"/>
+                <w:szCs w:val="22"/>
+                <w:lang w:val="uk-UA"/>
+              </w:rPr>
+            </w:pPr>
+            <w:r>
+              <w:rPr>
+                <w:noProof/>
+              </w:rPr>
+              <w:drawing>
+                <wp:inline distT="0" distB="0" distL="0" distR="0" wp14:anchorId="1274D183" wp14:editId="346BA2B2">
+                  <wp:extent cx="4686300" cy="750333"/>
+                  <wp:effectExtent l="0" t="0" r="0" b="0"/>
+                  <wp:docPr id="1280071351" name="Рисунок 110"/>
+                  <wp:cNvGraphicFramePr>
+                    <a:graphicFrameLocks xmlns:a="http://schemas.openxmlformats.org/drawingml/2006/main" noChangeAspect="1"/>
+                  </wp:cNvGraphicFramePr>
+                  <a:graphic xmlns:a="http://schemas.openxmlformats.org/drawingml/2006/main">
+                    <a:graphicData uri="http://schemas.openxmlformats.org/drawingml/2006/picture">
+                      <pic:pic xmlns:pic="http://schemas.openxmlformats.org/drawingml/2006/picture">
+                        <pic:nvPicPr>
+                          <pic:cNvPr id="0" name="Picture 3"/>
+                          <pic:cNvPicPr>
+                            <a:picLocks noChangeAspect="1" noChangeArrowheads="1"/>
+                          </pic:cNvPicPr>
+                        </pic:nvPicPr>
+                        <pic:blipFill>
+                          <a:blip r:embed="rId12">
+                            <a:extLst>
+                              <a:ext uri="{28A0092B-C50C-407E-A947-70E740481C1C}">
+                                <a14:useLocalDpi xmlns:a14="http://schemas.microsoft.com/office/drawing/2010/main" val="0"/>
+                              </a:ext>
+                            </a:extLst>
+                          </a:blip>
+                          <a:srcRect/>
+                          <a:stretch>
+                            <a:fillRect/>
+                          </a:stretch>
+                        </pic:blipFill>
+                        <pic:spPr bwMode="auto">
+                          <a:xfrm>
+                            <a:off x="0" y="0"/>
+                            <a:ext cx="4727299" cy="756897"/>
+                          </a:xfrm>
+                          <a:prstGeom prst="rect">
+                            <a:avLst/>
+                          </a:prstGeom>
+                          <a:noFill/>
+                          <a:ln>
+                            <a:noFill/>
+                          </a:ln>
+                        </pic:spPr>
+                      </pic:pic>
+                    </a:graphicData>
+                  </a:graphic>
+                </wp:inline>
+              </w:drawing>
+            </w:r>
+          </w:p>
+          <w:p>
+            <w:pPr>
+              <w:spacing w:before="0" w:after="0" w:line="259" w:lineRule="auto"/>
+              <w:jc w:val="both"/>
+              <w:rPr>
+                <w:sz w:val="28"/>
+                <w:szCs w:val="22"/>
+                <w:lang w:val="uk-UA"/>
+              </w:rPr>
+            </w:pPr>
+          </w:p>
+          <w:p>
+            <w:pPr>
+              <w:spacing w:before="0" w:after="0" w:line="259" w:lineRule="auto"/>
+              <w:jc w:val="both"/>
+              <w:rPr>
+                <w:sz w:val="28"/>
+                <w:szCs w:val="22"/>
+                <w:lang w:val="uk-UA"/>
+              </w:rPr>
+            </w:pPr>
+            <w:r>
+              <w:rPr>
+                <w:noProof/>
+              </w:rPr>
+              <w:lastRenderedPageBreak/>
+              <w:drawing>
+                <wp:inline distT="0" distB="0" distL="0" distR="0" wp14:anchorId="67D7928C" wp14:editId="30669DB3">
+                  <wp:extent cx="4686300" cy="591319"/>
+                  <wp:effectExtent l="0" t="0" r="0" b="0"/>
+                  <wp:docPr id="54693373" name="Рисунок 111"/>
+                  <wp:cNvGraphicFramePr>
+                    <a:graphicFrameLocks xmlns:a="http://schemas.openxmlformats.org/drawingml/2006/main" noChangeAspect="1"/>
+                  </wp:cNvGraphicFramePr>
+                  <a:graphic xmlns:a="http://schemas.openxmlformats.org/drawingml/2006/main">
+                    <a:graphicData uri="http://schemas.openxmlformats.org/drawingml/2006/picture">
+                      <pic:pic xmlns:pic="http://schemas.openxmlformats.org/drawingml/2006/picture">
+                        <pic:nvPicPr>
+                          <pic:cNvPr id="0" name="Picture 5"/>
+                          <pic:cNvPicPr>
+                            <a:picLocks noChangeAspect="1" noChangeArrowheads="1"/>
+                          </pic:cNvPicPr>
+                        </pic:nvPicPr>
+                        <pic:blipFill>
+                          <a:blip r:embed="rId13">
+                            <a:extLst>
+                              <a:ext uri="{28A0092B-C50C-407E-A947-70E740481C1C}">
+                                <a14:useLocalDpi xmlns:a14="http://schemas.microsoft.com/office/drawing/2010/main" val="0"/>
+                              </a:ext>
+                            </a:extLst>
+                          </a:blip>
+                          <a:srcRect/>
+                          <a:stretch>
+                            <a:fillRect/>
+                          </a:stretch>
+                        </pic:blipFill>
+                        <pic:spPr bwMode="auto">
+                          <a:xfrm>
+                            <a:off x="0" y="0"/>
+                            <a:ext cx="4728242" cy="596611"/>
+                          </a:xfrm>
+                          <a:prstGeom prst="rect">
+                            <a:avLst/>
+                          </a:prstGeom>
+                          <a:noFill/>
+                          <a:ln>
+                            <a:noFill/>
+                          </a:ln>
+                        </pic:spPr>
+                      </pic:pic>
+                    </a:graphicData>
+                  </a:graphic>
+                </wp:inline>
+              </w:drawing>
+            </w:r>
+          </w:p>
+        </w:tc>
+        <w:tc>
+          <w:tcPr>
+            <w:tcW w:w="1321" w:type="dxa"/>
+          </w:tcPr>
+          <w:p>
+            <w:pPr>
+              <w:spacing w:before="0" w:after="0" w:line="259" w:lineRule="auto"/>
+              <w:jc w:val="both"/>
+              <w:rPr>
+                <w:sz w:val="20"/>
+                <w:szCs w:val="16"/>
+                <w:lang w:val="uk-UA"/>
+              </w:rPr>
+            </w:pPr>
+            <w:r>
+              <w:rPr>
+                <w:sz w:val="20"/>
+                <w:szCs w:val="16"/>
+                <w:lang w:val="uk-UA"/>
+              </w:rPr>
+              <w:lastRenderedPageBreak/>
+              <w:t>D4 d4 = D4</w:t>
+            </w:r>
+          </w:p>
+          <w:p>
+            <w:pPr>
+              <w:spacing w:before="0" w:after="0" w:line="259" w:lineRule="auto"/>
+              <w:jc w:val="both"/>
+              <w:rPr>
+                <w:sz w:val="20"/>
+                <w:szCs w:val="16"/>
+                <w:lang w:val="uk-UA"/>
+              </w:rPr>
+            </w:pPr>
+            <w:r>
+              <w:rPr>
+                <w:sz w:val="20"/>
+                <w:szCs w:val="16"/>
+                <w:lang w:val="uk-UA"/>
+              </w:rPr>
+              <w:t>(</w:t>
+            </w:r>
+            <w:r>
+              <w:rPr>
+                <w:sz w:val="20"/>
+                <w:szCs w:val="16"/>
+                <w:lang w:val="uk-UA"/>
+              </w:rPr>
+              <w:t>10,</w:t>
+            </w:r>
+          </w:p>
+          <w:p>
+            <w:pPr>
+              <w:spacing w:before="0" w:after="0" w:line="259" w:lineRule="auto"/>
+              <w:jc w:val="both"/>
+              <w:rPr>
+                <w:sz w:val="20"/>
+                <w:szCs w:val="16"/>
+                <w:lang w:val="uk-UA"/>
+              </w:rPr>
+            </w:pPr>
+            <w:r>
+              <w:rPr>
+                <w:sz w:val="20"/>
+                <w:szCs w:val="16"/>
+                <w:lang w:val="uk-UA"/>
+              </w:rPr>
+              <w:t>12.5777,1,</w:t>
+            </w:r>
+          </w:p>
+          <w:p>
+            <w:pPr>
+              <w:spacing w:before="0" w:after="0" w:line="259" w:lineRule="auto"/>
+              <w:jc w:val="both"/>
+              <w:rPr>
+                <w:sz w:val="20"/>
+                <w:szCs w:val="16"/>
+                <w:lang w:val="uk-UA"/>
+              </w:rPr>
+            </w:pPr>
+            <w:r>
+              <w:rPr>
+                <w:sz w:val="20"/>
+                <w:szCs w:val="16"/>
+                <w:lang w:val="uk-UA"/>
+              </w:rPr>
+              <w:t>123981990,</w:t>
+            </w:r>
+          </w:p>
+          <w:p>
+            <w:pPr>
+              <w:spacing w:before="0" w:after="0" w:line="259" w:lineRule="auto"/>
+              <w:jc w:val="both"/>
+              <w:rPr>
+                <w:sz w:val="20"/>
+                <w:szCs w:val="16"/>
+                <w:lang w:val="uk-UA"/>
+              </w:rPr>
+            </w:pPr>
+            <w:r>
+              <w:rPr>
+                <w:sz w:val="20"/>
+                <w:szCs w:val="16"/>
+                <w:lang w:val="uk-UA"/>
+              </w:rPr>
+              <w:t>11.11,'A');</w:t>
+            </w:r>
+          </w:p>
+          <w:p>
+            <w:pPr>
+              <w:spacing w:before="0" w:after="0" w:line="259" w:lineRule="auto"/>
+              <w:jc w:val="both"/>
+              <w:rPr>
+                <w:sz w:val="20"/>
+                <w:szCs w:val="16"/>
+                <w:lang w:val="uk-UA"/>
+              </w:rPr>
+            </w:pPr>
+            <w:r>
+              <w:rPr>
+                <w:sz w:val="20"/>
+                <w:szCs w:val="16"/>
+                <w:lang w:val="uk-UA"/>
+              </w:rPr>
+              <w:t>B1::Shapka()</w:t>
+            </w:r>
+          </w:p>
+          <w:p>
+            <w:pPr>
+              <w:spacing w:before="0" w:after="0" w:line="259" w:lineRule="auto"/>
+              <w:jc w:val="both"/>
+              <w:rPr>
+                <w:sz w:val="20"/>
+                <w:szCs w:val="16"/>
+                <w:lang w:val="uk-UA"/>
+              </w:rPr>
+            </w:pPr>
+            <w:r>
+              <w:rPr>
+                <w:sz w:val="20"/>
+                <w:szCs w:val="16"/>
+                <w:lang w:val="uk-UA"/>
+              </w:rPr>
+              <w:t>d4.Print();</w:t>
+            </w:r>
+          </w:p>
+          <w:p>
+            <w:pPr>
+              <w:spacing w:before="0" w:after="0" w:line="259" w:lineRule="auto"/>
+              <w:jc w:val="both"/>
+              <w:rPr>
+                <w:sz w:val="28"/>
+                <w:szCs w:val="22"/>
+                <w:lang w:val="uk-UA"/>
+              </w:rPr>
+            </w:pPr>
+          </w:p>
+          <w:p>
+            <w:pPr>
+              <w:spacing w:before="0" w:after="0" w:line="259" w:lineRule="auto"/>
+              <w:jc w:val="both"/>
+              <w:rPr>
+                <w:sz w:val="28"/>
+                <w:szCs w:val="22"/>
+                <w:lang w:val="uk-UA"/>
+              </w:rPr>
+            </w:pPr>
+          </w:p>
+          <w:p>
+            <w:pPr>
+              <w:spacing w:before="0" w:after="0" w:line="259" w:lineRule="auto"/>
+              <w:jc w:val="both"/>
+              <w:rPr>
+                <w:sz w:val="20"/>
+                <w:szCs w:val="16"/>
+                <w:lang w:val="uk-UA"/>
+              </w:rPr>
+            </w:pPr>
+            <w:r>
+              <w:rPr>
+                <w:sz w:val="20"/>
+                <w:szCs w:val="16"/>
+                <w:lang w:val="uk-UA"/>
+              </w:rPr>
+              <w:t>d4.Init();</w:t>
+            </w:r>
+          </w:p>
+          <w:p>
+            <w:pPr>
+              <w:spacing w:before="0" w:after="0" w:line="259" w:lineRule="auto"/>
+              <w:jc w:val="both"/>
+              <w:rPr>
+                <w:sz w:val="20"/>
+                <w:szCs w:val="16"/>
+                <w:lang w:val="uk-UA"/>
+              </w:rPr>
+            </w:pPr>
+            <w:r>
+              <w:rPr>
+                <w:sz w:val="20"/>
+                <w:szCs w:val="16"/>
+                <w:lang w:val="uk-UA"/>
+              </w:rPr>
+              <w:t>B1::Shapka()</w:t>
+            </w:r>
+          </w:p>
+          <w:p>
+            <w:pPr>
+              <w:spacing w:before="0" w:after="0" w:line="259" w:lineRule="auto"/>
+              <w:jc w:val="both"/>
+              <w:rPr>
+                <w:sz w:val="20"/>
+                <w:szCs w:val="16"/>
+                <w:lang w:val="uk-UA"/>
+              </w:rPr>
+            </w:pPr>
+            <w:r>
+              <w:rPr>
+                <w:sz w:val="20"/>
+                <w:szCs w:val="16"/>
+                <w:lang w:val="uk-UA"/>
+              </w:rPr>
+              <w:t>d4.Print();</w:t>
+            </w:r>
+          </w:p>
+          <w:p>
+            <w:pPr>
+              <w:spacing w:before="0" w:after="0" w:line="259" w:lineRule="auto"/>
+              <w:jc w:val="both"/>
+              <w:rPr>
+                <w:sz w:val="28"/>
+                <w:szCs w:val="22"/>
+                <w:lang w:val="uk-UA"/>
+              </w:rPr>
+            </w:pPr>
+          </w:p>
+          <w:p>
+            <w:pPr>
+              <w:spacing w:before="0" w:after="0" w:line="259" w:lineRule="auto"/>
+              <w:jc w:val="both"/>
+              <w:rPr>
+                <w:sz w:val="28"/>
+                <w:szCs w:val="22"/>
+                <w:lang w:val="uk-UA"/>
+              </w:rPr>
+            </w:pPr>
+          </w:p>
+        </w:tc>
+      </w:tr>
+    </w:tbl>
+    <w:p>
+      <w:pPr>
+        <w:spacing w:after="120"/>
+        <w:ind w:left="284"/>
+        <w:jc w:val="both"/>
+        <w:rPr>
+          <w:b/>
+          <w:bCs/>
+          <w:sz w:val="28"/>
+          <w:szCs w:val="28"/>
+          <w:lang w:val="uk-UA"/>
+        </w:rPr>
+      </w:pPr>
+      <w:r>
+        <w:rPr>
+          <w:b/>
+          <w:bCs/>
+          <w:sz w:val="28"/>
+          <w:szCs w:val="28"/>
+        </w:rPr>
+        <w:t xml:space="preserve">Задача </w:t>
+      </w:r>
+      <w:r>
+        <w:rPr>
+          <w:b/>
+          <w:bCs/>
+          <w:sz w:val="28"/>
+          <w:szCs w:val="28"/>
+          <w:lang w:val="uk-UA"/>
+        </w:rPr>
+        <w:t>3.</w:t>
+      </w:r>
+      <w:r>
+        <w:rPr>
+          <w:b/>
+          <w:bCs/>
+          <w:sz w:val="28"/>
+          <w:szCs w:val="28"/>
+          <w:lang w:val="uk-UA"/>
+        </w:rPr>
+        <w:t>2</w:t>
+      </w:r>
+    </w:p>
+    <w:p>
+      <w:pPr>
+        <w:ind w:left="567"/>
+        <w:rPr>
+          <w:lang w:val="uk-UA"/>
+        </w:rPr>
+      </w:pPr>
+      <w:r>
+        <w:rPr>
+          <w:b/>
+          <w:lang w:val="uk-UA"/>
+        </w:rPr>
+        <w:t>Інтерфейс</w:t>
+      </w:r>
+      <w:r>
+        <w:rPr>
+          <w:lang w:val="uk-UA"/>
+        </w:rPr>
+        <w:t xml:space="preserve"> - це контракт, що забезпечує певну поведінку класу або структури. Коли клас реалізує інтерфейс, він як би говорить потенційному користувачеві: "Я гарантую, що підтримую методи, властивості, події і індексатори цього інтерфейсу".</w:t>
+      </w:r>
+    </w:p>
+    <w:p>
+      <w:pPr>
+        <w:ind w:left="567"/>
+        <w:rPr>
+          <w:lang w:val="uk-UA"/>
+        </w:rPr>
+      </w:pPr>
+      <w:r>
+        <w:rPr>
+          <w:b/>
+          <w:lang w:val="uk-UA"/>
+        </w:rPr>
+        <w:t>Інтерфейс</w:t>
+      </w:r>
+      <w:r>
+        <w:rPr>
+          <w:lang w:val="uk-UA"/>
+        </w:rPr>
+        <w:t xml:space="preserve"> </w:t>
+      </w:r>
+      <w:r>
+        <w:rPr>
+          <w:lang w:val="uk-UA"/>
+        </w:rPr>
+        <w:t>- сімейство явно описаних як public - методів і властивостей, які згруповані в єдине ціле і інкапсулюють якусь певну функціональну можливість.</w:t>
+      </w:r>
+    </w:p>
+    <w:p>
+      <w:pPr>
+        <w:ind w:left="284" w:firstLine="283"/>
+        <w:rPr>
+          <w:lang w:val="en-US"/>
+        </w:rPr>
+      </w:pPr>
+      <w:r>
+        <w:rPr>
+          <w:b/>
+          <w:bCs/>
+          <w:lang w:val="uk-UA"/>
+        </w:rPr>
+        <w:t>Завдання</w:t>
+      </w:r>
+      <w:r>
+        <w:rPr>
+          <w:b/>
+          <w:bCs/>
+        </w:rPr>
+        <w:t>:</w:t>
+      </w:r>
+      <w:r>
+        <w:t xml:space="preserve"> </w:t>
+      </w:r>
+      <w:r>
+        <w:rPr>
+          <w:lang w:val="uk-UA"/>
+        </w:rPr>
+        <w:t>До проекту із попередньої лабараторної роботи ЛР3 додати інтерфейси</w:t>
+      </w:r>
+      <w:r>
+        <w:rPr>
+          <w:lang w:val="uk-UA"/>
+        </w:rPr>
+        <w:t>.</w:t>
+      </w:r>
+    </w:p>
+    <w:p>
+      <w:pPr>
+        <w:ind w:left="284" w:firstLine="283"/>
+        <w:rPr>
+          <w:lang w:val="en-US"/>
+        </w:rPr>
+      </w:pPr>
+    </w:p>
+    <w:p>
+      <w:pPr>
+        <w:ind w:left="284" w:firstLine="283"/>
+        <w:rPr>
+          <w:lang w:val="en-US"/>
+        </w:rPr>
+      </w:pPr>
+      <w:r>
+        <w:rPr>
+          <w:lang w:val="uk-UA"/>
+        </w:rPr>
+        <w:t>Створено інтерфейси</w:t>
+      </w:r>
+      <w:r>
+        <w:rPr>
+          <w:lang w:val="en-US"/>
+        </w:rPr>
+        <w:t>:</w:t>
+      </w:r>
+    </w:p>
+    <w:p>
+      <w:pPr>
+        <w:ind w:left="284" w:firstLine="283"/>
+        <w:rPr>
+          <w:lang w:val="en-US"/>
+        </w:rPr>
+      </w:pPr>
+      <w:r>
+        <w:rPr>
+          <w:lang w:val="en-US"/>
+        </w:rPr>
+        <w:t>IAppliance.cs:</w:t>
+      </w:r>
+    </w:p>
+    <w:p>
+      <w:pPr>
+        <w:ind w:left="284" w:firstLine="283"/>
+        <w:rPr>
+          <w:lang w:val="uk-UA"/>
+        </w:rPr>
+      </w:pPr>
+      <w:r>
+        <w:rPr>
+          <w:lang w:val="uk-UA"/>
+        </w:rPr>
+        <w:t>public interface IAppliance</w:t>
+      </w:r>
+    </w:p>
+    <w:p>
+      <w:pPr>
+        <w:ind w:left="284" w:firstLine="283"/>
+        <w:rPr>
+          <w:lang w:val="uk-UA"/>
+        </w:rPr>
+      </w:pPr>
+      <w:r>
+        <w:rPr>
+          <w:lang w:val="uk-UA"/>
+        </w:rPr>
+        <w:t>    {</w:t>
+      </w:r>
+    </w:p>
+    <w:p>
+      <w:pPr>
+        <w:ind w:left="284" w:firstLine="283"/>
+        <w:rPr>
+          <w:lang w:val="uk-UA"/>
+        </w:rPr>
+      </w:pPr>
+      <w:r>
+        <w:rPr>
+          <w:lang w:val="uk-UA"/>
+        </w:rPr>
+        <w:t>         void Discount();</w:t>
+      </w:r>
+    </w:p>
+    <w:p>
+      <w:pPr>
+        <w:ind w:left="284" w:firstLine="283"/>
+        <w:rPr>
+          <w:lang w:val="uk-UA"/>
+        </w:rPr>
+      </w:pPr>
+      <w:r>
+        <w:rPr>
+          <w:lang w:val="uk-UA"/>
+        </w:rPr>
+        <w:t xml:space="preserve">          Appliances Clone();</w:t>
+      </w:r>
+    </w:p>
+    <w:p>
+      <w:pPr>
+        <w:ind w:left="284" w:firstLine="283"/>
+        <w:rPr>
+          <w:lang w:val="en-US"/>
+        </w:rPr>
+      </w:pPr>
+      <w:r>
+        <w:rPr>
+          <w:lang w:val="uk-UA"/>
+        </w:rPr>
+        <w:t>  </w:t>
+      </w:r>
+      <w:r>
+        <w:rPr>
+          <w:lang w:val="en-US"/>
+        </w:rPr>
+        <w:tab/>
+        <w:t xml:space="preserve"> </w:t>
+      </w:r>
+      <w:r>
+        <w:rPr>
+          <w:lang w:val="uk-UA"/>
+        </w:rPr>
+        <w:t>}</w:t>
+      </w:r>
+    </w:p>
+    <w:p>
+      <w:pPr>
+        <w:ind w:left="284" w:firstLine="283"/>
+        <w:rPr>
+          <w:lang w:val="en-US"/>
+        </w:rPr>
+      </w:pPr>
+      <w:r>
+        <w:rPr>
+          <w:lang w:val="en-US"/>
+        </w:rPr>
+        <w:t>IData.cs:</w:t>
+      </w:r>
+    </w:p>
+    <w:p>
+      <w:pPr>
+        <w:ind w:left="284" w:firstLine="283"/>
+        <w:rPr>
+          <w:lang w:val="uk-UA"/>
+        </w:rPr>
+      </w:pPr>
+      <w:r>
+        <w:rPr>
+          <w:lang w:val="uk-UA"/>
+        </w:rPr>
+        <w:t>public interface IData</w:t>
+      </w:r>
+    </w:p>
+    <w:p>
+      <w:pPr>
+        <w:ind w:left="284" w:firstLine="283"/>
+        <w:rPr>
+          <w:lang w:val="uk-UA"/>
+        </w:rPr>
+      </w:pPr>
+      <w:r>
+        <w:rPr>
+          <w:lang w:val="uk-UA"/>
+        </w:rPr>
+        <w:t>    {</w:t>
+      </w:r>
+    </w:p>
+    <w:p>
+      <w:pPr>
+        <w:ind w:left="284" w:firstLine="283"/>
+        <w:rPr>
+          <w:lang w:val="uk-UA"/>
+        </w:rPr>
+      </w:pPr>
+      <w:r>
+        <w:rPr>
+          <w:lang w:val="uk-UA"/>
+        </w:rPr>
+        <w:t>        void WriteToFile(BinaryWriter writer);</w:t>
+      </w:r>
+    </w:p>
+    <w:p>
+      <w:pPr>
+        <w:ind w:left="284" w:firstLine="283"/>
+        <w:rPr>
+          <w:lang w:val="uk-UA"/>
+        </w:rPr>
+      </w:pPr>
+      <w:r>
+        <w:rPr>
+          <w:lang w:val="uk-UA"/>
+        </w:rPr>
+        <w:t>        void ReadFromFile(BinaryReader reader);</w:t>
+      </w:r>
+    </w:p>
+    <w:p>
+      <w:pPr>
+        <w:ind w:left="284" w:firstLine="283"/>
+        <w:rPr>
+          <w:lang w:val="uk-UA"/>
+        </w:rPr>
+      </w:pPr>
+      <w:r>
+        <w:rPr>
+          <w:lang w:val="uk-UA"/>
+        </w:rPr>
+        <w:t xml:space="preserve">     }</w:t>
+      </w:r>
+    </w:p>
+    <w:p>
+      <w:pPr>
+        <w:ind w:left="284" w:firstLine="283"/>
+        <w:rPr>
+          <w:lang w:val="en-US"/>
+        </w:rPr>
+      </w:pPr>
+      <w:r>
+        <w:rPr>
+          <w:lang w:val="en-US"/>
+        </w:rPr>
+        <w:t>IfromWork.cs:</w:t>
+      </w:r>
+    </w:p>
+    <w:p>
+      <w:pPr>
+        <w:ind w:left="284" w:firstLine="283"/>
+        <w:rPr>
+          <w:lang w:val="uk-UA"/>
+        </w:rPr>
+      </w:pPr>
+      <w:r>
+        <w:rPr>
+          <w:lang w:val="uk-UA"/>
+        </w:rPr>
+        <w:t>public interface IFormWork</w:t>
+      </w:r>
+    </w:p>
+    <w:p>
+      <w:pPr>
+        <w:ind w:left="284" w:firstLine="283"/>
+        <w:rPr>
+          <w:lang w:val="uk-UA"/>
+        </w:rPr>
+      </w:pPr>
+      <w:r>
+        <w:rPr>
+          <w:lang w:val="uk-UA"/>
+        </w:rPr>
+        <w:t>    {</w:t>
+      </w:r>
+    </w:p>
+    <w:p>
+      <w:pPr>
+        <w:ind w:left="284" w:firstLine="283"/>
+        <w:rPr>
+          <w:lang w:val="uk-UA"/>
+        </w:rPr>
+      </w:pPr>
+      <w:r>
+        <w:rPr>
+          <w:lang w:val="uk-UA"/>
+        </w:rPr>
+        <w:t>        void FillDataRow(DataRow row);</w:t>
+      </w:r>
+    </w:p>
+    <w:p>
+      <w:pPr>
+        <w:ind w:left="284" w:firstLine="283"/>
+        <w:rPr>
+          <w:lang w:val="uk-UA"/>
+        </w:rPr>
+      </w:pPr>
+      <w:r>
+        <w:rPr>
+          <w:lang w:val="uk-UA"/>
+        </w:rPr>
+        <w:t>        void ImagesWhenDelete(Form1 form);</w:t>
+      </w:r>
+    </w:p>
+    <w:p>
+      <w:pPr>
+        <w:ind w:left="284" w:firstLine="283"/>
+        <w:rPr>
+          <w:lang w:val="uk-UA"/>
+        </w:rPr>
+      </w:pPr>
+      <w:r>
+        <w:rPr>
+          <w:lang w:val="uk-UA"/>
+        </w:rPr>
+        <w:t>    }</w:t>
+      </w:r>
+    </w:p>
+    <w:p>
+      <w:pPr>
+        <w:ind w:left="284" w:firstLine="283"/>
+        <w:rPr>
+          <w:lang w:val="uk-UA"/>
+        </w:rPr>
+      </w:pPr>
+      <w:r>
+        <w:rPr>
+          <w:lang w:val="uk-UA"/>
+        </w:rPr>
+        <w:t xml:space="preserve">Абстрактний клас </w:t>
+      </w:r>
+      <w:r>
+        <w:rPr>
+          <w:lang w:val="en-US"/>
+        </w:rPr>
+        <w:t>Appliance</w:t>
+      </w:r>
+      <w:r>
+        <w:rPr>
+          <w:lang w:val="uk-UA"/>
+        </w:rPr>
+        <w:t xml:space="preserve"> </w:t>
+      </w:r>
+      <w:r>
+        <w:rPr>
+          <w:lang w:val="uk-UA"/>
+        </w:rPr>
+        <w:t xml:space="preserve">наслідує всі ці інтерфейси та залишає абстрактним методи інтерфейсу </w:t>
+      </w:r>
+      <w:r>
+        <w:rPr>
+          <w:lang w:val="en-US"/>
+        </w:rPr>
+        <w:t>IAppliance</w:t>
+      </w:r>
+      <w:r>
+        <w:rPr>
+          <w:lang w:val="uk-UA"/>
+        </w:rPr>
+        <w:t xml:space="preserve"> </w:t>
+      </w:r>
+      <w:r>
+        <w:rPr>
+          <w:lang w:val="uk-UA"/>
+        </w:rPr>
+        <w:t>для визначення нащадками та зроблено віртуальні методи із інтерфейсів</w:t>
+      </w:r>
+      <w:r>
+        <w:rPr>
+          <w:lang w:val="uk-UA"/>
+        </w:rPr>
+        <w:t xml:space="preserve"> </w:t>
+      </w:r>
+      <w:r>
+        <w:rPr>
+          <w:lang w:val="en-US"/>
+        </w:rPr>
+        <w:t>IData</w:t>
+      </w:r>
+      <w:r>
+        <w:rPr>
+          <w:lang w:val="uk-UA"/>
+        </w:rPr>
+        <w:t xml:space="preserve">, </w:t>
+      </w:r>
+      <w:r>
+        <w:rPr>
+          <w:lang w:val="en-US"/>
+        </w:rPr>
+        <w:t>IFormWork</w:t>
+      </w:r>
+      <w:r>
+        <w:rPr>
+          <w:lang w:val="uk-UA"/>
+        </w:rPr>
+        <w:t>:</w:t>
+      </w:r>
+    </w:p>
+    <w:p>
+      <w:pPr>
+        <w:ind w:left="284" w:firstLine="283"/>
+        <w:rPr>
+          <w:lang w:val="uk-UA"/>
+        </w:rPr>
+      </w:pPr>
+      <w:r>
+        <w:rPr>
           <w:lang w:val="uk-UA"/>
         </w:rPr>
         <w:t xml:space="preserve">  </w:t>
       </w:r>
+      <w:r>
+        <w:rPr>
+          <w:lang w:val="uk-UA"/>
+        </w:rPr>
+        <w:t>namespace LabRob1</w:t>
+      </w:r>
+    </w:p>
+    <w:p>
+      <w:pPr>
+        <w:ind w:left="284" w:firstLine="283"/>
+        <w:rPr>
+          <w:lang w:val="uk-UA"/>
+        </w:rPr>
+      </w:pPr>
+      <w:r>
+        <w:rPr>
+          <w:lang w:val="uk-UA"/>
+        </w:rPr>
+        <w:t>{</w:t>
+      </w:r>
+    </w:p>
+    <w:p>
+      <w:pPr>
+        <w:ind w:left="284" w:firstLine="283"/>
+        <w:rPr>
+          <w:lang w:val="uk-UA"/>
+        </w:rPr>
+      </w:pPr>
+      <w:r>
+        <w:rPr>
+          <w:lang w:val="uk-UA"/>
+        </w:rPr>
+        <w:t>    public abstract class Appliances : IAppliance, IData, IFormWork</w:t>
+      </w:r>
+    </w:p>
+    <w:p>
+      <w:pPr>
+        <w:ind w:left="284" w:firstLine="283"/>
+        <w:rPr>
+          <w:lang w:val="uk-UA"/>
+        </w:rPr>
+      </w:pPr>
+      <w:r>
+        <w:rPr>
+          <w:lang w:val="uk-UA"/>
+        </w:rPr>
+        <w:t>    {</w:t>
+      </w:r>
+    </w:p>
+    <w:p>
+      <w:pPr>
+        <w:ind w:left="284" w:firstLine="283"/>
+        <w:rPr>
+          <w:lang w:val="uk-UA"/>
+        </w:rPr>
+      </w:pPr>
+      <w:r>
+        <w:rPr>
+          <w:lang w:val="uk-UA"/>
+        </w:rPr>
+        <w:t>        #region Властивості</w:t>
+      </w:r>
+    </w:p>
+    <w:p>
+      <w:pPr>
+        <w:ind w:left="284" w:firstLine="283"/>
+        <w:rPr>
+          <w:lang w:val="uk-UA"/>
+        </w:rPr>
+      </w:pPr>
+      <w:r>
+        <w:rPr>
+          <w:lang w:val="uk-UA"/>
+        </w:rPr>
+        <w:t>        </w:t>
+      </w:r>
+    </w:p>
+    <w:p>
+      <w:pPr>
+        <w:ind w:left="284" w:firstLine="283"/>
+        <w:rPr>
+          <w:lang w:val="uk-UA"/>
+        </w:rPr>
+      </w:pPr>
+      <w:r>
+        <w:rPr>
+          <w:lang w:val="uk-UA"/>
+        </w:rPr>
+        <w:t>        static int id = 1;</w:t>
+      </w:r>
+    </w:p>
+    <w:p>
+      <w:pPr>
+        <w:ind w:left="284" w:firstLine="283"/>
+        <w:rPr>
+          <w:lang w:val="uk-UA"/>
+        </w:rPr>
+      </w:pPr>
+      <w:r>
+        <w:rPr>
+          <w:lang w:val="uk-UA"/>
+        </w:rPr>
+        <w:t>        const double priceKW = 3.25;</w:t>
+      </w:r>
+    </w:p>
+    <w:p>
+      <w:pPr>
+        <w:ind w:left="284" w:firstLine="283"/>
+        <w:rPr>
+          <w:lang w:val="uk-UA"/>
+        </w:rPr>
+      </w:pPr>
+      <w:r>
+        <w:rPr>
+          <w:lang w:val="uk-UA"/>
+        </w:rPr>
+        <w:lastRenderedPageBreak/>
+        <w:t xml:space="preserve">          public string Id { get; private set; }</w:t>
+      </w:r>
+    </w:p>
+    <w:p>
+      <w:pPr>
+        <w:ind w:left="284" w:firstLine="283"/>
+        <w:rPr>
+          <w:lang w:val="uk-UA"/>
+        </w:rPr>
+      </w:pPr>
+      <w:r>
+        <w:rPr>
+          <w:lang w:val="uk-UA"/>
+        </w:rPr>
+        <w:t>        public string Name { get; set; }</w:t>
+      </w:r>
+    </w:p>
+    <w:p>
+      <w:pPr>
+        <w:ind w:left="284" w:firstLine="283"/>
+        <w:rPr>
+          <w:lang w:val="uk-UA"/>
+        </w:rPr>
+      </w:pPr>
+      <w:r>
+        <w:rPr>
+          <w:lang w:val="uk-UA"/>
+        </w:rPr>
+        <w:t>        public string Brand { get; set; }</w:t>
+      </w:r>
+    </w:p>
+    <w:p>
+      <w:pPr>
+        <w:ind w:left="284" w:firstLine="283"/>
+        <w:rPr>
+          <w:lang w:val="uk-UA"/>
+        </w:rPr>
+      </w:pPr>
+      <w:r>
+        <w:rPr>
+          <w:lang w:val="uk-UA"/>
+        </w:rPr>
+        <w:t xml:space="preserve">         public double Price { get; set; }</w:t>
+      </w:r>
+    </w:p>
+    <w:p>
+      <w:pPr>
+        <w:ind w:left="284" w:firstLine="283"/>
+        <w:rPr>
+          <w:lang w:val="uk-UA"/>
+        </w:rPr>
+      </w:pPr>
+      <w:r>
+        <w:rPr>
+          <w:lang w:val="uk-UA"/>
+        </w:rPr>
+        <w:t>        public short Year { get; set; }</w:t>
+      </w:r>
+    </w:p>
+    <w:p>
+      <w:pPr>
+        <w:ind w:left="284" w:firstLine="283"/>
+        <w:rPr>
+          <w:lang w:val="uk-UA"/>
+        </w:rPr>
+      </w:pPr>
+      <w:r>
+        <w:rPr>
+          <w:lang w:val="uk-UA"/>
+        </w:rPr>
+        <w:t xml:space="preserve">         public string EnergyClass { get; set; }</w:t>
+      </w:r>
+    </w:p>
+    <w:p>
+      <w:pPr>
+        <w:ind w:left="284" w:firstLine="283"/>
+        <w:rPr>
+          <w:lang w:val="uk-UA"/>
+        </w:rPr>
+      </w:pPr>
+      <w:r>
+        <w:rPr>
+          <w:lang w:val="uk-UA"/>
+        </w:rPr>
+        <w:t>        public short Power { get; set; }</w:t>
+      </w:r>
+    </w:p>
+    <w:p>
+      <w:pPr>
+        <w:ind w:left="284" w:firstLine="283"/>
+        <w:rPr>
+          <w:lang w:val="uk-UA"/>
+        </w:rPr>
+      </w:pPr>
+      <w:r>
+        <w:rPr>
+          <w:lang w:val="uk-UA"/>
+        </w:rPr>
+        <w:t>        public double EnergyCost { get; private set; }</w:t>
+      </w:r>
+    </w:p>
+    <w:p>
+      <w:pPr>
+        <w:ind w:left="284" w:firstLine="283"/>
+        <w:rPr>
+          <w:lang w:val="uk-UA"/>
+        </w:rPr>
+      </w:pPr>
+      <w:r>
+        <w:rPr>
+          <w:lang w:val="uk-UA"/>
+        </w:rPr>
+        <w:t xml:space="preserve">         private void CalculateCost()</w:t>
+      </w:r>
+    </w:p>
+    <w:p>
+      <w:pPr>
+        <w:ind w:left="284" w:firstLine="283"/>
+        <w:rPr>
+          <w:lang w:val="uk-UA"/>
+        </w:rPr>
+      </w:pPr>
+      <w:r>
+        <w:rPr>
+          <w:lang w:val="uk-UA"/>
+        </w:rPr>
+        <w:t>        {</w:t>
+      </w:r>
+    </w:p>
+    <w:p>
+      <w:pPr>
+        <w:ind w:left="284" w:firstLine="283"/>
+        <w:rPr>
+          <w:lang w:val="uk-UA"/>
+        </w:rPr>
+      </w:pPr>
+      <w:r>
+        <w:rPr>
+          <w:lang w:val="uk-UA"/>
+        </w:rPr>
+        <w:t>            EnergyCost = (double)Power * priceKW/1000;</w:t>
+      </w:r>
+    </w:p>
+    <w:p>
+      <w:pPr>
+        <w:ind w:left="284" w:firstLine="283"/>
+        <w:rPr>
+          <w:lang w:val="uk-UA"/>
+        </w:rPr>
+      </w:pPr>
+      <w:r>
+        <w:rPr>
+          <w:lang w:val="uk-UA"/>
+        </w:rPr>
+        <w:t>        }</w:t>
+      </w:r>
+    </w:p>
+    <w:p>
+      <w:pPr>
+        <w:ind w:left="284" w:firstLine="283"/>
+        <w:rPr>
+          <w:lang w:val="uk-UA"/>
+        </w:rPr>
+      </w:pPr>
+      <w:r>
+        <w:rPr>
+          <w:lang w:val="uk-UA"/>
+        </w:rPr>
+        <w:t xml:space="preserve">         #endregion</w:t>
+      </w:r>
+    </w:p>
+    <w:p>
+      <w:pPr>
+        <w:ind w:left="284" w:firstLine="283"/>
+        <w:rPr>
+          <w:lang w:val="uk-UA"/>
+        </w:rPr>
+      </w:pPr>
+      <w:r>
+        <w:rPr>
+          <w:lang w:val="uk-UA"/>
+        </w:rPr>
+        <w:t xml:space="preserve">         #region Конструктори</w:t>
+      </w:r>
+    </w:p>
+    <w:p>
+      <w:pPr>
+        <w:ind w:left="284" w:firstLine="283"/>
+        <w:rPr>
+          <w:lang w:val="uk-UA"/>
+        </w:rPr>
+      </w:pPr>
+      <w:r>
+        <w:rPr>
+          <w:lang w:val="uk-UA"/>
+        </w:rPr>
+        <w:t xml:space="preserve">         public Appliances(): this(id.ToString(),"Ім'я " + id, "Бренд " + id, 0, 0, "No",0) { }</w:t>
+      </w:r>
+    </w:p>
+    <w:p>
+      <w:pPr>
+        <w:ind w:left="284" w:firstLine="283"/>
+        <w:rPr>
+          <w:lang w:val="uk-UA"/>
+        </w:rPr>
+      </w:pPr>
+      <w:r>
+        <w:rPr>
+          <w:lang w:val="uk-UA"/>
+        </w:rPr>
+        <w:t xml:space="preserve">         public Appliances(string Id, string Name, string Brand, double Price, short Year, string EnergyClass, short Power)</w:t>
+      </w:r>
+    </w:p>
+    <w:p>
+      <w:pPr>
+        <w:ind w:left="284" w:firstLine="283"/>
+        <w:rPr>
+          <w:lang w:val="uk-UA"/>
+        </w:rPr>
+      </w:pPr>
+      <w:r>
+        <w:rPr>
+          <w:lang w:val="uk-UA"/>
+        </w:rPr>
+        <w:t>        {</w:t>
+      </w:r>
+    </w:p>
+    <w:p>
+      <w:pPr>
+        <w:ind w:left="284" w:firstLine="283"/>
+        <w:rPr>
+          <w:lang w:val="uk-UA"/>
+        </w:rPr>
+      </w:pPr>
+      <w:r>
+        <w:rPr>
+          <w:lang w:val="uk-UA"/>
+        </w:rPr>
+        <w:t>            this.Id = Id;</w:t>
+      </w:r>
+    </w:p>
+    <w:p>
+      <w:pPr>
+        <w:ind w:left="284" w:firstLine="283"/>
+        <w:rPr>
+          <w:lang w:val="uk-UA"/>
+        </w:rPr>
+      </w:pPr>
+      <w:r>
+        <w:rPr>
+          <w:lang w:val="uk-UA"/>
+        </w:rPr>
+        <w:t>            this.Name = Name;</w:t>
+      </w:r>
+    </w:p>
+    <w:p>
+      <w:pPr>
+        <w:ind w:left="284" w:firstLine="283"/>
+        <w:rPr>
+          <w:lang w:val="uk-UA"/>
+        </w:rPr>
+      </w:pPr>
+      <w:r>
+        <w:rPr>
+          <w:lang w:val="uk-UA"/>
+        </w:rPr>
+        <w:t>            this.Brand = Brand;</w:t>
+      </w:r>
+    </w:p>
+    <w:p>
+      <w:pPr>
+        <w:ind w:left="284" w:firstLine="283"/>
+        <w:rPr>
+          <w:lang w:val="uk-UA"/>
+        </w:rPr>
+      </w:pPr>
+      <w:r>
+        <w:rPr>
+          <w:lang w:val="uk-UA"/>
+        </w:rPr>
+        <w:t>            this.Price = Price;</w:t>
+      </w:r>
+    </w:p>
+    <w:p>
+      <w:pPr>
+        <w:ind w:left="284" w:firstLine="283"/>
+        <w:rPr>
+          <w:lang w:val="uk-UA"/>
+        </w:rPr>
+      </w:pPr>
+      <w:r>
+        <w:rPr>
+          <w:lang w:val="uk-UA"/>
+        </w:rPr>
+        <w:t>            this.Year = Year;</w:t>
+      </w:r>
+    </w:p>
+    <w:p>
+      <w:pPr>
+        <w:ind w:left="284" w:firstLine="283"/>
+        <w:rPr>
+          <w:lang w:val="uk-UA"/>
+        </w:rPr>
+      </w:pPr>
+      <w:r>
+        <w:rPr>
+          <w:lang w:val="uk-UA"/>
+        </w:rPr>
+        <w:t>            this.EnergyClass = EnergyClass;</w:t>
+      </w:r>
+    </w:p>
+    <w:p>
+      <w:pPr>
+        <w:ind w:left="284" w:firstLine="283"/>
+        <w:rPr>
+          <w:lang w:val="uk-UA"/>
+        </w:rPr>
+      </w:pPr>
+      <w:r>
+        <w:rPr>
+          <w:lang w:val="uk-UA"/>
+        </w:rPr>
+        <w:t>            this.Power = Power;</w:t>
+      </w:r>
+    </w:p>
+    <w:p>
+      <w:pPr>
+        <w:ind w:left="284" w:firstLine="283"/>
+        <w:rPr>
+          <w:lang w:val="uk-UA"/>
+        </w:rPr>
+      </w:pPr>
+      <w:r>
+        <w:rPr>
+          <w:lang w:val="uk-UA"/>
+        </w:rPr>
+        <w:t xml:space="preserve">             id++;</w:t>
+      </w:r>
+    </w:p>
+    <w:p>
+      <w:pPr>
+        <w:ind w:left="284" w:firstLine="283"/>
+        <w:rPr>
+          <w:lang w:val="uk-UA"/>
+        </w:rPr>
+      </w:pPr>
+      <w:r>
+        <w:rPr>
+          <w:lang w:val="uk-UA"/>
+        </w:rPr>
+        <w:t>            CalculateCost();</w:t>
+      </w:r>
+    </w:p>
+    <w:p>
+      <w:pPr>
+        <w:ind w:left="284" w:firstLine="283"/>
+        <w:rPr>
+          <w:lang w:val="uk-UA"/>
+        </w:rPr>
+      </w:pPr>
+      <w:r>
+        <w:rPr>
+          <w:lang w:val="uk-UA"/>
+        </w:rPr>
+        <w:t>        }</w:t>
+      </w:r>
+    </w:p>
+    <w:p>
+      <w:pPr>
+        <w:ind w:left="284" w:firstLine="283"/>
+        <w:rPr>
+          <w:lang w:val="uk-UA"/>
+        </w:rPr>
+      </w:pPr>
+      <w:r>
+        <w:rPr>
+          <w:lang w:val="uk-UA"/>
+        </w:rPr>
+        <w:t xml:space="preserve">         public Appliances(Appliances other)</w:t>
+      </w:r>
+    </w:p>
+    <w:p>
+      <w:pPr>
+        <w:ind w:left="284" w:firstLine="283"/>
+        <w:rPr>
+          <w:lang w:val="uk-UA"/>
+        </w:rPr>
+      </w:pPr>
+      <w:r>
+        <w:rPr>
+          <w:lang w:val="uk-UA"/>
+        </w:rPr>
+        <w:t>        {</w:t>
+      </w:r>
+    </w:p>
+    <w:p>
+      <w:pPr>
+        <w:ind w:left="284" w:firstLine="283"/>
+        <w:rPr>
+          <w:lang w:val="uk-UA"/>
+        </w:rPr>
+      </w:pPr>
+      <w:r>
+        <w:rPr>
+          <w:lang w:val="uk-UA"/>
+        </w:rPr>
+        <w:t>            this.Id = other.Id;</w:t>
+      </w:r>
+    </w:p>
+    <w:p>
+      <w:pPr>
+        <w:ind w:left="284" w:firstLine="283"/>
+        <w:rPr>
+          <w:lang w:val="uk-UA"/>
+        </w:rPr>
+      </w:pPr>
+      <w:r>
+        <w:rPr>
+          <w:lang w:val="uk-UA"/>
+        </w:rPr>
+        <w:t>            this.Name = other.Name;</w:t>
+      </w:r>
+    </w:p>
+    <w:p>
+      <w:pPr>
+        <w:ind w:left="284" w:firstLine="283"/>
+        <w:rPr>
+          <w:lang w:val="uk-UA"/>
+        </w:rPr>
+      </w:pPr>
+      <w:r>
+        <w:rPr>
+          <w:lang w:val="uk-UA"/>
+        </w:rPr>
+        <w:t>            this.Brand = other.Brand;</w:t>
+      </w:r>
+    </w:p>
+    <w:p>
+      <w:pPr>
+        <w:ind w:left="284" w:firstLine="283"/>
+        <w:rPr>
+          <w:lang w:val="uk-UA"/>
+        </w:rPr>
+      </w:pPr>
+      <w:r>
+        <w:rPr>
+          <w:lang w:val="uk-UA"/>
+        </w:rPr>
+        <w:t>            this.Price = other.Price;</w:t>
+      </w:r>
+    </w:p>
+    <w:p>
+      <w:pPr>
+        <w:ind w:left="284" w:firstLine="283"/>
+        <w:rPr>
+          <w:lang w:val="uk-UA"/>
+        </w:rPr>
+      </w:pPr>
+      <w:r>
+        <w:rPr>
+          <w:lang w:val="uk-UA"/>
+        </w:rPr>
+        <w:t>            this.Year = other.Year;</w:t>
+      </w:r>
+    </w:p>
+    <w:p>
+      <w:pPr>
+        <w:ind w:left="284" w:firstLine="283"/>
+        <w:rPr>
+          <w:lang w:val="uk-UA"/>
+        </w:rPr>
+      </w:pPr>
+      <w:r>
+        <w:rPr>
+          <w:lang w:val="uk-UA"/>
+        </w:rPr>
+        <w:t>            this.EnergyClass = other.EnergyClass;</w:t>
+      </w:r>
+    </w:p>
+    <w:p>
+      <w:pPr>
+        <w:ind w:left="284" w:firstLine="283"/>
+        <w:rPr>
+          <w:lang w:val="uk-UA"/>
+        </w:rPr>
+      </w:pPr>
+      <w:r>
+        <w:rPr>
+          <w:lang w:val="uk-UA"/>
+        </w:rPr>
+        <w:t>            this.Power = other.Power;</w:t>
+      </w:r>
+    </w:p>
+    <w:p>
+      <w:pPr>
+        <w:ind w:left="284" w:firstLine="283"/>
+        <w:rPr>
+          <w:lang w:val="uk-UA"/>
+        </w:rPr>
+      </w:pPr>
+      <w:r>
+        <w:rPr>
+          <w:lang w:val="uk-UA"/>
+        </w:rPr>
+        <w:t>            this.EnergyCost = other.EnergyCost;</w:t>
+      </w:r>
+    </w:p>
+    <w:p>
+      <w:pPr>
+        <w:ind w:left="284" w:firstLine="283"/>
+        <w:rPr>
+          <w:lang w:val="uk-UA"/>
+        </w:rPr>
+      </w:pPr>
+      <w:r>
+        <w:rPr>
+          <w:lang w:val="uk-UA"/>
+        </w:rPr>
+        <w:t>        }</w:t>
+      </w:r>
+    </w:p>
+    <w:p>
+      <w:pPr>
+        <w:ind w:left="284" w:firstLine="283"/>
+        <w:rPr>
+          <w:lang w:val="uk-UA"/>
+        </w:rPr>
+      </w:pPr>
+      <w:r>
+        <w:rPr>
+          <w:lang w:val="uk-UA"/>
+        </w:rPr>
+        <w:t xml:space="preserve">         #endregion</w:t>
+      </w:r>
+    </w:p>
+    <w:p>
+      <w:pPr>
+        <w:ind w:left="284" w:firstLine="283"/>
+        <w:rPr>
+          <w:lang w:val="uk-UA"/>
+        </w:rPr>
+      </w:pPr>
+      <w:r>
+        <w:rPr>
+          <w:lang w:val="uk-UA"/>
+        </w:rPr>
+        <w:lastRenderedPageBreak/>
+        <w:t xml:space="preserve">         #region Абстрактні методи</w:t>
+      </w:r>
+    </w:p>
+    <w:p>
+      <w:pPr>
+        <w:ind w:left="284" w:firstLine="283"/>
+        <w:rPr>
+          <w:lang w:val="uk-UA"/>
+        </w:rPr>
+      </w:pPr>
+      <w:r>
+        <w:rPr>
+          <w:lang w:val="uk-UA"/>
+        </w:rPr>
+        <w:t xml:space="preserve">         protected bool disc = false;</w:t>
+      </w:r>
+    </w:p>
+    <w:p>
+      <w:pPr>
+        <w:ind w:left="284" w:firstLine="283"/>
+        <w:rPr>
+          <w:lang w:val="uk-UA"/>
+        </w:rPr>
+      </w:pPr>
+      <w:r>
+        <w:rPr>
+          <w:lang w:val="uk-UA"/>
+        </w:rPr>
+        <w:t>        public abstract void Discount();</w:t>
+      </w:r>
+    </w:p>
+    <w:p>
+      <w:pPr>
+        <w:ind w:left="284" w:firstLine="283"/>
+        <w:rPr>
+          <w:lang w:val="uk-UA"/>
+        </w:rPr>
+      </w:pPr>
+      <w:r>
+        <w:rPr>
+          <w:lang w:val="uk-UA"/>
+        </w:rPr>
+        <w:t xml:space="preserve">         public abstract Appliances Clone();</w:t>
+      </w:r>
+    </w:p>
+    <w:p>
+      <w:pPr>
+        <w:ind w:left="284" w:firstLine="283"/>
+        <w:rPr>
+          <w:lang w:val="uk-UA"/>
+        </w:rPr>
+      </w:pPr>
+      <w:r>
+        <w:rPr>
+          <w:lang w:val="uk-UA"/>
+        </w:rPr>
+        <w:t xml:space="preserve">         #endregion</w:t>
+      </w:r>
+    </w:p>
+    <w:p>
+      <w:pPr>
+        <w:ind w:left="284" w:firstLine="283"/>
+        <w:rPr>
+          <w:lang w:val="uk-UA"/>
+        </w:rPr>
+      </w:pPr>
+      <w:r>
+        <w:rPr>
+          <w:lang w:val="uk-UA"/>
+        </w:rPr>
+        <w:t xml:space="preserve">         #region Оператори</w:t>
+      </w:r>
+    </w:p>
+    <w:p>
+      <w:pPr>
+        <w:ind w:left="284" w:firstLine="283"/>
+        <w:rPr>
+          <w:lang w:val="uk-UA"/>
+        </w:rPr>
+      </w:pPr>
+      <w:r>
+        <w:rPr>
+          <w:lang w:val="uk-UA"/>
+        </w:rPr>
+        <w:t xml:space="preserve">         public static Appliances operator+(Appliances a, double num)</w:t>
+      </w:r>
+    </w:p>
+    <w:p>
+      <w:pPr>
+        <w:ind w:left="284" w:firstLine="283"/>
+        <w:rPr>
+          <w:lang w:val="uk-UA"/>
+        </w:rPr>
+      </w:pPr>
+      <w:r>
+        <w:rPr>
+          <w:lang w:val="uk-UA"/>
+        </w:rPr>
+        <w:t>        {</w:t>
+      </w:r>
+    </w:p>
+    <w:p>
+      <w:pPr>
+        <w:ind w:left="284" w:firstLine="283"/>
+        <w:rPr>
+          <w:lang w:val="uk-UA"/>
+        </w:rPr>
+      </w:pPr>
+      <w:r>
+        <w:rPr>
+          <w:lang w:val="uk-UA"/>
+        </w:rPr>
+        <w:t>            Appliances app = a.Clone();</w:t>
+      </w:r>
+    </w:p>
+    <w:p>
+      <w:pPr>
+        <w:ind w:left="284" w:firstLine="283"/>
+        <w:rPr>
+          <w:lang w:val="uk-UA"/>
+        </w:rPr>
+      </w:pPr>
+      <w:r>
+        <w:rPr>
+          <w:lang w:val="uk-UA"/>
+        </w:rPr>
+        <w:t>            app.Price += num;</w:t>
+      </w:r>
+    </w:p>
+    <w:p>
+      <w:pPr>
+        <w:ind w:left="284" w:firstLine="283"/>
+        <w:rPr>
+          <w:lang w:val="uk-UA"/>
+        </w:rPr>
+      </w:pPr>
+      <w:r>
+        <w:rPr>
+          <w:lang w:val="uk-UA"/>
+        </w:rPr>
+        <w:t>            return app;</w:t>
+      </w:r>
+    </w:p>
+    <w:p>
+      <w:pPr>
+        <w:ind w:left="284" w:firstLine="283"/>
+        <w:rPr>
+          <w:lang w:val="uk-UA"/>
+        </w:rPr>
+      </w:pPr>
+      <w:r>
+        <w:rPr>
+          <w:lang w:val="uk-UA"/>
+        </w:rPr>
+        <w:t>        }</w:t>
+      </w:r>
+    </w:p>
+    <w:p>
+      <w:pPr>
+        <w:ind w:left="284" w:firstLine="283"/>
+        <w:rPr>
+          <w:lang w:val="uk-UA"/>
+        </w:rPr>
+      </w:pPr>
+      <w:r>
+        <w:rPr>
+          <w:lang w:val="uk-UA"/>
+        </w:rPr>
+        <w:t xml:space="preserve">         public static Appliances operator-(Appliances a, double num)</w:t>
+      </w:r>
+    </w:p>
+    <w:p>
+      <w:pPr>
+        <w:ind w:left="284" w:firstLine="283"/>
+        <w:rPr>
+          <w:lang w:val="uk-UA"/>
+        </w:rPr>
+      </w:pPr>
+      <w:r>
+        <w:rPr>
+          <w:lang w:val="uk-UA"/>
+        </w:rPr>
+        <w:t>        {</w:t>
+      </w:r>
+    </w:p>
+    <w:p>
+      <w:pPr>
+        <w:ind w:left="284" w:firstLine="283"/>
+        <w:rPr>
+          <w:lang w:val="uk-UA"/>
+        </w:rPr>
+      </w:pPr>
+      <w:r>
+        <w:rPr>
+          <w:lang w:val="uk-UA"/>
+        </w:rPr>
+        <w:t>            Appliances app = a.Clone();</w:t>
+      </w:r>
+    </w:p>
+    <w:p>
+      <w:pPr>
+        <w:ind w:left="284" w:firstLine="283"/>
+        <w:rPr>
+          <w:lang w:val="uk-UA"/>
+        </w:rPr>
+      </w:pPr>
+      <w:r>
+        <w:rPr>
+          <w:lang w:val="uk-UA"/>
+        </w:rPr>
+        <w:t>            app.Price -= num;</w:t>
+      </w:r>
+    </w:p>
+    <w:p>
+      <w:pPr>
+        <w:ind w:left="284" w:firstLine="283"/>
+        <w:rPr>
+          <w:lang w:val="uk-UA"/>
+        </w:rPr>
+      </w:pPr>
+      <w:r>
+        <w:rPr>
+          <w:lang w:val="uk-UA"/>
+        </w:rPr>
+        <w:t>            return app;</w:t>
+      </w:r>
+    </w:p>
+    <w:p>
+      <w:pPr>
+        <w:ind w:left="284" w:firstLine="283"/>
+        <w:rPr>
+          <w:lang w:val="uk-UA"/>
+        </w:rPr>
+      </w:pPr>
+      <w:r>
+        <w:rPr>
+          <w:lang w:val="uk-UA"/>
+        </w:rPr>
+        <w:t>        }</w:t>
+      </w:r>
+    </w:p>
+    <w:p>
+      <w:pPr>
+        <w:ind w:left="284" w:firstLine="283"/>
+        <w:rPr>
+          <w:lang w:val="uk-UA"/>
+        </w:rPr>
+      </w:pPr>
+      <w:r>
+        <w:rPr>
+          <w:lang w:val="uk-UA"/>
+        </w:rPr>
+        <w:t xml:space="preserve">         public static Appliances operator *(Appliances a, double num)</w:t>
+      </w:r>
+    </w:p>
+    <w:p>
+      <w:pPr>
+        <w:ind w:left="284" w:firstLine="283"/>
+        <w:rPr>
+          <w:lang w:val="uk-UA"/>
+        </w:rPr>
+      </w:pPr>
+      <w:r>
+        <w:rPr>
+          <w:lang w:val="uk-UA"/>
+        </w:rPr>
+        <w:t>        {</w:t>
+      </w:r>
+    </w:p>
+    <w:p>
+      <w:pPr>
+        <w:ind w:left="284" w:firstLine="283"/>
+        <w:rPr>
+          <w:lang w:val="uk-UA"/>
+        </w:rPr>
+      </w:pPr>
+      <w:r>
+        <w:rPr>
+          <w:lang w:val="uk-UA"/>
+        </w:rPr>
+        <w:t>            Appliances app = a.Clone();</w:t>
+      </w:r>
+    </w:p>
+    <w:p>
+      <w:pPr>
+        <w:ind w:left="284" w:firstLine="283"/>
+        <w:rPr>
+          <w:lang w:val="uk-UA"/>
+        </w:rPr>
+      </w:pPr>
+      <w:r>
+        <w:rPr>
+          <w:lang w:val="uk-UA"/>
+        </w:rPr>
+        <w:t>            app.Price *= num;</w:t>
+      </w:r>
+    </w:p>
+    <w:p>
+      <w:pPr>
+        <w:ind w:left="284" w:firstLine="283"/>
+        <w:rPr>
+          <w:lang w:val="uk-UA"/>
+        </w:rPr>
+      </w:pPr>
+      <w:r>
+        <w:rPr>
+          <w:lang w:val="uk-UA"/>
+        </w:rPr>
+        <w:t>            return app;</w:t>
+      </w:r>
+    </w:p>
+    <w:p>
+      <w:pPr>
+        <w:ind w:left="284" w:firstLine="283"/>
+        <w:rPr>
+          <w:lang w:val="uk-UA"/>
+        </w:rPr>
+      </w:pPr>
+      <w:r>
+        <w:rPr>
+          <w:lang w:val="uk-UA"/>
+        </w:rPr>
+        <w:t>        }</w:t>
+      </w:r>
+    </w:p>
+    <w:p>
+      <w:pPr>
+        <w:ind w:left="284" w:firstLine="283"/>
+        <w:rPr>
+          <w:lang w:val="uk-UA"/>
+        </w:rPr>
+      </w:pPr>
+      <w:r>
+        <w:rPr>
+          <w:lang w:val="uk-UA"/>
+        </w:rPr>
+        <w:t>        </w:t>
+      </w:r>
+    </w:p>
+    <w:p>
+      <w:pPr>
+        <w:ind w:left="284" w:firstLine="283"/>
+        <w:rPr>
+          <w:lang w:val="uk-UA"/>
+        </w:rPr>
+      </w:pPr>
+      <w:r>
+        <w:rPr>
+          <w:lang w:val="uk-UA"/>
+        </w:rPr>
+        <w:t>        public static Appliances operator /(Appliances a, double num)</w:t>
+      </w:r>
+    </w:p>
+    <w:p>
+      <w:pPr>
+        <w:ind w:left="284" w:firstLine="283"/>
+        <w:rPr>
+          <w:lang w:val="uk-UA"/>
+        </w:rPr>
+      </w:pPr>
+      <w:r>
+        <w:rPr>
+          <w:lang w:val="uk-UA"/>
+        </w:rPr>
+        <w:t>        {</w:t>
+      </w:r>
+    </w:p>
+    <w:p>
+      <w:pPr>
+        <w:ind w:left="284" w:firstLine="283"/>
+        <w:rPr>
+          <w:lang w:val="uk-UA"/>
+        </w:rPr>
+      </w:pPr>
+      <w:r>
+        <w:rPr>
+          <w:lang w:val="uk-UA"/>
+        </w:rPr>
+        <w:t>            Appliances app = a.Clone();</w:t>
+      </w:r>
+    </w:p>
+    <w:p>
+      <w:pPr>
+        <w:ind w:left="284" w:firstLine="283"/>
+        <w:rPr>
+          <w:lang w:val="uk-UA"/>
+        </w:rPr>
+      </w:pPr>
+      <w:r>
+        <w:rPr>
+          <w:lang w:val="uk-UA"/>
+        </w:rPr>
+        <w:t>            app.Price /= num;</w:t>
+      </w:r>
+    </w:p>
+    <w:p>
+      <w:pPr>
+        <w:ind w:left="284" w:firstLine="283"/>
+        <w:rPr>
+          <w:lang w:val="uk-UA"/>
+        </w:rPr>
+      </w:pPr>
+      <w:r>
+        <w:rPr>
+          <w:lang w:val="uk-UA"/>
+        </w:rPr>
+        <w:t>            return app;</w:t>
+      </w:r>
+    </w:p>
+    <w:p>
+      <w:pPr>
+        <w:ind w:left="284" w:firstLine="283"/>
+        <w:rPr>
+          <w:lang w:val="uk-UA"/>
+        </w:rPr>
+      </w:pPr>
+      <w:r>
+        <w:rPr>
+          <w:lang w:val="uk-UA"/>
+        </w:rPr>
+        <w:t>        }</w:t>
+      </w:r>
+    </w:p>
+    <w:p>
+      <w:pPr>
+        <w:ind w:left="284" w:firstLine="283"/>
+        <w:rPr>
+          <w:lang w:val="uk-UA"/>
+        </w:rPr>
+      </w:pPr>
+      <w:r>
+        <w:rPr>
+          <w:lang w:val="uk-UA"/>
+        </w:rPr>
+        <w:t xml:space="preserve">         // Логічні оператор для первірки того чи новий об'єкт.</w:t>
+      </w:r>
+    </w:p>
+    <w:p>
+      <w:pPr>
+        <w:ind w:left="284" w:firstLine="283"/>
+        <w:rPr>
+          <w:lang w:val="uk-UA"/>
+        </w:rPr>
+      </w:pPr>
+      <w:r>
+        <w:rPr>
+          <w:lang w:val="uk-UA"/>
+        </w:rPr>
+        <w:t>        public static bool operator true(Appliances a)</w:t>
+      </w:r>
+    </w:p>
+    <w:p>
+      <w:pPr>
+        <w:ind w:left="284" w:firstLine="283"/>
+        <w:rPr>
+          <w:lang w:val="uk-UA"/>
+        </w:rPr>
+      </w:pPr>
+      <w:r>
+        <w:rPr>
+          <w:lang w:val="uk-UA"/>
+        </w:rPr>
+        <w:t>        {</w:t>
+      </w:r>
+    </w:p>
+    <w:p>
+      <w:pPr>
+        <w:ind w:left="284" w:firstLine="283"/>
+        <w:rPr>
+          <w:lang w:val="uk-UA"/>
+        </w:rPr>
+      </w:pPr>
+      <w:r>
+        <w:rPr>
+          <w:lang w:val="uk-UA"/>
+        </w:rPr>
+        <w:t>            int now = DateTime.Now.Year;</w:t>
+      </w:r>
+    </w:p>
+    <w:p>
+      <w:pPr>
+        <w:ind w:left="284" w:firstLine="283"/>
+        <w:rPr>
+          <w:lang w:val="uk-UA"/>
+        </w:rPr>
+      </w:pPr>
+      <w:r>
+        <w:rPr>
+          <w:lang w:val="uk-UA"/>
+        </w:rPr>
+        <w:t>            return a.Year == now;</w:t>
+      </w:r>
+    </w:p>
+    <w:p>
+      <w:pPr>
+        <w:ind w:left="284" w:firstLine="283"/>
+        <w:rPr>
+          <w:lang w:val="uk-UA"/>
+        </w:rPr>
+      </w:pPr>
+      <w:r>
+        <w:rPr>
+          <w:lang w:val="uk-UA"/>
+        </w:rPr>
+        <w:t>        }</w:t>
+      </w:r>
+    </w:p>
+    <w:p>
+      <w:pPr>
+        <w:ind w:left="284" w:firstLine="283"/>
+        <w:rPr>
+          <w:lang w:val="uk-UA"/>
+        </w:rPr>
+      </w:pPr>
+      <w:r>
+        <w:rPr>
+          <w:lang w:val="uk-UA"/>
+        </w:rPr>
+        <w:t>        public static bool operator false(Appliances a)</w:t>
+      </w:r>
+    </w:p>
+    <w:p>
+      <w:pPr>
+        <w:ind w:left="284" w:firstLine="283"/>
+        <w:rPr>
+          <w:lang w:val="uk-UA"/>
+        </w:rPr>
+      </w:pPr>
+      <w:r>
+        <w:rPr>
+          <w:lang w:val="uk-UA"/>
+        </w:rPr>
+        <w:t>        {</w:t>
+      </w:r>
+    </w:p>
+    <w:p>
+      <w:pPr>
+        <w:ind w:left="284" w:firstLine="283"/>
+        <w:rPr>
+          <w:lang w:val="uk-UA"/>
+        </w:rPr>
+      </w:pPr>
+      <w:r>
+        <w:rPr>
+          <w:lang w:val="uk-UA"/>
+        </w:rPr>
+        <w:t>            int now = DateTime.Now.Year;</w:t>
+      </w:r>
+    </w:p>
+    <w:p>
+      <w:pPr>
+        <w:ind w:left="284" w:firstLine="283"/>
+        <w:rPr>
+          <w:lang w:val="uk-UA"/>
+        </w:rPr>
+      </w:pPr>
+      <w:r>
+        <w:rPr>
+          <w:lang w:val="uk-UA"/>
+        </w:rPr>
+        <w:lastRenderedPageBreak/>
+        <w:t>            return a.Year != now;</w:t>
+      </w:r>
+    </w:p>
+    <w:p>
+      <w:pPr>
+        <w:ind w:left="284" w:firstLine="283"/>
+        <w:rPr>
+          <w:lang w:val="uk-UA"/>
+        </w:rPr>
+      </w:pPr>
+      <w:r>
+        <w:rPr>
+          <w:lang w:val="uk-UA"/>
+        </w:rPr>
+        <w:t>        }</w:t>
+      </w:r>
+    </w:p>
+    <w:p>
+      <w:pPr>
+        <w:ind w:left="284" w:firstLine="283"/>
+        <w:rPr>
+          <w:lang w:val="uk-UA"/>
+        </w:rPr>
+      </w:pPr>
+      <w:r>
+        <w:rPr>
+          <w:lang w:val="uk-UA"/>
+        </w:rPr>
+        <w:t>        //</w:t>
+      </w:r>
+    </w:p>
+    <w:p>
+      <w:pPr>
+        <w:ind w:left="284" w:firstLine="283"/>
+        <w:rPr>
+          <w:lang w:val="uk-UA"/>
+        </w:rPr>
+      </w:pPr>
+      <w:r>
+        <w:rPr>
+          <w:lang w:val="uk-UA"/>
+        </w:rPr>
+        <w:t>        public static Appliances operator &amp;(Appliances a1, Appliances a2)</w:t>
+      </w:r>
+    </w:p>
+    <w:p>
+      <w:pPr>
+        <w:ind w:left="284" w:firstLine="283"/>
+        <w:rPr>
+          <w:lang w:val="uk-UA"/>
+        </w:rPr>
+      </w:pPr>
+      <w:r>
+        <w:rPr>
+          <w:lang w:val="uk-UA"/>
+        </w:rPr>
+        <w:t>        {</w:t>
+      </w:r>
+    </w:p>
+    <w:p>
+      <w:pPr>
+        <w:ind w:left="284" w:firstLine="283"/>
+        <w:rPr>
+          <w:lang w:val="uk-UA"/>
+        </w:rPr>
+      </w:pPr>
+      <w:r>
+        <w:rPr>
+          <w:lang w:val="uk-UA"/>
+        </w:rPr>
+        <w:t>            int now = DateTime.Now.Year;</w:t>
+      </w:r>
+    </w:p>
+    <w:p>
+      <w:pPr>
+        <w:ind w:left="284" w:firstLine="283"/>
+        <w:rPr>
+          <w:lang w:val="uk-UA"/>
+        </w:rPr>
+      </w:pPr>
+      <w:r>
+        <w:rPr>
+          <w:lang w:val="uk-UA"/>
+        </w:rPr>
+        <w:t>            if((a1.Year == now) &amp;&amp; (a2.Year == now))</w:t>
+      </w:r>
+    </w:p>
+    <w:p>
+      <w:pPr>
+        <w:ind w:left="284" w:firstLine="283"/>
+        <w:rPr>
+          <w:lang w:val="uk-UA"/>
+        </w:rPr>
+      </w:pPr>
+      <w:r>
+        <w:rPr>
+          <w:lang w:val="uk-UA"/>
+        </w:rPr>
+        <w:t>                return a1;</w:t>
+      </w:r>
+    </w:p>
+    <w:p>
+      <w:pPr>
+        <w:ind w:left="284" w:firstLine="283"/>
+        <w:rPr>
+          <w:lang w:val="uk-UA"/>
+        </w:rPr>
+      </w:pPr>
+      <w:r>
+        <w:rPr>
+          <w:lang w:val="uk-UA"/>
+        </w:rPr>
+        <w:t>            return null;</w:t>
+      </w:r>
+    </w:p>
+    <w:p>
+      <w:pPr>
+        <w:ind w:left="284" w:firstLine="283"/>
+        <w:rPr>
+          <w:lang w:val="uk-UA"/>
+        </w:rPr>
+      </w:pPr>
+      <w:r>
+        <w:rPr>
+          <w:lang w:val="uk-UA"/>
+        </w:rPr>
+        <w:t>        }</w:t>
+      </w:r>
+    </w:p>
+    <w:p>
+      <w:pPr>
+        <w:ind w:left="284" w:firstLine="283"/>
+        <w:rPr>
+          <w:lang w:val="uk-UA"/>
+        </w:rPr>
+      </w:pPr>
+      <w:r>
+        <w:rPr>
+          <w:lang w:val="uk-UA"/>
+        </w:rPr>
+        <w:t xml:space="preserve">         public static Appliances operator |(Appliances a1, Appliances a2)</w:t>
+      </w:r>
+    </w:p>
+    <w:p>
+      <w:pPr>
+        <w:ind w:left="284" w:firstLine="283"/>
+        <w:rPr>
+          <w:lang w:val="uk-UA"/>
+        </w:rPr>
+      </w:pPr>
+      <w:r>
+        <w:rPr>
+          <w:lang w:val="uk-UA"/>
+        </w:rPr>
+        <w:t>        {</w:t>
+      </w:r>
+    </w:p>
+    <w:p>
+      <w:pPr>
+        <w:ind w:left="284" w:firstLine="283"/>
+        <w:rPr>
+          <w:lang w:val="uk-UA"/>
+        </w:rPr>
+      </w:pPr>
+      <w:r>
+        <w:rPr>
+          <w:lang w:val="uk-UA"/>
+        </w:rPr>
+        <w:t>            int now = DateTime.Now.Year;</w:t>
+      </w:r>
+    </w:p>
+    <w:p>
+      <w:pPr>
+        <w:ind w:left="284" w:firstLine="283"/>
+        <w:rPr>
+          <w:lang w:val="uk-UA"/>
+        </w:rPr>
+      </w:pPr>
+      <w:r>
+        <w:rPr>
+          <w:lang w:val="uk-UA"/>
+        </w:rPr>
+        <w:t>            if (a1.Year == now)</w:t>
+      </w:r>
+    </w:p>
+    <w:p>
+      <w:pPr>
+        <w:ind w:left="284" w:firstLine="283"/>
+        <w:rPr>
+          <w:lang w:val="uk-UA"/>
+        </w:rPr>
+      </w:pPr>
+      <w:r>
+        <w:rPr>
+          <w:lang w:val="uk-UA"/>
+        </w:rPr>
+        <w:t>                return a1;</w:t>
+      </w:r>
+    </w:p>
+    <w:p>
+      <w:pPr>
+        <w:ind w:left="284" w:firstLine="283"/>
+        <w:rPr>
+          <w:lang w:val="uk-UA"/>
+        </w:rPr>
+      </w:pPr>
+      <w:r>
+        <w:rPr>
+          <w:lang w:val="uk-UA"/>
+        </w:rPr>
+        <w:t>            if (now == a2.Year)</w:t>
+      </w:r>
+    </w:p>
+    <w:p>
+      <w:pPr>
+        <w:ind w:left="284" w:firstLine="283"/>
+        <w:rPr>
+          <w:lang w:val="uk-UA"/>
+        </w:rPr>
+      </w:pPr>
+      <w:r>
+        <w:rPr>
+          <w:lang w:val="uk-UA"/>
+        </w:rPr>
+        <w:t>                return a2;</w:t>
+      </w:r>
+    </w:p>
+    <w:p>
+      <w:pPr>
+        <w:ind w:left="284" w:firstLine="283"/>
+        <w:rPr>
+          <w:lang w:val="uk-UA"/>
+        </w:rPr>
+      </w:pPr>
+      <w:r>
+        <w:rPr>
+          <w:lang w:val="uk-UA"/>
+        </w:rPr>
+        <w:t>            return null;</w:t>
+      </w:r>
+    </w:p>
+    <w:p>
+      <w:pPr>
+        <w:ind w:left="284" w:firstLine="283"/>
+        <w:rPr>
+          <w:lang w:val="uk-UA"/>
+        </w:rPr>
+      </w:pPr>
+      <w:r>
+        <w:rPr>
+          <w:lang w:val="uk-UA"/>
+        </w:rPr>
+        <w:t>        }</w:t>
+      </w:r>
+    </w:p>
+    <w:p>
+      <w:pPr>
+        <w:ind w:left="284" w:firstLine="283"/>
+        <w:rPr>
+          <w:lang w:val="uk-UA"/>
+        </w:rPr>
+      </w:pPr>
+      <w:r>
+        <w:rPr>
+          <w:lang w:val="uk-UA"/>
+        </w:rPr>
+        <w:t>        public static bool operator!(Appliances a)</w:t>
+      </w:r>
+    </w:p>
+    <w:p>
+      <w:pPr>
+        <w:ind w:left="284" w:firstLine="283"/>
+        <w:rPr>
+          <w:lang w:val="uk-UA"/>
+        </w:rPr>
+      </w:pPr>
+      <w:r>
+        <w:rPr>
+          <w:lang w:val="uk-UA"/>
+        </w:rPr>
+        <w:t>        {</w:t>
+      </w:r>
+    </w:p>
+    <w:p>
+      <w:pPr>
+        <w:ind w:left="284" w:firstLine="283"/>
+        <w:rPr>
+          <w:lang w:val="uk-UA"/>
+        </w:rPr>
+      </w:pPr>
+      <w:r>
+        <w:rPr>
+          <w:lang w:val="uk-UA"/>
+        </w:rPr>
+        <w:t>            return a.Year != DateTime.Now.Year;</w:t>
+      </w:r>
+    </w:p>
+    <w:p>
+      <w:pPr>
+        <w:ind w:left="284" w:firstLine="283"/>
+        <w:rPr>
+          <w:lang w:val="uk-UA"/>
+        </w:rPr>
+      </w:pPr>
+      <w:r>
+        <w:rPr>
+          <w:lang w:val="uk-UA"/>
+        </w:rPr>
+        <w:t>        }</w:t>
+      </w:r>
+    </w:p>
+    <w:p>
+      <w:pPr>
+        <w:ind w:left="284" w:firstLine="283"/>
+        <w:rPr>
+          <w:lang w:val="uk-UA"/>
+        </w:rPr>
+      </w:pPr>
+      <w:r>
+        <w:rPr>
+          <w:lang w:val="uk-UA"/>
+        </w:rPr>
+        <w:t xml:space="preserve">          // Переведенн типів, для того, щоб отримувати ціну Товару</w:t>
+      </w:r>
+    </w:p>
+    <w:p>
+      <w:pPr>
+        <w:ind w:left="284" w:firstLine="283"/>
+        <w:rPr>
+          <w:lang w:val="uk-UA"/>
+        </w:rPr>
+      </w:pPr>
+      <w:r>
+        <w:rPr>
+          <w:lang w:val="uk-UA"/>
+        </w:rPr>
+        <w:t>        public static implicit operator double(Appliances a)</w:t>
+      </w:r>
+    </w:p>
+    <w:p>
+      <w:pPr>
+        <w:ind w:left="284" w:firstLine="283"/>
+        <w:rPr>
+          <w:lang w:val="uk-UA"/>
+        </w:rPr>
+      </w:pPr>
+      <w:r>
+        <w:rPr>
+          <w:lang w:val="uk-UA"/>
+        </w:rPr>
+        <w:t>        {</w:t>
+      </w:r>
+    </w:p>
+    <w:p>
+      <w:pPr>
+        <w:ind w:left="284" w:firstLine="283"/>
+        <w:rPr>
+          <w:lang w:val="uk-UA"/>
+        </w:rPr>
+      </w:pPr>
+      <w:r>
+        <w:rPr>
+          <w:lang w:val="uk-UA"/>
+        </w:rPr>
+        <w:t>            return a.Price;</w:t>
+      </w:r>
+    </w:p>
+    <w:p>
+      <w:pPr>
+        <w:ind w:left="284" w:firstLine="283"/>
+        <w:rPr>
+          <w:lang w:val="uk-UA"/>
+        </w:rPr>
+      </w:pPr>
+      <w:r>
+        <w:rPr>
+          <w:lang w:val="uk-UA"/>
+        </w:rPr>
+        <w:t>        }</w:t>
+      </w:r>
+    </w:p>
+    <w:p>
+      <w:pPr>
+        <w:ind w:left="284" w:firstLine="283"/>
+        <w:rPr>
+          <w:lang w:val="uk-UA"/>
+        </w:rPr>
+      </w:pPr>
+      <w:r>
+        <w:rPr>
+          <w:lang w:val="uk-UA"/>
+        </w:rPr>
+        <w:t>        public static  implicit operator string(Appliances a)</w:t>
+      </w:r>
+    </w:p>
+    <w:p>
+      <w:pPr>
+        <w:ind w:left="284" w:firstLine="283"/>
+        <w:rPr>
+          <w:lang w:val="uk-UA"/>
+        </w:rPr>
+      </w:pPr>
+      <w:r>
+        <w:rPr>
+          <w:lang w:val="uk-UA"/>
+        </w:rPr>
+        <w:t>        {</w:t>
+      </w:r>
+    </w:p>
+    <w:p>
+      <w:pPr>
+        <w:ind w:left="284" w:firstLine="283"/>
+        <w:rPr>
+          <w:lang w:val="uk-UA"/>
+        </w:rPr>
+      </w:pPr>
+      <w:r>
+        <w:rPr>
+          <w:lang w:val="uk-UA"/>
+        </w:rPr>
+        <w:t>            return a.Name + " " + a.Brand;</w:t>
+      </w:r>
+    </w:p>
+    <w:p>
+      <w:pPr>
+        <w:ind w:left="284" w:firstLine="283"/>
+        <w:rPr>
+          <w:lang w:val="uk-UA"/>
+        </w:rPr>
+      </w:pPr>
+      <w:r>
+        <w:rPr>
+          <w:lang w:val="uk-UA"/>
+        </w:rPr>
+        <w:t>        }</w:t>
+      </w:r>
+    </w:p>
+    <w:p>
+      <w:pPr>
+        <w:ind w:left="284" w:firstLine="283"/>
+        <w:rPr>
+          <w:lang w:val="uk-UA"/>
+        </w:rPr>
+      </w:pPr>
+      <w:r>
+        <w:rPr>
+          <w:lang w:val="uk-UA"/>
+        </w:rPr>
+        <w:t xml:space="preserve">         // Перевантаження операторів порівняння:</w:t>
+      </w:r>
+    </w:p>
+    <w:p>
+      <w:pPr>
+        <w:ind w:left="284" w:firstLine="283"/>
+        <w:rPr>
+          <w:lang w:val="uk-UA"/>
+        </w:rPr>
+      </w:pPr>
+      <w:r>
+        <w:rPr>
+          <w:lang w:val="uk-UA"/>
+        </w:rPr>
+        <w:t>        //      Щоб знаходти об'єкти із максимальною ціною (&gt;,&lt;) - Додати кнопку та опис кнопки</w:t>
+      </w:r>
+    </w:p>
+    <w:p>
+      <w:pPr>
+        <w:ind w:left="284" w:firstLine="283"/>
+        <w:rPr>
+          <w:lang w:val="uk-UA"/>
+        </w:rPr>
+      </w:pPr>
+      <w:r>
+        <w:rPr>
+          <w:lang w:val="uk-UA"/>
+        </w:rPr>
+        <w:t>        //      Щоб знаходити всі товари із ціною вираного товару (==, !=)</w:t>
+      </w:r>
+    </w:p>
+    <w:p>
+      <w:pPr>
+        <w:ind w:left="284" w:firstLine="283"/>
+        <w:rPr>
+          <w:lang w:val="uk-UA"/>
+        </w:rPr>
+      </w:pPr>
+      <w:r>
+        <w:rPr>
+          <w:lang w:val="uk-UA"/>
+        </w:rPr>
+        <w:t>        public static bool operator &gt;(Appliances a1, Appliances a2)</w:t>
+      </w:r>
+    </w:p>
+    <w:p>
+      <w:pPr>
+        <w:ind w:left="284" w:firstLine="283"/>
+        <w:rPr>
+          <w:lang w:val="uk-UA"/>
+        </w:rPr>
+      </w:pPr>
+      <w:r>
+        <w:rPr>
+          <w:lang w:val="uk-UA"/>
+        </w:rPr>
+        <w:t>        {</w:t>
+      </w:r>
+    </w:p>
+    <w:p>
+      <w:pPr>
+        <w:ind w:left="284" w:firstLine="283"/>
+        <w:rPr>
+          <w:lang w:val="uk-UA"/>
+        </w:rPr>
+      </w:pPr>
+      <w:r>
+        <w:rPr>
+          <w:lang w:val="uk-UA"/>
+        </w:rPr>
+        <w:t>            return a1.Price &gt; a2.Price;</w:t>
+      </w:r>
+    </w:p>
+    <w:p>
+      <w:pPr>
+        <w:ind w:left="284" w:firstLine="283"/>
+        <w:rPr>
+          <w:lang w:val="uk-UA"/>
+        </w:rPr>
+      </w:pPr>
+      <w:r>
+        <w:rPr>
+          <w:lang w:val="uk-UA"/>
+        </w:rPr>
+        <w:t>        }</w:t>
+      </w:r>
+    </w:p>
+    <w:p>
+      <w:pPr>
+        <w:ind w:left="284" w:firstLine="283"/>
+        <w:rPr>
+          <w:lang w:val="uk-UA"/>
+        </w:rPr>
+      </w:pPr>
+      <w:r>
+        <w:rPr>
+          <w:lang w:val="uk-UA"/>
+        </w:rPr>
+        <w:lastRenderedPageBreak/>
+        <w:t>        public static bool operator &lt;(Appliances a1, Appliances a2)</w:t>
+      </w:r>
+    </w:p>
+    <w:p>
+      <w:pPr>
+        <w:ind w:left="284" w:firstLine="283"/>
+        <w:rPr>
+          <w:lang w:val="uk-UA"/>
+        </w:rPr>
+      </w:pPr>
+      <w:r>
+        <w:rPr>
+          <w:lang w:val="uk-UA"/>
+        </w:rPr>
+        <w:t>        {</w:t>
+      </w:r>
+    </w:p>
+    <w:p>
+      <w:pPr>
+        <w:ind w:left="284" w:firstLine="283"/>
+        <w:rPr>
+          <w:lang w:val="uk-UA"/>
+        </w:rPr>
+      </w:pPr>
+      <w:r>
+        <w:rPr>
+          <w:lang w:val="uk-UA"/>
+        </w:rPr>
+        <w:t>            return a2 &gt; a1;</w:t>
+      </w:r>
+    </w:p>
+    <w:p>
+      <w:pPr>
+        <w:ind w:left="284" w:firstLine="283"/>
+        <w:rPr>
+          <w:lang w:val="uk-UA"/>
+        </w:rPr>
+      </w:pPr>
+      <w:r>
+        <w:rPr>
+          <w:lang w:val="uk-UA"/>
+        </w:rPr>
+        <w:t>        }</w:t>
+      </w:r>
+    </w:p>
+    <w:p>
+      <w:pPr>
+        <w:ind w:left="284" w:firstLine="283"/>
+        <w:rPr>
+          <w:lang w:val="uk-UA"/>
+        </w:rPr>
+      </w:pPr>
+      <w:r>
+        <w:rPr>
+          <w:lang w:val="uk-UA"/>
+        </w:rPr>
+        <w:t>        public static bool operator ==(Appliances a1, Appliances a2)</w:t>
+      </w:r>
+    </w:p>
+    <w:p>
+      <w:pPr>
+        <w:ind w:left="284" w:firstLine="283"/>
+        <w:rPr>
+          <w:lang w:val="uk-UA"/>
+        </w:rPr>
+      </w:pPr>
+      <w:r>
+        <w:rPr>
+          <w:lang w:val="uk-UA"/>
+        </w:rPr>
+        <w:t>        {</w:t>
+      </w:r>
+    </w:p>
+    <w:p>
+      <w:pPr>
+        <w:ind w:left="284" w:firstLine="283"/>
+        <w:rPr>
+          <w:lang w:val="uk-UA"/>
+        </w:rPr>
+      </w:pPr>
+      <w:r>
+        <w:rPr>
+          <w:lang w:val="uk-UA"/>
+        </w:rPr>
+        <w:t>            return a1.Price == a2.Price;</w:t>
+      </w:r>
+    </w:p>
+    <w:p>
+      <w:pPr>
+        <w:ind w:left="284" w:firstLine="283"/>
+        <w:rPr>
+          <w:lang w:val="uk-UA"/>
+        </w:rPr>
+      </w:pPr>
+      <w:r>
+        <w:rPr>
+          <w:lang w:val="uk-UA"/>
+        </w:rPr>
+        <w:t>        }</w:t>
+      </w:r>
+    </w:p>
+    <w:p>
+      <w:pPr>
+        <w:ind w:left="284" w:firstLine="283"/>
+        <w:rPr>
+          <w:lang w:val="uk-UA"/>
+        </w:rPr>
+      </w:pPr>
+      <w:r>
+        <w:rPr>
+          <w:lang w:val="uk-UA"/>
+        </w:rPr>
+        <w:t>        public static bool operator !=(Appliances a1,Appliances a2)</w:t>
+      </w:r>
+    </w:p>
+    <w:p>
+      <w:pPr>
+        <w:ind w:left="284" w:firstLine="283"/>
+        <w:rPr>
+          <w:lang w:val="uk-UA"/>
+        </w:rPr>
+      </w:pPr>
+      <w:r>
+        <w:rPr>
+          <w:lang w:val="uk-UA"/>
+        </w:rPr>
+        <w:t>        {</w:t>
+      </w:r>
+    </w:p>
+    <w:p>
+      <w:pPr>
+        <w:ind w:left="284" w:firstLine="283"/>
+        <w:rPr>
+          <w:lang w:val="uk-UA"/>
+        </w:rPr>
+      </w:pPr>
+      <w:r>
+        <w:rPr>
+          <w:lang w:val="uk-UA"/>
+        </w:rPr>
+        <w:t>            return !(a1 == a2);</w:t>
+      </w:r>
+    </w:p>
+    <w:p>
+      <w:pPr>
+        <w:ind w:left="284" w:firstLine="283"/>
+        <w:rPr>
+          <w:lang w:val="uk-UA"/>
+        </w:rPr>
+      </w:pPr>
+      <w:r>
+        <w:rPr>
+          <w:lang w:val="uk-UA"/>
+        </w:rPr>
+        <w:t>        }</w:t>
+      </w:r>
+    </w:p>
+    <w:p>
+      <w:pPr>
+        <w:ind w:left="284" w:firstLine="283"/>
+        <w:rPr>
+          <w:lang w:val="uk-UA"/>
+        </w:rPr>
+      </w:pPr>
+      <w:r>
+        <w:rPr>
+          <w:lang w:val="uk-UA"/>
+        </w:rPr>
+        <w:t xml:space="preserve">         // Унарні оператори</w:t>
+      </w:r>
+    </w:p>
+    <w:p>
+      <w:pPr>
+        <w:ind w:left="284" w:firstLine="283"/>
+        <w:rPr>
+          <w:lang w:val="uk-UA"/>
+        </w:rPr>
+      </w:pPr>
+      <w:r>
+        <w:rPr>
+          <w:lang w:val="uk-UA"/>
+        </w:rPr>
+        <w:t>        public static Appliances operator ++(Appliances a)</w:t>
+      </w:r>
+    </w:p>
+    <w:p>
+      <w:pPr>
+        <w:ind w:left="284" w:firstLine="283"/>
+        <w:rPr>
+          <w:lang w:val="uk-UA"/>
+        </w:rPr>
+      </w:pPr>
+      <w:r>
+        <w:rPr>
+          <w:lang w:val="uk-UA"/>
+        </w:rPr>
+        <w:t>        {</w:t>
+      </w:r>
+    </w:p>
+    <w:p>
+      <w:pPr>
+        <w:ind w:left="284" w:firstLine="283"/>
+        <w:rPr>
+          <w:lang w:val="uk-UA"/>
+        </w:rPr>
+      </w:pPr>
+      <w:r>
+        <w:rPr>
+          <w:lang w:val="uk-UA"/>
+        </w:rPr>
+        <w:t>            a.Price += 1000;</w:t>
+      </w:r>
+    </w:p>
+    <w:p>
+      <w:pPr>
+        <w:ind w:left="284" w:firstLine="283"/>
+        <w:rPr>
+          <w:lang w:val="uk-UA"/>
+        </w:rPr>
+      </w:pPr>
+      <w:r>
+        <w:rPr>
+          <w:lang w:val="uk-UA"/>
+        </w:rPr>
+        <w:t>            return a;</w:t>
+      </w:r>
+    </w:p>
+    <w:p>
+      <w:pPr>
+        <w:ind w:left="284" w:firstLine="283"/>
+        <w:rPr>
+          <w:lang w:val="uk-UA"/>
+        </w:rPr>
+      </w:pPr>
+      <w:r>
+        <w:rPr>
+          <w:lang w:val="uk-UA"/>
+        </w:rPr>
+        <w:t>        }</w:t>
+      </w:r>
+    </w:p>
+    <w:p>
+      <w:pPr>
+        <w:ind w:left="284" w:firstLine="283"/>
+        <w:rPr>
+          <w:lang w:val="uk-UA"/>
+        </w:rPr>
+      </w:pPr>
+      <w:r>
+        <w:rPr>
+          <w:lang w:val="uk-UA"/>
+        </w:rPr>
+        <w:t>        public static Appliances operator --(Appliances a)</w:t>
+      </w:r>
+    </w:p>
+    <w:p>
+      <w:pPr>
+        <w:ind w:left="284" w:firstLine="283"/>
+        <w:rPr>
+          <w:lang w:val="uk-UA"/>
+        </w:rPr>
+      </w:pPr>
+      <w:r>
+        <w:rPr>
+          <w:lang w:val="uk-UA"/>
+        </w:rPr>
+        <w:t>        {</w:t>
+      </w:r>
+    </w:p>
+    <w:p>
+      <w:pPr>
+        <w:ind w:left="284" w:firstLine="283"/>
+        <w:rPr>
+          <w:lang w:val="uk-UA"/>
+        </w:rPr>
+      </w:pPr>
+      <w:r>
+        <w:rPr>
+          <w:lang w:val="uk-UA"/>
+        </w:rPr>
+        <w:t>            a.Price -= 1000;</w:t>
+      </w:r>
+    </w:p>
+    <w:p>
+      <w:pPr>
+        <w:ind w:left="284" w:firstLine="283"/>
+        <w:rPr>
+          <w:lang w:val="uk-UA"/>
+        </w:rPr>
+      </w:pPr>
+      <w:r>
+        <w:rPr>
+          <w:lang w:val="uk-UA"/>
+        </w:rPr>
+        <w:t>            return a;</w:t>
+      </w:r>
+    </w:p>
+    <w:p>
+      <w:pPr>
+        <w:ind w:left="284" w:firstLine="283"/>
+        <w:rPr>
+          <w:lang w:val="uk-UA"/>
+        </w:rPr>
+      </w:pPr>
+      <w:r>
+        <w:rPr>
+          <w:lang w:val="uk-UA"/>
+        </w:rPr>
+        <w:t>        }</w:t>
+      </w:r>
+    </w:p>
+    <w:p>
+      <w:pPr>
+        <w:ind w:left="284" w:firstLine="283"/>
+        <w:rPr>
+          <w:lang w:val="uk-UA"/>
+        </w:rPr>
+      </w:pPr>
+      <w:r>
+        <w:rPr>
+          <w:lang w:val="uk-UA"/>
+        </w:rPr>
+        <w:t xml:space="preserve">         #endregion</w:t>
+      </w:r>
+    </w:p>
+    <w:p>
+      <w:pPr>
+        <w:ind w:left="284" w:firstLine="283"/>
+        <w:rPr>
+          <w:lang w:val="uk-UA"/>
+        </w:rPr>
+      </w:pPr>
+      <w:r>
+        <w:rPr>
+          <w:lang w:val="uk-UA"/>
+        </w:rPr>
+        <w:t xml:space="preserve">         #region Віртуальні методи </w:t>
+      </w:r>
+    </w:p>
+    <w:p>
+      <w:pPr>
+        <w:ind w:left="284" w:firstLine="283"/>
+        <w:rPr>
+          <w:lang w:val="uk-UA"/>
+        </w:rPr>
+      </w:pPr>
+      <w:r>
+        <w:rPr>
+          <w:lang w:val="uk-UA"/>
+        </w:rPr>
+        <w:t>        public virtual void WriteToFile(BinaryWriter writer)</w:t>
+      </w:r>
+    </w:p>
+    <w:p>
+      <w:pPr>
+        <w:ind w:left="284" w:firstLine="283"/>
+        <w:rPr>
+          <w:lang w:val="uk-UA"/>
+        </w:rPr>
+      </w:pPr>
+      <w:r>
+        <w:rPr>
+          <w:lang w:val="uk-UA"/>
+        </w:rPr>
+        <w:t>        {</w:t>
+      </w:r>
+    </w:p>
+    <w:p>
+      <w:pPr>
+        <w:ind w:left="284" w:firstLine="283"/>
+        <w:rPr>
+          <w:lang w:val="uk-UA"/>
+        </w:rPr>
+      </w:pPr>
+      <w:r>
+        <w:rPr>
+          <w:lang w:val="uk-UA"/>
+        </w:rPr>
+        <w:t>            writer.Write(Id);</w:t>
+      </w:r>
+    </w:p>
+    <w:p>
+      <w:pPr>
+        <w:ind w:left="284" w:firstLine="283"/>
+        <w:rPr>
+          <w:lang w:val="uk-UA"/>
+        </w:rPr>
+      </w:pPr>
+      <w:r>
+        <w:rPr>
+          <w:lang w:val="uk-UA"/>
+        </w:rPr>
+        <w:t>            writer.Write(Name);</w:t>
+      </w:r>
+    </w:p>
+    <w:p>
+      <w:pPr>
+        <w:ind w:left="284" w:firstLine="283"/>
+        <w:rPr>
+          <w:lang w:val="uk-UA"/>
+        </w:rPr>
+      </w:pPr>
+      <w:r>
+        <w:rPr>
+          <w:lang w:val="uk-UA"/>
+        </w:rPr>
+        <w:t>            writer.Write(Brand);</w:t>
+      </w:r>
+    </w:p>
+    <w:p>
+      <w:pPr>
+        <w:ind w:left="284" w:firstLine="283"/>
+        <w:rPr>
+          <w:lang w:val="uk-UA"/>
+        </w:rPr>
+      </w:pPr>
+      <w:r>
+        <w:rPr>
+          <w:lang w:val="uk-UA"/>
+        </w:rPr>
+        <w:t>            writer.Write(Price);</w:t>
+      </w:r>
+    </w:p>
+    <w:p>
+      <w:pPr>
+        <w:ind w:left="284" w:firstLine="283"/>
+        <w:rPr>
+          <w:lang w:val="uk-UA"/>
+        </w:rPr>
+      </w:pPr>
+      <w:r>
+        <w:rPr>
+          <w:lang w:val="uk-UA"/>
+        </w:rPr>
+        <w:t>            writer.Write(Year);</w:t>
+      </w:r>
+    </w:p>
+    <w:p>
+      <w:pPr>
+        <w:ind w:left="284" w:firstLine="283"/>
+        <w:rPr>
+          <w:lang w:val="uk-UA"/>
+        </w:rPr>
+      </w:pPr>
+      <w:r>
+        <w:rPr>
+          <w:lang w:val="uk-UA"/>
+        </w:rPr>
+        <w:t>            writer.Write(EnergyClass);</w:t>
+      </w:r>
+    </w:p>
+    <w:p>
+      <w:pPr>
+        <w:ind w:left="284" w:firstLine="283"/>
+        <w:rPr>
+          <w:lang w:val="uk-UA"/>
+        </w:rPr>
+      </w:pPr>
+      <w:r>
+        <w:rPr>
+          <w:lang w:val="uk-UA"/>
+        </w:rPr>
+        <w:t>            writer.Write(Power);</w:t>
+      </w:r>
+    </w:p>
+    <w:p>
+      <w:pPr>
+        <w:ind w:left="284" w:firstLine="283"/>
+        <w:rPr>
+          <w:lang w:val="uk-UA"/>
+        </w:rPr>
+      </w:pPr>
+      <w:r>
+        <w:rPr>
+          <w:lang w:val="uk-UA"/>
+        </w:rPr>
+        <w:t>            writer.Write(EnergyCost);</w:t>
+      </w:r>
+    </w:p>
+    <w:p>
+      <w:pPr>
+        <w:ind w:left="284" w:firstLine="283"/>
+        <w:rPr>
+          <w:lang w:val="uk-UA"/>
+        </w:rPr>
+      </w:pPr>
+      <w:r>
+        <w:rPr>
+          <w:lang w:val="uk-UA"/>
+        </w:rPr>
+        <w:t>        }</w:t>
+      </w:r>
+    </w:p>
+    <w:p>
+      <w:pPr>
+        <w:ind w:left="284" w:firstLine="283"/>
+        <w:rPr>
+          <w:lang w:val="uk-UA"/>
+        </w:rPr>
+      </w:pPr>
+      <w:r>
+        <w:rPr>
+          <w:lang w:val="uk-UA"/>
+        </w:rPr>
+        <w:t xml:space="preserve">         public virtual void ReadFromFile(BinaryReader reader)</w:t>
+      </w:r>
+    </w:p>
+    <w:p>
+      <w:pPr>
+        <w:ind w:left="284" w:firstLine="283"/>
+        <w:rPr>
+          <w:lang w:val="uk-UA"/>
+        </w:rPr>
+      </w:pPr>
+      <w:r>
+        <w:rPr>
+          <w:lang w:val="uk-UA"/>
+        </w:rPr>
+        <w:t>        {</w:t>
+      </w:r>
+    </w:p>
+    <w:p>
+      <w:pPr>
+        <w:ind w:left="284" w:firstLine="283"/>
+        <w:rPr>
+          <w:lang w:val="uk-UA"/>
+        </w:rPr>
+      </w:pPr>
+      <w:r>
+        <w:rPr>
+          <w:lang w:val="uk-UA"/>
+        </w:rPr>
+        <w:t>            Id = reader.ReadString();</w:t>
+      </w:r>
+    </w:p>
+    <w:p>
+      <w:pPr>
+        <w:ind w:left="284" w:firstLine="283"/>
+        <w:rPr>
+          <w:lang w:val="uk-UA"/>
+        </w:rPr>
+      </w:pPr>
+      <w:r>
+        <w:rPr>
+          <w:lang w:val="uk-UA"/>
+        </w:rPr>
+        <w:t>            Name = reader.ReadString();</w:t>
+      </w:r>
+    </w:p>
+    <w:p>
+      <w:pPr>
+        <w:ind w:left="284" w:firstLine="283"/>
+        <w:rPr>
+          <w:lang w:val="uk-UA"/>
+        </w:rPr>
+      </w:pPr>
+      <w:r>
+        <w:rPr>
+          <w:lang w:val="uk-UA"/>
+        </w:rPr>
+        <w:lastRenderedPageBreak/>
+        <w:t>            Brand = reader.ReadString();</w:t>
+      </w:r>
+    </w:p>
+    <w:p>
+      <w:pPr>
+        <w:ind w:left="284" w:firstLine="283"/>
+        <w:rPr>
+          <w:lang w:val="uk-UA"/>
+        </w:rPr>
+      </w:pPr>
+      <w:r>
+        <w:rPr>
+          <w:lang w:val="uk-UA"/>
+        </w:rPr>
+        <w:t>            Price = reader.ReadDouble();</w:t>
+      </w:r>
+    </w:p>
+    <w:p>
+      <w:pPr>
+        <w:ind w:left="284" w:firstLine="283"/>
+        <w:rPr>
+          <w:lang w:val="uk-UA"/>
+        </w:rPr>
+      </w:pPr>
+      <w:r>
+        <w:rPr>
+          <w:lang w:val="uk-UA"/>
+        </w:rPr>
+        <w:t>            Year = reader.ReadInt16();</w:t>
+      </w:r>
+    </w:p>
+    <w:p>
+      <w:pPr>
+        <w:ind w:left="284" w:firstLine="283"/>
+        <w:rPr>
+          <w:lang w:val="uk-UA"/>
+        </w:rPr>
+      </w:pPr>
+      <w:r>
+        <w:rPr>
+          <w:lang w:val="uk-UA"/>
+        </w:rPr>
+        <w:t>            EnergyClass = reader.ReadString();</w:t>
+      </w:r>
+    </w:p>
+    <w:p>
+      <w:pPr>
+        <w:ind w:left="284" w:firstLine="283"/>
+        <w:rPr>
+          <w:lang w:val="uk-UA"/>
+        </w:rPr>
+      </w:pPr>
+      <w:r>
+        <w:rPr>
+          <w:lang w:val="uk-UA"/>
+        </w:rPr>
+        <w:t>            Power = reader.ReadInt16();</w:t>
+      </w:r>
+    </w:p>
+    <w:p>
+      <w:pPr>
+        <w:ind w:left="284" w:firstLine="283"/>
+        <w:rPr>
+          <w:lang w:val="uk-UA"/>
+        </w:rPr>
+      </w:pPr>
+      <w:r>
+        <w:rPr>
+          <w:lang w:val="uk-UA"/>
+        </w:rPr>
+        <w:t>            EnergyCost = reader.ReadDouble();</w:t>
+      </w:r>
+    </w:p>
+    <w:p>
+      <w:pPr>
+        <w:ind w:left="284" w:firstLine="283"/>
+        <w:rPr>
+          <w:lang w:val="uk-UA"/>
+        </w:rPr>
+      </w:pPr>
+      <w:r>
+        <w:rPr>
+          <w:lang w:val="uk-UA"/>
+        </w:rPr>
+        <w:t xml:space="preserve">         }</w:t>
+      </w:r>
+    </w:p>
+    <w:p>
+      <w:pPr>
+        <w:ind w:left="284" w:firstLine="283"/>
+        <w:rPr>
+          <w:lang w:val="uk-UA"/>
+        </w:rPr>
+      </w:pPr>
+      <w:r>
+        <w:rPr>
+          <w:lang w:val="uk-UA"/>
+        </w:rPr>
+        <w:t xml:space="preserve">         public virtual void FillDataRow(DataRow row)</w:t>
+      </w:r>
+    </w:p>
+    <w:p>
+      <w:pPr>
+        <w:ind w:left="284" w:firstLine="283"/>
+        <w:rPr>
+          <w:lang w:val="uk-UA"/>
+        </w:rPr>
+      </w:pPr>
+      <w:r>
+        <w:rPr>
+          <w:lang w:val="uk-UA"/>
+        </w:rPr>
+        <w:t>        {</w:t>
+      </w:r>
+    </w:p>
+    <w:p>
+      <w:pPr>
+        <w:ind w:left="284" w:firstLine="283"/>
+        <w:rPr>
+          <w:lang w:val="uk-UA"/>
+        </w:rPr>
+      </w:pPr>
+      <w:r>
+        <w:rPr>
+          <w:lang w:val="uk-UA"/>
+        </w:rPr>
+        <w:t>            row["ID"] = Id;</w:t>
+      </w:r>
+    </w:p>
+    <w:p>
+      <w:pPr>
+        <w:ind w:left="284" w:firstLine="283"/>
+        <w:rPr>
+          <w:lang w:val="uk-UA"/>
+        </w:rPr>
+      </w:pPr>
+      <w:r>
+        <w:rPr>
+          <w:lang w:val="uk-UA"/>
+        </w:rPr>
+        <w:t>            row["Ім'я"] = Name;</w:t>
+      </w:r>
+    </w:p>
+    <w:p>
+      <w:pPr>
+        <w:ind w:left="284" w:firstLine="283"/>
+        <w:rPr>
+          <w:lang w:val="uk-UA"/>
+        </w:rPr>
+      </w:pPr>
+      <w:r>
+        <w:rPr>
+          <w:lang w:val="uk-UA"/>
+        </w:rPr>
+        <w:t>            row["Бренд"] = Brand;</w:t>
+      </w:r>
+    </w:p>
+    <w:p>
+      <w:pPr>
+        <w:ind w:left="284" w:firstLine="283"/>
+        <w:rPr>
+          <w:lang w:val="uk-UA"/>
+        </w:rPr>
+      </w:pPr>
+      <w:r>
+        <w:rPr>
+          <w:lang w:val="uk-UA"/>
+        </w:rPr>
+        <w:t>            row["Ціна"] = Price;</w:t>
+      </w:r>
+    </w:p>
+    <w:p>
+      <w:pPr>
+        <w:ind w:left="284" w:firstLine="283"/>
+        <w:rPr>
+          <w:lang w:val="uk-UA"/>
+        </w:rPr>
+      </w:pPr>
+      <w:r>
+        <w:rPr>
+          <w:lang w:val="uk-UA"/>
+        </w:rPr>
+        <w:t>            row["Рік випуску"] = Year;</w:t>
+      </w:r>
+    </w:p>
+    <w:p>
+      <w:pPr>
+        <w:ind w:left="284" w:firstLine="283"/>
+        <w:rPr>
+          <w:lang w:val="uk-UA"/>
+        </w:rPr>
+      </w:pPr>
+      <w:r>
+        <w:rPr>
+          <w:lang w:val="uk-UA"/>
+        </w:rPr>
+        <w:t>            row["Тип спожвання"] = EnergyClass;</w:t>
+      </w:r>
+    </w:p>
+    <w:p>
+      <w:pPr>
+        <w:ind w:left="284" w:firstLine="283"/>
+        <w:rPr>
+          <w:lang w:val="uk-UA"/>
+        </w:rPr>
+      </w:pPr>
+      <w:r>
+        <w:rPr>
+          <w:lang w:val="uk-UA"/>
+        </w:rPr>
+        <w:t>            row["Потужність"] = Power;</w:t>
+      </w:r>
+    </w:p>
+    <w:p>
+      <w:pPr>
+        <w:ind w:left="284" w:firstLine="283"/>
+        <w:rPr>
+          <w:lang w:val="uk-UA"/>
+        </w:rPr>
+      </w:pPr>
+      <w:r>
+        <w:rPr>
+          <w:lang w:val="uk-UA"/>
+        </w:rPr>
+        <w:t>            row["Витратність (на год.)"] = EnergyCost;</w:t>
+      </w:r>
+    </w:p>
+    <w:p>
+      <w:pPr>
+        <w:ind w:left="284" w:firstLine="283"/>
+        <w:rPr>
+          <w:lang w:val="en-US"/>
+        </w:rPr>
+      </w:pPr>
+      <w:r>
+        <w:rPr>
+          <w:lang w:val="uk-UA"/>
+        </w:rPr>
+        <w:t>        }</w:t>
+      </w:r>
+    </w:p>
+    <w:p>
+      <w:pPr>
+        <w:ind w:left="284" w:firstLine="283"/>
+        <w:rPr>
+          <w:lang w:val="uk-UA"/>
+        </w:rPr>
+      </w:pPr>
+      <w:r>
+        <w:rPr>
+          <w:lang w:val="uk-UA"/>
+        </w:rPr>
+        <w:t>        public virtual void ImagesWhenDelete(Form1 form)</w:t>
+      </w:r>
+    </w:p>
+    <w:p>
+      <w:pPr>
+        <w:ind w:left="284" w:firstLine="283"/>
+        <w:rPr>
+          <w:lang w:val="uk-UA"/>
+        </w:rPr>
+      </w:pPr>
+      <w:r>
+        <w:rPr>
+          <w:lang w:val="uk-UA"/>
+        </w:rPr>
+        <w:t>        {</w:t>
+      </w:r>
+    </w:p>
+    <w:p>
+      <w:pPr>
+        <w:ind w:left="284" w:firstLine="283"/>
+        <w:rPr>
+          <w:lang w:val="uk-UA"/>
+        </w:rPr>
+      </w:pPr>
+      <w:r>
+        <w:rPr>
+          <w:lang w:val="uk-UA"/>
+        </w:rPr>
+        <w:t>            form.textBox13.Text = Id;</w:t>
+      </w:r>
+    </w:p>
+    <w:p>
+      <w:pPr>
+        <w:ind w:left="284" w:firstLine="283"/>
+        <w:rPr>
+          <w:lang w:val="uk-UA"/>
+        </w:rPr>
+      </w:pPr>
+      <w:r>
+        <w:rPr>
+          <w:lang w:val="uk-UA"/>
+        </w:rPr>
+        <w:t>            form.textBox18.Text = Name;</w:t>
+      </w:r>
+    </w:p>
+    <w:p>
+      <w:pPr>
+        <w:ind w:left="284" w:firstLine="283"/>
+        <w:rPr>
+          <w:lang w:val="uk-UA"/>
+        </w:rPr>
+      </w:pPr>
+      <w:r>
+        <w:rPr>
+          <w:lang w:val="uk-UA"/>
+        </w:rPr>
+        <w:t>            form.textBox17.Text = Brand;</w:t>
+      </w:r>
+    </w:p>
+    <w:p>
+      <w:pPr>
+        <w:ind w:left="284" w:firstLine="283"/>
+        <w:rPr>
+          <w:lang w:val="uk-UA"/>
+        </w:rPr>
+      </w:pPr>
+      <w:r>
+        <w:rPr>
+          <w:lang w:val="uk-UA"/>
+        </w:rPr>
+        <w:t>            form.textBox16.Text = Price.ToString();</w:t>
+      </w:r>
+    </w:p>
+    <w:p>
+      <w:pPr>
+        <w:ind w:left="284" w:firstLine="283"/>
+        <w:rPr>
+          <w:lang w:val="uk-UA"/>
+        </w:rPr>
+      </w:pPr>
+      <w:r>
+        <w:rPr>
+          <w:lang w:val="uk-UA"/>
+        </w:rPr>
+        <w:t>            form.textBox15.Text = Year.ToString();</w:t>
+      </w:r>
+    </w:p>
+    <w:p>
+      <w:pPr>
+        <w:ind w:left="284" w:firstLine="283"/>
+        <w:rPr>
+          <w:lang w:val="uk-UA"/>
+        </w:rPr>
+      </w:pPr>
+      <w:r>
+        <w:rPr>
+          <w:lang w:val="uk-UA"/>
+        </w:rPr>
+        <w:t>            form.comboBox12.Text = EnergyClass;</w:t>
+      </w:r>
+    </w:p>
+    <w:p>
+      <w:pPr>
+        <w:ind w:left="284" w:firstLine="283"/>
+        <w:rPr>
+          <w:lang w:val="uk-UA"/>
+        </w:rPr>
+      </w:pPr>
+      <w:r>
+        <w:rPr>
+          <w:lang w:val="uk-UA"/>
+        </w:rPr>
+        <w:t>            form. textBox14.Text = Power.ToString();</w:t>
+      </w:r>
+    </w:p>
+    <w:p>
+      <w:pPr>
+        <w:ind w:left="284" w:firstLine="283"/>
+        <w:rPr>
+          <w:lang w:val="uk-UA"/>
+        </w:rPr>
+      </w:pPr>
+      <w:r>
+        <w:rPr>
+          <w:lang w:val="uk-UA"/>
+        </w:rPr>
+        <w:t>            form.pCleaner.Visible = false;</w:t>
+      </w:r>
+    </w:p>
+    <w:p>
+      <w:pPr>
+        <w:ind w:left="284" w:firstLine="283"/>
+        <w:rPr>
+          <w:lang w:val="uk-UA"/>
+        </w:rPr>
+      </w:pPr>
+      <w:r>
+        <w:rPr>
+          <w:lang w:val="uk-UA"/>
+        </w:rPr>
+        <w:t>            form.pWashingMashine.Visible = false;</w:t>
+      </w:r>
+    </w:p>
+    <w:p>
+      <w:pPr>
+        <w:ind w:left="284" w:firstLine="283"/>
+        <w:rPr>
+          <w:lang w:val="uk-UA"/>
+        </w:rPr>
+      </w:pPr>
+      <w:r>
+        <w:rPr>
+          <w:lang w:val="uk-UA"/>
+        </w:rPr>
+        <w:t>            form.pMicrowave.Visible = false;</w:t>
+      </w:r>
+    </w:p>
+    <w:p>
+      <w:pPr>
+        <w:ind w:left="284" w:firstLine="283"/>
+        <w:rPr>
+          <w:lang w:val="uk-UA"/>
+        </w:rPr>
+      </w:pPr>
+      <w:r>
+        <w:rPr>
+          <w:lang w:val="uk-UA"/>
+        </w:rPr>
+        <w:t>        }</w:t>
+      </w:r>
+    </w:p>
+    <w:p>
+      <w:pPr>
+        <w:ind w:left="284" w:firstLine="283"/>
+        <w:rPr>
+          <w:lang w:val="uk-UA"/>
+        </w:rPr>
+      </w:pPr>
+      <w:r>
+        <w:rPr>
+          <w:lang w:val="uk-UA"/>
+        </w:rPr>
+        <w:t xml:space="preserve">         #endregion</w:t>
+      </w:r>
+    </w:p>
+    <w:p>
+      <w:pPr>
+        <w:ind w:left="284" w:firstLine="283"/>
+        <w:rPr>
+          <w:lang w:val="uk-UA"/>
+        </w:rPr>
+      </w:pPr>
+      <w:r>
+        <w:rPr>
+          <w:lang w:val="uk-UA"/>
+        </w:rPr>
+        <w:t xml:space="preserve">     }</w:t>
+      </w:r>
+    </w:p>
+    <w:p>
+      <w:pPr>
+        <w:ind w:left="284" w:firstLine="283"/>
+        <w:rPr>
+          <w:lang w:val="uk-UA"/>
+        </w:rPr>
+      </w:pPr>
+      <w:r>
+        <w:rPr>
+          <w:lang w:val="uk-UA"/>
+        </w:rPr>
+        <w:t>}</w:t>
+      </w:r>
+    </w:p>
+    <w:p>
+      <w:pPr>
+        <w:ind w:left="284" w:firstLine="283"/>
+        <w:rPr>
+          <w:lang w:val="uk-UA"/>
+        </w:rPr>
+      </w:pPr>
+      <w:r>
+        <w:rPr>
+          <w:lang w:val="uk-UA"/>
+        </w:rPr>
+        <w:t>Реалізовно перевизначення віртуальних функцій у похідних</w:t>
+      </w:r>
+    </w:p>
+    <w:p>
+      <w:pPr>
+        <w:ind w:left="284" w:firstLine="283"/>
+        <w:rPr>
+          <w:lang w:val="en-US"/>
+        </w:rPr>
+      </w:pPr>
+      <w:r>
+        <w:rPr>
+          <w:lang w:val="en-US"/>
+        </w:rPr>
+        <w:t>Cleaner.cs:</w:t>
+      </w:r>
+    </w:p>
+    <w:p>
+      <w:pPr>
+        <w:ind w:left="284" w:firstLine="283"/>
+        <w:rPr>
+          <w:lang w:val="uk-UA"/>
+        </w:rPr>
+      </w:pPr>
+      <w:r>
+        <w:rPr>
+          <w:lang w:val="uk-UA"/>
+        </w:rPr>
+        <w:t>    public class Cleaner: Appliances</w:t>
+      </w:r>
+    </w:p>
+    <w:p>
+      <w:pPr>
+        <w:ind w:left="284" w:firstLine="283"/>
+        <w:rPr>
+          <w:lang w:val="uk-UA"/>
+        </w:rPr>
+      </w:pPr>
+      <w:r>
+        <w:rPr>
+          <w:lang w:val="uk-UA"/>
+        </w:rPr>
+        <w:t>    {</w:t>
+      </w:r>
+    </w:p>
+    <w:p>
+      <w:pPr>
+        <w:ind w:left="284" w:firstLine="283"/>
+        <w:rPr>
+          <w:lang w:val="uk-UA"/>
+        </w:rPr>
+      </w:pPr>
+      <w:r>
+        <w:rPr>
+          <w:lang w:val="uk-UA"/>
+        </w:rPr>
+        <w:t xml:space="preserve">         #region Властивості</w:t>
+      </w:r>
+    </w:p>
+    <w:p>
+      <w:pPr>
+        <w:ind w:left="284" w:firstLine="283"/>
+        <w:rPr>
+          <w:lang w:val="uk-UA"/>
+        </w:rPr>
+      </w:pPr>
+      <w:r>
+        <w:rPr>
+          <w:lang w:val="uk-UA"/>
+        </w:rPr>
+        <w:t xml:space="preserve">         public string Type { get; set; }</w:t>
+      </w:r>
+    </w:p>
+    <w:p>
+      <w:pPr>
+        <w:ind w:left="284" w:firstLine="283"/>
+        <w:rPr>
+          <w:lang w:val="uk-UA"/>
+        </w:rPr>
+      </w:pPr>
+      <w:r>
+        <w:rPr>
+          <w:lang w:val="uk-UA"/>
+        </w:rPr>
+        <w:lastRenderedPageBreak/>
+        <w:t>        public string HasBrush {  get; set; }</w:t>
+      </w:r>
+    </w:p>
+    <w:p>
+      <w:pPr>
+        <w:ind w:left="284" w:firstLine="283"/>
+        <w:rPr>
+          <w:lang w:val="uk-UA"/>
+        </w:rPr>
+      </w:pPr>
+      <w:r>
+        <w:rPr>
+          <w:lang w:val="uk-UA"/>
+        </w:rPr>
+        <w:t xml:space="preserve">         #endregion</w:t>
+      </w:r>
+    </w:p>
+    <w:p>
+      <w:pPr>
+        <w:ind w:left="284" w:firstLine="283"/>
+        <w:rPr>
+          <w:lang w:val="uk-UA"/>
+        </w:rPr>
+      </w:pPr>
+      <w:r>
+        <w:rPr>
+          <w:lang w:val="uk-UA"/>
+        </w:rPr>
+        <w:t xml:space="preserve">         #region Конструктори</w:t>
+      </w:r>
+    </w:p>
+    <w:p>
+      <w:pPr>
+        <w:ind w:left="284" w:firstLine="283"/>
+        <w:rPr>
+          <w:lang w:val="uk-UA"/>
+        </w:rPr>
+      </w:pPr>
+      <w:r>
+        <w:rPr>
+          <w:lang w:val="uk-UA"/>
+        </w:rPr>
+        <w:t xml:space="preserve">         public Cleaner() : base() { Type = "None"; HasBrush = "Ні"; }</w:t>
+      </w:r>
+    </w:p>
+    <w:p>
+      <w:pPr>
+        <w:ind w:left="284" w:firstLine="283"/>
+        <w:rPr>
+          <w:lang w:val="uk-UA"/>
+        </w:rPr>
+      </w:pPr>
+      <w:r>
+        <w:rPr>
+          <w:lang w:val="uk-UA"/>
+        </w:rPr>
+        <w:t>        public Cleaner(string Id, string Name, string Brand, double Price, short Year, string EnergyClass, short Power, string Type, string HasBrush) : base(Id, Name, Brand, Price, Year, EnergyClass, Power)</w:t>
+      </w:r>
+    </w:p>
+    <w:p>
+      <w:pPr>
+        <w:ind w:left="284" w:firstLine="283"/>
+        <w:rPr>
+          <w:lang w:val="uk-UA"/>
+        </w:rPr>
+      </w:pPr>
+      <w:r>
+        <w:rPr>
+          <w:lang w:val="uk-UA"/>
+        </w:rPr>
+        <w:t>        {</w:t>
+      </w:r>
+    </w:p>
+    <w:p>
+      <w:pPr>
+        <w:ind w:left="284" w:firstLine="283"/>
+        <w:rPr>
+          <w:lang w:val="uk-UA"/>
+        </w:rPr>
+      </w:pPr>
+      <w:r>
+        <w:rPr>
+          <w:lang w:val="uk-UA"/>
+        </w:rPr>
+        <w:t>            this.Type = Type;</w:t>
+      </w:r>
+    </w:p>
+    <w:p>
+      <w:pPr>
+        <w:ind w:left="284" w:firstLine="283"/>
+        <w:rPr>
+          <w:lang w:val="uk-UA"/>
+        </w:rPr>
+      </w:pPr>
+      <w:r>
+        <w:rPr>
+          <w:lang w:val="uk-UA"/>
+        </w:rPr>
+        <w:t>            this.HasBrush = HasBrush;</w:t>
+      </w:r>
+    </w:p>
+    <w:p>
+      <w:pPr>
+        <w:ind w:left="284" w:firstLine="283"/>
+        <w:rPr>
+          <w:lang w:val="uk-UA"/>
+        </w:rPr>
+      </w:pPr>
+      <w:r>
+        <w:rPr>
+          <w:lang w:val="uk-UA"/>
+        </w:rPr>
+        <w:t>        }</w:t>
+      </w:r>
+    </w:p>
+    <w:p>
+      <w:pPr>
+        <w:ind w:left="284" w:firstLine="283"/>
+        <w:rPr>
+          <w:lang w:val="uk-UA"/>
+        </w:rPr>
+      </w:pPr>
+      <w:r>
+        <w:rPr>
+          <w:lang w:val="uk-UA"/>
+        </w:rPr>
+        <w:t xml:space="preserve">         public Cleaner(Cleaner other): base(other)</w:t>
+      </w:r>
+    </w:p>
+    <w:p>
+      <w:pPr>
+        <w:ind w:left="284" w:firstLine="283"/>
+        <w:rPr>
+          <w:lang w:val="uk-UA"/>
+        </w:rPr>
+      </w:pPr>
+      <w:r>
+        <w:rPr>
+          <w:lang w:val="uk-UA"/>
+        </w:rPr>
+        <w:t>        {</w:t>
+      </w:r>
+    </w:p>
+    <w:p>
+      <w:pPr>
+        <w:ind w:left="284" w:firstLine="283"/>
+        <w:rPr>
+          <w:lang w:val="uk-UA"/>
+        </w:rPr>
+      </w:pPr>
+      <w:r>
+        <w:rPr>
+          <w:lang w:val="uk-UA"/>
+        </w:rPr>
+        <w:t>            this.Type = other.Type;</w:t>
+      </w:r>
+    </w:p>
+    <w:p>
+      <w:pPr>
+        <w:ind w:left="284" w:firstLine="283"/>
+        <w:rPr>
+          <w:lang w:val="uk-UA"/>
+        </w:rPr>
+      </w:pPr>
+      <w:r>
+        <w:rPr>
+          <w:lang w:val="uk-UA"/>
+        </w:rPr>
+        <w:t>            this.HasBrush = other.HasBrush;</w:t>
+      </w:r>
+    </w:p>
+    <w:p>
+      <w:pPr>
+        <w:ind w:left="284" w:firstLine="283"/>
+        <w:rPr>
+          <w:lang w:val="uk-UA"/>
+        </w:rPr>
+      </w:pPr>
+      <w:r>
+        <w:rPr>
+          <w:lang w:val="uk-UA"/>
+        </w:rPr>
+        <w:t>        }</w:t>
+      </w:r>
+    </w:p>
+    <w:p>
+      <w:pPr>
+        <w:ind w:left="284" w:firstLine="283"/>
+        <w:rPr>
+          <w:lang w:val="uk-UA"/>
+        </w:rPr>
+      </w:pPr>
+      <w:r>
+        <w:rPr>
+          <w:lang w:val="uk-UA"/>
+        </w:rPr>
+        <w:t xml:space="preserve">         #endregion</w:t>
+      </w:r>
+    </w:p>
+    <w:p>
+      <w:pPr>
+        <w:ind w:left="284" w:firstLine="283"/>
+        <w:rPr>
+          <w:lang w:val="uk-UA"/>
+        </w:rPr>
+      </w:pPr>
+      <w:r>
+        <w:rPr>
+          <w:lang w:val="uk-UA"/>
+        </w:rPr>
+        <w:t xml:space="preserve">         #region Перевизначення</w:t>
+      </w:r>
+    </w:p>
+    <w:p>
+      <w:pPr>
+        <w:ind w:left="284" w:firstLine="283"/>
+        <w:rPr>
+          <w:lang w:val="uk-UA"/>
+        </w:rPr>
+      </w:pPr>
+      <w:r>
+        <w:rPr>
+          <w:lang w:val="uk-UA"/>
+        </w:rPr>
+        <w:t>        public override Appliances Clone()</w:t>
+      </w:r>
+    </w:p>
+    <w:p>
+      <w:pPr>
+        <w:ind w:left="284" w:firstLine="283"/>
+        <w:rPr>
+          <w:lang w:val="uk-UA"/>
+        </w:rPr>
+      </w:pPr>
+      <w:r>
+        <w:rPr>
+          <w:lang w:val="uk-UA"/>
+        </w:rPr>
+        <w:t>        {</w:t>
+      </w:r>
+    </w:p>
+    <w:p>
+      <w:pPr>
+        <w:ind w:left="284" w:firstLine="283"/>
+        <w:rPr>
+          <w:lang w:val="uk-UA"/>
+        </w:rPr>
+      </w:pPr>
+      <w:r>
+        <w:rPr>
+          <w:lang w:val="uk-UA"/>
+        </w:rPr>
+        <w:t>            return new Cleaner(this);</w:t>
+      </w:r>
+    </w:p>
+    <w:p>
+      <w:pPr>
+        <w:ind w:left="284" w:firstLine="283"/>
+        <w:rPr>
+          <w:lang w:val="uk-UA"/>
+        </w:rPr>
+      </w:pPr>
+      <w:r>
+        <w:rPr>
+          <w:lang w:val="uk-UA"/>
+        </w:rPr>
+        <w:t>        }</w:t>
+      </w:r>
+    </w:p>
+    <w:p>
+      <w:pPr>
+        <w:ind w:left="284" w:firstLine="283"/>
+        <w:rPr>
+          <w:lang w:val="uk-UA"/>
+        </w:rPr>
+      </w:pPr>
+      <w:r>
+        <w:rPr>
+          <w:lang w:val="uk-UA"/>
+        </w:rPr>
+        <w:t xml:space="preserve">         public override void Discount()</w:t>
+      </w:r>
+    </w:p>
+    <w:p>
+      <w:pPr>
+        <w:ind w:left="284" w:firstLine="283"/>
+        <w:rPr>
+          <w:lang w:val="uk-UA"/>
+        </w:rPr>
+      </w:pPr>
+      <w:r>
+        <w:rPr>
+          <w:lang w:val="uk-UA"/>
+        </w:rPr>
+        <w:t>        {</w:t>
+      </w:r>
+    </w:p>
+    <w:p>
+      <w:pPr>
+        <w:ind w:left="284" w:firstLine="283"/>
+        <w:rPr>
+          <w:lang w:val="uk-UA"/>
+        </w:rPr>
+      </w:pPr>
+      <w:r>
+        <w:rPr>
+          <w:lang w:val="uk-UA"/>
+        </w:rPr>
+        <w:t>            double discount = 0;</w:t>
+      </w:r>
+    </w:p>
+    <w:p>
+      <w:pPr>
+        <w:ind w:left="284" w:firstLine="283"/>
+        <w:rPr>
+          <w:lang w:val="uk-UA"/>
+        </w:rPr>
+      </w:pPr>
+      <w:r>
+        <w:rPr>
+          <w:lang w:val="uk-UA"/>
+        </w:rPr>
+        <w:t xml:space="preserve">             if (Type == "Класичний")</w:t>
+      </w:r>
+    </w:p>
+    <w:p>
+      <w:pPr>
+        <w:ind w:left="284" w:firstLine="283"/>
+        <w:rPr>
+          <w:lang w:val="uk-UA"/>
+        </w:rPr>
+      </w:pPr>
+      <w:r>
+        <w:rPr>
+          <w:lang w:val="uk-UA"/>
+        </w:rPr>
+        <w:t>                discount = Price * 0.05;</w:t>
+      </w:r>
+    </w:p>
+    <w:p>
+      <w:pPr>
+        <w:ind w:left="284" w:firstLine="283"/>
+        <w:rPr>
+          <w:lang w:val="uk-UA"/>
+        </w:rPr>
+      </w:pPr>
+      <w:r>
+        <w:rPr>
+          <w:lang w:val="uk-UA"/>
+        </w:rPr>
+        <w:t>            else if (Type == "Вертикальний")</w:t>
+      </w:r>
+    </w:p>
+    <w:p>
+      <w:pPr>
+        <w:ind w:left="284" w:firstLine="283"/>
+        <w:rPr>
+          <w:lang w:val="uk-UA"/>
+        </w:rPr>
+      </w:pPr>
+      <w:r>
+        <w:rPr>
+          <w:lang w:val="uk-UA"/>
+        </w:rPr>
+        <w:t>                discount = Price * 0.03;</w:t>
+      </w:r>
+    </w:p>
+    <w:p>
+      <w:pPr>
+        <w:ind w:left="284" w:firstLine="283"/>
+        <w:rPr>
+          <w:lang w:val="uk-UA"/>
+        </w:rPr>
+      </w:pPr>
+      <w:r>
+        <w:rPr>
+          <w:lang w:val="uk-UA"/>
+        </w:rPr>
+        <w:t>            else if (Type == "Робот")</w:t>
+      </w:r>
+    </w:p>
+    <w:p>
+      <w:pPr>
+        <w:ind w:left="284" w:firstLine="283"/>
+        <w:rPr>
+          <w:lang w:val="uk-UA"/>
+        </w:rPr>
+      </w:pPr>
+      <w:r>
+        <w:rPr>
+          <w:lang w:val="uk-UA"/>
+        </w:rPr>
+        <w:t>                discount = Price * 0.01;</w:t>
+      </w:r>
+    </w:p>
+    <w:p>
+      <w:pPr>
+        <w:ind w:left="284" w:firstLine="283"/>
+        <w:rPr>
+          <w:lang w:val="uk-UA"/>
+        </w:rPr>
+      </w:pPr>
+      <w:r>
+        <w:rPr>
+          <w:lang w:val="uk-UA"/>
+        </w:rPr>
+        <w:t>            if (!disc)</w:t>
+      </w:r>
+    </w:p>
+    <w:p>
+      <w:pPr>
+        <w:ind w:left="284" w:firstLine="283"/>
+        <w:rPr>
+          <w:lang w:val="uk-UA"/>
+        </w:rPr>
+      </w:pPr>
+      <w:r>
+        <w:rPr>
+          <w:lang w:val="uk-UA"/>
+        </w:rPr>
+        <w:t>            {</w:t>
+      </w:r>
+    </w:p>
+    <w:p>
+      <w:pPr>
+        <w:ind w:left="284" w:firstLine="283"/>
+        <w:rPr>
+          <w:lang w:val="uk-UA"/>
+        </w:rPr>
+      </w:pPr>
+      <w:r>
+        <w:rPr>
+          <w:lang w:val="uk-UA"/>
+        </w:rPr>
+        <w:t>                Price -= discount;</w:t>
+      </w:r>
+    </w:p>
+    <w:p>
+      <w:pPr>
+        <w:ind w:left="284" w:firstLine="283"/>
+        <w:rPr>
+          <w:lang w:val="uk-UA"/>
+        </w:rPr>
+      </w:pPr>
+      <w:r>
+        <w:rPr>
+          <w:lang w:val="uk-UA"/>
+        </w:rPr>
+        <w:t>                disc = false; </w:t>
+      </w:r>
+    </w:p>
+    <w:p>
+      <w:pPr>
+        <w:ind w:left="284" w:firstLine="283"/>
+        <w:rPr>
+          <w:lang w:val="uk-UA"/>
+        </w:rPr>
+      </w:pPr>
+      <w:r>
+        <w:rPr>
+          <w:lang w:val="uk-UA"/>
+        </w:rPr>
+        <w:t>            }</w:t>
+      </w:r>
+    </w:p>
+    <w:p>
+      <w:pPr>
+        <w:ind w:left="284" w:firstLine="283"/>
+        <w:rPr>
+          <w:lang w:val="uk-UA"/>
+        </w:rPr>
+      </w:pPr>
+      <w:r>
+        <w:rPr>
+          <w:lang w:val="uk-UA"/>
+        </w:rPr>
+        <w:t>        }</w:t>
+      </w:r>
+    </w:p>
+    <w:p>
+      <w:pPr>
+        <w:ind w:left="284" w:firstLine="283"/>
+        <w:rPr>
+          <w:lang w:val="uk-UA"/>
+        </w:rPr>
+      </w:pPr>
+      <w:r>
+        <w:rPr>
+          <w:lang w:val="uk-UA"/>
+        </w:rPr>
+        <w:t>       public override void WriteToFile(BinaryWriter writer)</w:t>
+      </w:r>
+    </w:p>
+    <w:p>
+      <w:pPr>
+        <w:ind w:left="284" w:firstLine="283"/>
+        <w:rPr>
+          <w:lang w:val="uk-UA"/>
+        </w:rPr>
+      </w:pPr>
+      <w:r>
+        <w:rPr>
+          <w:lang w:val="uk-UA"/>
+        </w:rPr>
+        <w:t>        {</w:t>
+      </w:r>
+    </w:p>
+    <w:p>
+      <w:pPr>
+        <w:ind w:left="284" w:firstLine="283"/>
+        <w:rPr>
+          <w:lang w:val="uk-UA"/>
+        </w:rPr>
+      </w:pPr>
+      <w:r>
+        <w:rPr>
+          <w:lang w:val="uk-UA"/>
+        </w:rPr>
+        <w:t>            base.WriteToFile(writer);</w:t>
+      </w:r>
+    </w:p>
+    <w:p>
+      <w:pPr>
+        <w:ind w:left="284" w:firstLine="283"/>
+        <w:rPr>
+          <w:lang w:val="uk-UA"/>
+        </w:rPr>
+      </w:pPr>
+      <w:r>
+        <w:rPr>
+          <w:lang w:val="uk-UA"/>
+        </w:rPr>
+        <w:lastRenderedPageBreak/>
+        <w:t>            writer.Write(Type);</w:t>
+      </w:r>
+    </w:p>
+    <w:p>
+      <w:pPr>
+        <w:ind w:left="284" w:firstLine="283"/>
+        <w:rPr>
+          <w:lang w:val="uk-UA"/>
+        </w:rPr>
+      </w:pPr>
+      <w:r>
+        <w:rPr>
+          <w:lang w:val="uk-UA"/>
+        </w:rPr>
+        <w:t>            writer.Write(HasBrush);</w:t>
+      </w:r>
+    </w:p>
+    <w:p>
+      <w:pPr>
+        <w:ind w:left="284" w:firstLine="283"/>
+        <w:rPr>
+          <w:lang w:val="uk-UA"/>
+        </w:rPr>
+      </w:pPr>
+      <w:r>
+        <w:rPr>
+          <w:lang w:val="uk-UA"/>
+        </w:rPr>
+        <w:t>        }</w:t>
+      </w:r>
+    </w:p>
+    <w:p>
+      <w:pPr>
+        <w:ind w:left="284" w:firstLine="283"/>
+        <w:rPr>
+          <w:lang w:val="uk-UA"/>
+        </w:rPr>
+      </w:pPr>
+      <w:r>
+        <w:rPr>
+          <w:lang w:val="uk-UA"/>
+        </w:rPr>
+        <w:t>        public override void ReadFromFile(BinaryReader reader)</w:t>
+      </w:r>
+    </w:p>
+    <w:p>
+      <w:pPr>
+        <w:ind w:left="284" w:firstLine="283"/>
+        <w:rPr>
+          <w:lang w:val="uk-UA"/>
+        </w:rPr>
+      </w:pPr>
+      <w:r>
+        <w:rPr>
+          <w:lang w:val="uk-UA"/>
+        </w:rPr>
+        <w:t>        {</w:t>
+      </w:r>
+    </w:p>
+    <w:p>
+      <w:pPr>
+        <w:ind w:left="284" w:firstLine="283"/>
+        <w:rPr>
+          <w:lang w:val="uk-UA"/>
+        </w:rPr>
+      </w:pPr>
+      <w:r>
+        <w:rPr>
+          <w:lang w:val="uk-UA"/>
+        </w:rPr>
+        <w:t>            base.ReadFromFile(reader);</w:t>
+      </w:r>
+    </w:p>
+    <w:p>
+      <w:pPr>
+        <w:ind w:left="284" w:firstLine="283"/>
+        <w:rPr>
+          <w:lang w:val="uk-UA"/>
+        </w:rPr>
+      </w:pPr>
+      <w:r>
+        <w:rPr>
+          <w:lang w:val="uk-UA"/>
+        </w:rPr>
+        <w:t>            Type = reader.ReadString();</w:t>
+      </w:r>
+    </w:p>
+    <w:p>
+      <w:pPr>
+        <w:ind w:left="284" w:firstLine="283"/>
+        <w:rPr>
+          <w:lang w:val="uk-UA"/>
+        </w:rPr>
+      </w:pPr>
+      <w:r>
+        <w:rPr>
+          <w:lang w:val="uk-UA"/>
+        </w:rPr>
+        <w:t>            HasBrush = reader.ReadString();</w:t>
+      </w:r>
+    </w:p>
+    <w:p>
+      <w:pPr>
+        <w:ind w:left="284" w:firstLine="283"/>
+        <w:rPr>
+          <w:lang w:val="uk-UA"/>
+        </w:rPr>
+      </w:pPr>
+      <w:r>
+        <w:rPr>
+          <w:lang w:val="uk-UA"/>
+        </w:rPr>
+        <w:t>        }</w:t>
+      </w:r>
+    </w:p>
+    <w:p>
+      <w:pPr>
+        <w:ind w:left="284" w:firstLine="283"/>
+        <w:rPr>
+          <w:lang w:val="uk-UA"/>
+        </w:rPr>
+      </w:pPr>
+      <w:r>
+        <w:rPr>
+          <w:lang w:val="uk-UA"/>
+        </w:rPr>
+        <w:t>        public override void FillDataRow(DataRow row)</w:t>
+      </w:r>
+    </w:p>
+    <w:p>
+      <w:pPr>
+        <w:ind w:left="284" w:firstLine="283"/>
+        <w:rPr>
+          <w:lang w:val="uk-UA"/>
+        </w:rPr>
+      </w:pPr>
+      <w:r>
+        <w:rPr>
+          <w:lang w:val="uk-UA"/>
+        </w:rPr>
+        <w:t>        {</w:t>
+      </w:r>
+    </w:p>
+    <w:p>
+      <w:pPr>
+        <w:ind w:left="284" w:firstLine="283"/>
+        <w:rPr>
+          <w:lang w:val="uk-UA"/>
+        </w:rPr>
+      </w:pPr>
+      <w:r>
+        <w:rPr>
+          <w:lang w:val="uk-UA"/>
+        </w:rPr>
+        <w:t>            base.FillDataRow(row);</w:t>
+      </w:r>
+    </w:p>
+    <w:p>
+      <w:pPr>
+        <w:ind w:left="284" w:firstLine="283"/>
+        <w:rPr>
+          <w:lang w:val="uk-UA"/>
+        </w:rPr>
+      </w:pPr>
+      <w:r>
+        <w:rPr>
+          <w:lang w:val="uk-UA"/>
+        </w:rPr>
+        <w:t>            row["Тип пилососу"] = Type;</w:t>
+      </w:r>
+    </w:p>
+    <w:p>
+      <w:pPr>
+        <w:ind w:left="284" w:firstLine="283"/>
+        <w:rPr>
+          <w:lang w:val="uk-UA"/>
+        </w:rPr>
+      </w:pPr>
+      <w:r>
+        <w:rPr>
+          <w:lang w:val="uk-UA"/>
+        </w:rPr>
+        <w:t>            row["Наявність щітки"] = HasBrush;</w:t>
+      </w:r>
+    </w:p>
+    <w:p>
+      <w:pPr>
+        <w:ind w:left="284" w:firstLine="283"/>
+        <w:rPr>
+          <w:lang w:val="uk-UA"/>
+        </w:rPr>
+      </w:pPr>
+      <w:r>
+        <w:rPr>
+          <w:lang w:val="uk-UA"/>
+        </w:rPr>
+        <w:t>        }</w:t>
+      </w:r>
+    </w:p>
+    <w:p>
+      <w:pPr>
+        <w:ind w:left="284" w:firstLine="283"/>
+        <w:rPr>
+          <w:lang w:val="uk-UA"/>
+        </w:rPr>
+      </w:pPr>
+      <w:r>
+        <w:rPr>
+          <w:lang w:val="uk-UA"/>
+        </w:rPr>
+        <w:t>        public override void ImagesWhenDelete(Form1 form)</w:t>
+      </w:r>
+    </w:p>
+    <w:p>
+      <w:pPr>
+        <w:ind w:left="284" w:firstLine="283"/>
+        <w:rPr>
+          <w:lang w:val="uk-UA"/>
+        </w:rPr>
+      </w:pPr>
+      <w:r>
+        <w:rPr>
+          <w:lang w:val="uk-UA"/>
+        </w:rPr>
+        <w:t>        {</w:t>
+      </w:r>
+    </w:p>
+    <w:p>
+      <w:pPr>
+        <w:ind w:left="284" w:firstLine="283"/>
+        <w:rPr>
+          <w:lang w:val="uk-UA"/>
+        </w:rPr>
+      </w:pPr>
+      <w:r>
+        <w:rPr>
+          <w:lang w:val="uk-UA"/>
+        </w:rPr>
+        <w:t>            base.ImagesWhenDelete(form);</w:t>
+      </w:r>
+    </w:p>
+    <w:p>
+      <w:pPr>
+        <w:ind w:left="284" w:firstLine="283"/>
+        <w:rPr>
+          <w:lang w:val="uk-UA"/>
+        </w:rPr>
+      </w:pPr>
+      <w:r>
+        <w:rPr>
+          <w:lang w:val="uk-UA"/>
+        </w:rPr>
+        <w:t>            form.pCleaner.Visible = true;</w:t>
+      </w:r>
+    </w:p>
+    <w:p>
+      <w:pPr>
+        <w:ind w:left="284" w:firstLine="283"/>
+        <w:rPr>
+          <w:lang w:val="uk-UA"/>
+        </w:rPr>
+      </w:pPr>
+      <w:r>
+        <w:rPr>
+          <w:lang w:val="uk-UA"/>
+        </w:rPr>
+        <w:t>            form.textBox39.Text = Type;</w:t>
+      </w:r>
+    </w:p>
+    <w:p>
+      <w:pPr>
+        <w:ind w:left="284" w:firstLine="283"/>
+        <w:rPr>
+          <w:lang w:val="uk-UA"/>
+        </w:rPr>
+      </w:pPr>
+      <w:r>
+        <w:rPr>
+          <w:lang w:val="uk-UA"/>
+        </w:rPr>
+        <w:t>            form.comboBox18.Text = HasBrush.ToString();</w:t>
+      </w:r>
+    </w:p>
+    <w:p>
+      <w:pPr>
+        <w:ind w:left="284" w:firstLine="283"/>
+        <w:rPr>
+          <w:lang w:val="uk-UA"/>
+        </w:rPr>
+      </w:pPr>
+      <w:r>
+        <w:rPr>
+          <w:lang w:val="uk-UA"/>
+        </w:rPr>
+        <w:t>        }</w:t>
+      </w:r>
+    </w:p>
+    <w:p>
+      <w:pPr>
+        <w:ind w:left="284" w:firstLine="283"/>
+        <w:rPr>
+          <w:lang w:val="uk-UA"/>
+        </w:rPr>
+      </w:pPr>
+      <w:r>
+        <w:rPr>
+          <w:lang w:val="uk-UA"/>
+        </w:rPr>
+        <w:t>        #endregion</w:t>
+      </w:r>
+    </w:p>
+    <w:p>
+      <w:pPr>
+        <w:ind w:left="284" w:firstLine="283"/>
+        <w:rPr>
+          <w:lang w:val="uk-UA"/>
+        </w:rPr>
+      </w:pPr>
+      <w:r>
+        <w:rPr>
+          <w:lang w:val="uk-UA"/>
+        </w:rPr>
+        <w:t>    }</w:t>
+      </w:r>
+    </w:p>
+    <w:p>
+      <w:pPr>
+        <w:ind w:left="284" w:firstLine="283"/>
+        <w:rPr>
+          <w:lang w:val="en-US"/>
+        </w:rPr>
+      </w:pPr>
+      <w:r>
+        <w:rPr>
+          <w:lang w:val="en-US"/>
+        </w:rPr>
+        <w:t>Microwave.cs:</w:t>
+      </w:r>
+    </w:p>
+    <w:p>
+      <w:pPr>
+        <w:ind w:left="284" w:firstLine="283"/>
+        <w:rPr>
+          <w:lang w:val="uk-UA"/>
+        </w:rPr>
+      </w:pPr>
+      <w:r>
+        <w:rPr>
+          <w:lang w:val="uk-UA"/>
+        </w:rPr>
+        <w:t>    public class Microwave: Appliances</w:t>
+      </w:r>
+    </w:p>
+    <w:p>
+      <w:pPr>
+        <w:ind w:left="284" w:firstLine="283"/>
+        <w:rPr>
+          <w:lang w:val="uk-UA"/>
+        </w:rPr>
+      </w:pPr>
+      <w:r>
+        <w:rPr>
+          <w:lang w:val="uk-UA"/>
+        </w:rPr>
+        <w:t>   {</w:t>
+      </w:r>
+    </w:p>
+    <w:p>
+      <w:pPr>
+        <w:ind w:left="284" w:firstLine="283"/>
+        <w:rPr>
+          <w:lang w:val="uk-UA"/>
+        </w:rPr>
+      </w:pPr>
+      <w:r>
+        <w:rPr>
+          <w:lang w:val="uk-UA"/>
+        </w:rPr>
+        <w:t xml:space="preserve">         #region Властивості</w:t>
+      </w:r>
+    </w:p>
+    <w:p>
+      <w:pPr>
+        <w:ind w:left="284" w:firstLine="283"/>
+        <w:rPr>
+          <w:lang w:val="uk-UA"/>
+        </w:rPr>
+      </w:pPr>
+      <w:r>
+        <w:rPr>
+          <w:lang w:val="uk-UA"/>
+        </w:rPr>
+        <w:t>        public double TableDiametr {  get; set; }</w:t>
+      </w:r>
+    </w:p>
+    <w:p>
+      <w:pPr>
+        <w:ind w:left="284" w:firstLine="283"/>
+        <w:rPr>
+          <w:lang w:val="uk-UA"/>
+        </w:rPr>
+      </w:pPr>
+      <w:r>
+        <w:rPr>
+          <w:lang w:val="uk-UA"/>
+        </w:rPr>
+        <w:t>        public string HasGril { get; set; }</w:t>
+      </w:r>
+    </w:p>
+    <w:p>
+      <w:pPr>
+        <w:ind w:left="284" w:firstLine="283"/>
+        <w:rPr>
+          <w:lang w:val="uk-UA"/>
+        </w:rPr>
+      </w:pPr>
+      <w:r>
+        <w:rPr>
+          <w:lang w:val="uk-UA"/>
+        </w:rPr>
+        <w:t xml:space="preserve">         #endregion</w:t>
+      </w:r>
+    </w:p>
+    <w:p>
+      <w:pPr>
+        <w:ind w:left="284" w:firstLine="283"/>
+        <w:rPr>
+          <w:lang w:val="uk-UA"/>
+        </w:rPr>
+      </w:pPr>
+      <w:r>
+        <w:rPr>
+          <w:lang w:val="uk-UA"/>
+        </w:rPr>
+        <w:t xml:space="preserve">         #region Конструктори</w:t>
+      </w:r>
+    </w:p>
+    <w:p>
+      <w:pPr>
+        <w:ind w:left="284" w:firstLine="283"/>
+        <w:rPr>
+          <w:lang w:val="uk-UA"/>
+        </w:rPr>
+      </w:pPr>
+      <w:r>
+        <w:rPr>
+          <w:lang w:val="uk-UA"/>
+        </w:rPr>
+        <w:t>        public Microwave() :base(){ TableDiametr = 0; HasGril = "Ні"; }</w:t>
+      </w:r>
+    </w:p>
+    <w:p>
+      <w:pPr>
+        <w:ind w:left="284" w:firstLine="283"/>
+        <w:rPr>
+          <w:lang w:val="uk-UA"/>
+        </w:rPr>
+      </w:pPr>
+      <w:r>
+        <w:rPr>
+          <w:lang w:val="uk-UA"/>
+        </w:rPr>
+        <w:t xml:space="preserve">         public Microwave(string Id, string Name, string Brand, double Price, short Year, string EnergyClass, short Power, double TableDiametr,string HasGrill) : base(Id, Name, Brand, Price, Year, EnergyClass, Power)</w:t>
+      </w:r>
+    </w:p>
+    <w:p>
+      <w:pPr>
+        <w:ind w:left="284" w:firstLine="283"/>
+        <w:rPr>
+          <w:lang w:val="uk-UA"/>
+        </w:rPr>
+      </w:pPr>
+      <w:r>
+        <w:rPr>
+          <w:lang w:val="uk-UA"/>
+        </w:rPr>
+        <w:t>        {</w:t>
+      </w:r>
+    </w:p>
+    <w:p>
+      <w:pPr>
+        <w:ind w:left="284" w:firstLine="283"/>
+        <w:rPr>
+          <w:lang w:val="uk-UA"/>
+        </w:rPr>
+      </w:pPr>
+      <w:r>
+        <w:rPr>
+          <w:lang w:val="uk-UA"/>
+        </w:rPr>
+        <w:t>            this.TableDiametr = TableDiametr;</w:t>
+      </w:r>
+    </w:p>
+    <w:p>
+      <w:pPr>
+        <w:ind w:left="284" w:firstLine="283"/>
+        <w:rPr>
+          <w:lang w:val="uk-UA"/>
+        </w:rPr>
+      </w:pPr>
+      <w:r>
+        <w:rPr>
+          <w:lang w:val="uk-UA"/>
+        </w:rPr>
+        <w:t>            this.HasGril = HasGrill;</w:t>
+      </w:r>
+    </w:p>
+    <w:p>
+      <w:pPr>
+        <w:ind w:left="284" w:firstLine="283"/>
+        <w:rPr>
+          <w:lang w:val="uk-UA"/>
+        </w:rPr>
+      </w:pPr>
+      <w:r>
+        <w:rPr>
+          <w:lang w:val="uk-UA"/>
+        </w:rPr>
+        <w:t>        }</w:t>
+      </w:r>
+    </w:p>
+    <w:p>
+      <w:pPr>
+        <w:ind w:left="284" w:firstLine="283"/>
+        <w:rPr>
+          <w:lang w:val="uk-UA"/>
+        </w:rPr>
+      </w:pPr>
+      <w:r>
+        <w:rPr>
+          <w:lang w:val="uk-UA"/>
+        </w:rPr>
+        <w:lastRenderedPageBreak/>
+        <w:t xml:space="preserve">         public Microwave(Microwave other) : base(other) { </w:t>
+      </w:r>
+    </w:p>
+    <w:p>
+      <w:pPr>
+        <w:ind w:left="284" w:firstLine="283"/>
+        <w:rPr>
+          <w:lang w:val="uk-UA"/>
+        </w:rPr>
+      </w:pPr>
+      <w:r>
+        <w:rPr>
+          <w:lang w:val="uk-UA"/>
+        </w:rPr>
+        <w:t>            this.TableDiametr = other.TableDiametr;  </w:t>
+      </w:r>
+    </w:p>
+    <w:p>
+      <w:pPr>
+        <w:ind w:left="284" w:firstLine="283"/>
+        <w:rPr>
+          <w:lang w:val="uk-UA"/>
+        </w:rPr>
+      </w:pPr>
+      <w:r>
+        <w:rPr>
+          <w:lang w:val="uk-UA"/>
+        </w:rPr>
+        <w:t>            this.HasGril = other.HasGril;</w:t>
+      </w:r>
+    </w:p>
+    <w:p>
+      <w:pPr>
+        <w:ind w:left="284" w:firstLine="283"/>
+        <w:rPr>
+          <w:lang w:val="uk-UA"/>
+        </w:rPr>
+      </w:pPr>
+      <w:r>
+        <w:rPr>
+          <w:lang w:val="uk-UA"/>
+        </w:rPr>
+        <w:t>        }</w:t>
+      </w:r>
+    </w:p>
+    <w:p>
+      <w:pPr>
+        <w:ind w:left="284" w:firstLine="283"/>
+        <w:rPr>
+          <w:lang w:val="uk-UA"/>
+        </w:rPr>
+      </w:pPr>
+      <w:r>
+        <w:rPr>
+          <w:lang w:val="uk-UA"/>
+        </w:rPr>
+        <w:t xml:space="preserve">         #endregion</w:t>
+      </w:r>
+    </w:p>
+    <w:p>
+      <w:pPr>
+        <w:ind w:left="284" w:firstLine="283"/>
+        <w:rPr>
+          <w:lang w:val="uk-UA"/>
+        </w:rPr>
+      </w:pPr>
+      <w:r>
+        <w:rPr>
+          <w:lang w:val="uk-UA"/>
+        </w:rPr>
+        <w:t xml:space="preserve">         #region Перевизначення</w:t>
+      </w:r>
+    </w:p>
+    <w:p>
+      <w:pPr>
+        <w:ind w:left="284" w:firstLine="283"/>
+        <w:rPr>
+          <w:lang w:val="uk-UA"/>
+        </w:rPr>
+      </w:pPr>
+      <w:r>
+        <w:rPr>
+          <w:lang w:val="uk-UA"/>
+        </w:rPr>
+        <w:t xml:space="preserve">         public override Appliances Clone()</w:t>
+      </w:r>
+    </w:p>
+    <w:p>
+      <w:pPr>
+        <w:ind w:left="284" w:firstLine="283"/>
+        <w:rPr>
+          <w:lang w:val="uk-UA"/>
+        </w:rPr>
+      </w:pPr>
+      <w:r>
+        <w:rPr>
+          <w:lang w:val="uk-UA"/>
+        </w:rPr>
+        <w:t>        {</w:t>
+      </w:r>
+    </w:p>
+    <w:p>
+      <w:pPr>
+        <w:ind w:left="284" w:firstLine="283"/>
+        <w:rPr>
+          <w:lang w:val="uk-UA"/>
+        </w:rPr>
+      </w:pPr>
+      <w:r>
+        <w:rPr>
+          <w:lang w:val="uk-UA"/>
+        </w:rPr>
+        <w:t>            return new Microwave(this);</w:t>
+      </w:r>
+    </w:p>
+    <w:p>
+      <w:pPr>
+        <w:ind w:left="284" w:firstLine="283"/>
+        <w:rPr>
+          <w:lang w:val="uk-UA"/>
+        </w:rPr>
+      </w:pPr>
+      <w:r>
+        <w:rPr>
+          <w:lang w:val="uk-UA"/>
+        </w:rPr>
+        <w:t>       }</w:t>
+      </w:r>
+    </w:p>
+    <w:p>
+      <w:pPr>
+        <w:ind w:left="284" w:firstLine="283"/>
+        <w:rPr>
+          <w:lang w:val="uk-UA"/>
+        </w:rPr>
+      </w:pPr>
+      <w:r>
+        <w:rPr>
+          <w:lang w:val="uk-UA"/>
+        </w:rPr>
+        <w:t xml:space="preserve">         public override void Discount()</w:t>
+      </w:r>
+    </w:p>
+    <w:p>
+      <w:pPr>
+        <w:ind w:left="284" w:firstLine="283"/>
+        <w:rPr>
+          <w:lang w:val="uk-UA"/>
+        </w:rPr>
+      </w:pPr>
+      <w:r>
+        <w:rPr>
+          <w:lang w:val="uk-UA"/>
+        </w:rPr>
+        <w:t>        {</w:t>
+      </w:r>
+    </w:p>
+    <w:p>
+      <w:pPr>
+        <w:ind w:left="284" w:firstLine="283"/>
+        <w:rPr>
+          <w:lang w:val="uk-UA"/>
+        </w:rPr>
+      </w:pPr>
+      <w:r>
+        <w:rPr>
+          <w:lang w:val="uk-UA"/>
+        </w:rPr>
+        <w:t>            double discount;</w:t>
+      </w:r>
+    </w:p>
+    <w:p>
+      <w:pPr>
+        <w:ind w:left="284" w:firstLine="283"/>
+        <w:rPr>
+          <w:lang w:val="uk-UA"/>
+        </w:rPr>
+      </w:pPr>
+      <w:r>
+        <w:rPr>
+          <w:lang w:val="uk-UA"/>
+        </w:rPr>
+        <w:t xml:space="preserve">             if (TableDiametr &lt; 10)</w:t>
+      </w:r>
+    </w:p>
+    <w:p>
+      <w:pPr>
+        <w:ind w:left="284" w:firstLine="283"/>
+        <w:rPr>
+          <w:lang w:val="uk-UA"/>
+        </w:rPr>
+      </w:pPr>
+      <w:r>
+        <w:rPr>
+          <w:lang w:val="uk-UA"/>
+        </w:rPr>
+        <w:t>                discount = Price * 0.03;</w:t>
+      </w:r>
+    </w:p>
+    <w:p>
+      <w:pPr>
+        <w:ind w:left="284" w:firstLine="283"/>
+        <w:rPr>
+          <w:lang w:val="uk-UA"/>
+        </w:rPr>
+      </w:pPr>
+      <w:r>
+        <w:rPr>
+          <w:lang w:val="uk-UA"/>
+        </w:rPr>
+        <w:t>            else if (TableDiametr &lt; 15)</w:t>
+      </w:r>
+    </w:p>
+    <w:p>
+      <w:pPr>
+        <w:ind w:left="284" w:firstLine="283"/>
+        <w:rPr>
+          <w:lang w:val="uk-UA"/>
+        </w:rPr>
+      </w:pPr>
+      <w:r>
+        <w:rPr>
+          <w:lang w:val="uk-UA"/>
+        </w:rPr>
+        <w:t>                discount = Price * 0.05;</w:t>
+      </w:r>
+    </w:p>
+    <w:p>
+      <w:pPr>
+        <w:ind w:left="284" w:firstLine="283"/>
+        <w:rPr>
+          <w:lang w:val="uk-UA"/>
+        </w:rPr>
+      </w:pPr>
+      <w:r>
+        <w:rPr>
+          <w:lang w:val="uk-UA"/>
+        </w:rPr>
+        <w:t>            else</w:t>
+      </w:r>
+    </w:p>
+    <w:p>
+      <w:pPr>
+        <w:ind w:left="284" w:firstLine="283"/>
+        <w:rPr>
+          <w:lang w:val="uk-UA"/>
+        </w:rPr>
+      </w:pPr>
+      <w:r>
+        <w:rPr>
+          <w:lang w:val="uk-UA"/>
+        </w:rPr>
+        <w:t>                discount = Price * 0.01;</w:t>
+      </w:r>
+    </w:p>
+    <w:p>
+      <w:pPr>
+        <w:ind w:left="284" w:firstLine="283"/>
+        <w:rPr>
+          <w:lang w:val="uk-UA"/>
+        </w:rPr>
+      </w:pPr>
+      <w:r>
+        <w:rPr>
+          <w:lang w:val="uk-UA"/>
+        </w:rPr>
+        <w:t xml:space="preserve">             if (!disc)</w:t>
+      </w:r>
+    </w:p>
+    <w:p>
+      <w:pPr>
+        <w:ind w:left="284" w:firstLine="283"/>
+        <w:rPr>
+          <w:lang w:val="uk-UA"/>
+        </w:rPr>
+      </w:pPr>
+      <w:r>
+        <w:rPr>
+          <w:lang w:val="uk-UA"/>
+        </w:rPr>
+        <w:t>            {</w:t>
+      </w:r>
+    </w:p>
+    <w:p>
+      <w:pPr>
+        <w:ind w:left="284" w:firstLine="283"/>
+        <w:rPr>
+          <w:lang w:val="uk-UA"/>
+        </w:rPr>
+      </w:pPr>
+      <w:r>
+        <w:rPr>
+          <w:lang w:val="uk-UA"/>
+        </w:rPr>
+        <w:t>                Price -= discount;</w:t>
+      </w:r>
+    </w:p>
+    <w:p>
+      <w:pPr>
+        <w:ind w:left="284" w:firstLine="283"/>
+        <w:rPr>
+          <w:lang w:val="uk-UA"/>
+        </w:rPr>
+      </w:pPr>
+      <w:r>
+        <w:rPr>
+          <w:lang w:val="uk-UA"/>
+        </w:rPr>
+        <w:t>                disc = false;</w:t>
+      </w:r>
+    </w:p>
+    <w:p>
+      <w:pPr>
+        <w:ind w:left="284" w:firstLine="283"/>
+        <w:rPr>
+          <w:lang w:val="uk-UA"/>
+        </w:rPr>
+      </w:pPr>
+      <w:r>
+        <w:rPr>
+          <w:lang w:val="uk-UA"/>
+        </w:rPr>
+        <w:t>            }</w:t>
+      </w:r>
+    </w:p>
+    <w:p>
+      <w:pPr>
+        <w:ind w:left="284" w:firstLine="283"/>
+        <w:rPr>
+          <w:lang w:val="uk-UA"/>
+        </w:rPr>
+      </w:pPr>
+      <w:r>
+        <w:rPr>
+          <w:lang w:val="uk-UA"/>
+        </w:rPr>
+        <w:t xml:space="preserve">         }</w:t>
+      </w:r>
+    </w:p>
+    <w:p>
+      <w:pPr>
+        <w:ind w:left="284" w:firstLine="283"/>
+        <w:rPr>
+          <w:lang w:val="uk-UA"/>
+        </w:rPr>
+      </w:pPr>
+      <w:r>
+        <w:rPr>
+          <w:lang w:val="uk-UA"/>
+        </w:rPr>
+        <w:t xml:space="preserve">         public override void WriteToFile(BinaryWriter writer)</w:t>
+      </w:r>
+    </w:p>
+    <w:p>
+      <w:pPr>
+        <w:ind w:left="284" w:firstLine="283"/>
+        <w:rPr>
+          <w:lang w:val="uk-UA"/>
+        </w:rPr>
+      </w:pPr>
+      <w:r>
+        <w:rPr>
+          <w:lang w:val="uk-UA"/>
+        </w:rPr>
+        <w:t>        {</w:t>
+      </w:r>
+    </w:p>
+    <w:p>
+      <w:pPr>
+        <w:ind w:left="284" w:firstLine="283"/>
+        <w:rPr>
+          <w:lang w:val="uk-UA"/>
+        </w:rPr>
+      </w:pPr>
+      <w:r>
+        <w:rPr>
+          <w:lang w:val="uk-UA"/>
+        </w:rPr>
+        <w:t>            base.WriteToFile(writer);</w:t>
+      </w:r>
+    </w:p>
+    <w:p>
+      <w:pPr>
+        <w:ind w:left="284" w:firstLine="283"/>
+        <w:rPr>
+          <w:lang w:val="uk-UA"/>
+        </w:rPr>
+      </w:pPr>
+      <w:r>
+        <w:rPr>
+          <w:lang w:val="uk-UA"/>
+        </w:rPr>
+        <w:t>            writer.Write(TableDiametr);</w:t>
+      </w:r>
+    </w:p>
+    <w:p>
+      <w:pPr>
+        <w:ind w:left="284" w:firstLine="283"/>
+        <w:rPr>
+          <w:lang w:val="uk-UA"/>
+        </w:rPr>
+      </w:pPr>
+      <w:r>
+        <w:rPr>
+          <w:lang w:val="uk-UA"/>
+        </w:rPr>
+        <w:t>            writer.Write(HasGril);</w:t>
+      </w:r>
+    </w:p>
+    <w:p>
+      <w:pPr>
+        <w:ind w:left="284" w:firstLine="283"/>
+        <w:rPr>
+          <w:lang w:val="uk-UA"/>
+        </w:rPr>
+      </w:pPr>
+      <w:r>
+        <w:rPr>
+          <w:lang w:val="uk-UA"/>
+        </w:rPr>
+        <w:t>        }</w:t>
+      </w:r>
+    </w:p>
+    <w:p>
+      <w:pPr>
+        <w:ind w:left="284" w:firstLine="283"/>
+        <w:rPr>
+          <w:lang w:val="uk-UA"/>
+        </w:rPr>
+      </w:pPr>
+      <w:r>
+        <w:rPr>
+          <w:lang w:val="uk-UA"/>
+        </w:rPr>
+        <w:t xml:space="preserve">         public override void ReadFromFile(BinaryReader reader)</w:t>
+      </w:r>
+    </w:p>
+    <w:p>
+      <w:pPr>
+        <w:ind w:left="284" w:firstLine="283"/>
+        <w:rPr>
+          <w:lang w:val="uk-UA"/>
+        </w:rPr>
+      </w:pPr>
+      <w:r>
+        <w:rPr>
+          <w:lang w:val="uk-UA"/>
+        </w:rPr>
+        <w:t>        {</w:t>
+      </w:r>
+    </w:p>
+    <w:p>
+      <w:pPr>
+        <w:ind w:left="284" w:firstLine="283"/>
+        <w:rPr>
+          <w:lang w:val="uk-UA"/>
+        </w:rPr>
+      </w:pPr>
+      <w:r>
+        <w:rPr>
+          <w:lang w:val="uk-UA"/>
+        </w:rPr>
+        <w:t>            base.ReadFromFile(reader);</w:t>
+      </w:r>
+    </w:p>
+    <w:p>
+      <w:pPr>
+        <w:ind w:left="284" w:firstLine="283"/>
+        <w:rPr>
+          <w:lang w:val="uk-UA"/>
+        </w:rPr>
+      </w:pPr>
+      <w:r>
+        <w:rPr>
+          <w:lang w:val="uk-UA"/>
+        </w:rPr>
+        <w:t>            TableDiametr = reader.ReadDouble();</w:t>
+      </w:r>
+    </w:p>
+    <w:p>
+      <w:pPr>
+        <w:ind w:left="284" w:firstLine="283"/>
+        <w:rPr>
+          <w:lang w:val="uk-UA"/>
+        </w:rPr>
+      </w:pPr>
+      <w:r>
+        <w:rPr>
+          <w:lang w:val="uk-UA"/>
+        </w:rPr>
+        <w:t>            HasGril = reader.ReadString(); </w:t>
+      </w:r>
+    </w:p>
+    <w:p>
+      <w:pPr>
+        <w:ind w:left="284" w:firstLine="283"/>
+        <w:rPr>
+          <w:lang w:val="uk-UA"/>
+        </w:rPr>
+      </w:pPr>
+      <w:r>
+        <w:rPr>
+          <w:lang w:val="uk-UA"/>
+        </w:rPr>
+        <w:t>        }</w:t>
+      </w:r>
+    </w:p>
+    <w:p>
+      <w:pPr>
+        <w:ind w:left="284" w:firstLine="283"/>
+        <w:rPr>
+          <w:lang w:val="uk-UA"/>
+        </w:rPr>
+      </w:pPr>
+      <w:r>
+        <w:rPr>
+          <w:lang w:val="uk-UA"/>
+        </w:rPr>
+        <w:t xml:space="preserve">         public override void FillDataRow(DataRow row)</w:t>
+      </w:r>
+    </w:p>
+    <w:p>
+      <w:pPr>
+        <w:ind w:left="284" w:firstLine="283"/>
+        <w:rPr>
+          <w:lang w:val="uk-UA"/>
+        </w:rPr>
+      </w:pPr>
+      <w:r>
+        <w:rPr>
+          <w:lang w:val="uk-UA"/>
+        </w:rPr>
+        <w:t>        {</w:t>
+      </w:r>
+    </w:p>
+    <w:p>
+      <w:pPr>
+        <w:ind w:left="284" w:firstLine="283"/>
+        <w:rPr>
+          <w:lang w:val="uk-UA"/>
+        </w:rPr>
+      </w:pPr>
+      <w:r>
+        <w:rPr>
+          <w:lang w:val="uk-UA"/>
+        </w:rPr>
+        <w:t>            base.FillDataRow(row);</w:t>
+      </w:r>
+    </w:p>
+    <w:p>
+      <w:pPr>
+        <w:ind w:left="284" w:firstLine="283"/>
+        <w:rPr>
+          <w:lang w:val="uk-UA"/>
+        </w:rPr>
+      </w:pPr>
+      <w:r>
+        <w:rPr>
+          <w:lang w:val="uk-UA"/>
+        </w:rPr>
+        <w:lastRenderedPageBreak/>
+        <w:t>            row["Діаметр тарілки"] = TableDiametr;</w:t>
+      </w:r>
+    </w:p>
+    <w:p>
+      <w:pPr>
+        <w:ind w:left="284" w:firstLine="283"/>
+        <w:rPr>
+          <w:lang w:val="uk-UA"/>
+        </w:rPr>
+      </w:pPr>
+      <w:r>
+        <w:rPr>
+          <w:lang w:val="uk-UA"/>
+        </w:rPr>
+        <w:t>            row["Наявність грилю"] = HasGril;</w:t>
+      </w:r>
+    </w:p>
+    <w:p>
+      <w:pPr>
+        <w:ind w:left="284" w:firstLine="283"/>
+        <w:rPr>
+          <w:lang w:val="uk-UA"/>
+        </w:rPr>
+      </w:pPr>
+      <w:r>
+        <w:rPr>
+          <w:lang w:val="uk-UA"/>
+        </w:rPr>
+        <w:t>        }</w:t>
+      </w:r>
+    </w:p>
+    <w:p>
+      <w:pPr>
+        <w:ind w:left="284" w:firstLine="283"/>
+        <w:rPr>
+          <w:lang w:val="uk-UA"/>
+        </w:rPr>
+      </w:pPr>
+      <w:r>
+        <w:rPr>
+          <w:lang w:val="uk-UA"/>
+        </w:rPr>
+        <w:t xml:space="preserve">         public override void ImagesWhenDelete(Form1 form)</w:t>
+      </w:r>
+    </w:p>
+    <w:p>
+      <w:pPr>
+        <w:ind w:left="284" w:firstLine="283"/>
+        <w:rPr>
+          <w:lang w:val="uk-UA"/>
+        </w:rPr>
+      </w:pPr>
+      <w:r>
+        <w:rPr>
+          <w:lang w:val="uk-UA"/>
+        </w:rPr>
+        <w:t>        {</w:t>
+      </w:r>
+    </w:p>
+    <w:p>
+      <w:pPr>
+        <w:ind w:left="284" w:firstLine="283"/>
+        <w:rPr>
+          <w:lang w:val="uk-UA"/>
+        </w:rPr>
+      </w:pPr>
+      <w:r>
+        <w:rPr>
+          <w:lang w:val="uk-UA"/>
+        </w:rPr>
+        <w:t>            base.ImagesWhenDelete(form);</w:t>
+      </w:r>
+    </w:p>
+    <w:p>
+      <w:pPr>
+        <w:ind w:left="284" w:firstLine="283"/>
+        <w:rPr>
+          <w:lang w:val="uk-UA"/>
+        </w:rPr>
+      </w:pPr>
+      <w:r>
+        <w:rPr>
+          <w:lang w:val="uk-UA"/>
+        </w:rPr>
+        <w:t>            form.pMicrowave.Visible = true;</w:t>
+      </w:r>
+    </w:p>
+    <w:p>
+      <w:pPr>
+        <w:ind w:left="284" w:firstLine="283"/>
+        <w:rPr>
+          <w:lang w:val="uk-UA"/>
+        </w:rPr>
+      </w:pPr>
+      <w:r>
+        <w:rPr>
+          <w:lang w:val="uk-UA"/>
+        </w:rPr>
+        <w:t>            form.textBox40.Text = TableDiametr.ToString();</w:t>
+      </w:r>
+    </w:p>
+    <w:p>
+      <w:pPr>
+        <w:ind w:left="284" w:firstLine="283"/>
+        <w:rPr>
+          <w:lang w:val="uk-UA"/>
+        </w:rPr>
+      </w:pPr>
+      <w:r>
+        <w:rPr>
+          <w:lang w:val="uk-UA"/>
+        </w:rPr>
+        <w:t>            form.comboBox19.Text = HasGril.ToString();</w:t>
+      </w:r>
+    </w:p>
+    <w:p>
+      <w:pPr>
+        <w:ind w:left="284" w:firstLine="283"/>
+        <w:rPr>
+          <w:lang w:val="uk-UA"/>
+        </w:rPr>
+      </w:pPr>
+      <w:r>
+        <w:rPr>
+          <w:lang w:val="uk-UA"/>
+        </w:rPr>
+        <w:t>        }</w:t>
+      </w:r>
+    </w:p>
+    <w:p>
+      <w:pPr>
+        <w:ind w:left="284" w:firstLine="283"/>
+        <w:rPr>
+          <w:lang w:val="uk-UA"/>
+        </w:rPr>
+      </w:pPr>
+      <w:r>
+        <w:rPr>
+          <w:lang w:val="uk-UA"/>
+        </w:rPr>
+        <w:t xml:space="preserve">         #endregion</w:t>
+      </w:r>
+    </w:p>
+    <w:p>
+      <w:pPr>
+        <w:ind w:left="284" w:firstLine="283"/>
+        <w:rPr>
+          <w:lang w:val="uk-UA"/>
+        </w:rPr>
+      </w:pPr>
+      <w:r>
+        <w:rPr>
+          <w:lang w:val="uk-UA"/>
+        </w:rPr>
+        <w:t>    }</w:t>
+      </w:r>
+    </w:p>
+    <w:p>
+      <w:pPr>
+        <w:ind w:left="284" w:firstLine="283"/>
+        <w:rPr>
+          <w:lang w:val="en-US"/>
+        </w:rPr>
+      </w:pPr>
+      <w:r>
+        <w:rPr>
+          <w:lang w:val="en-US"/>
+        </w:rPr>
+        <w:t>WashingMashine.cs:</w:t>
+      </w:r>
+    </w:p>
+    <w:p>
+      <w:pPr>
+        <w:ind w:left="284" w:firstLine="283"/>
+        <w:rPr>
+          <w:lang w:val="uk-UA"/>
+        </w:rPr>
+      </w:pPr>
+      <w:r>
+        <w:rPr>
+          <w:lang w:val="uk-UA"/>
+        </w:rPr>
+        <w:t>public class WashingMashine: Appliances</w:t>
+      </w:r>
+    </w:p>
+    <w:p>
+      <w:pPr>
+        <w:ind w:left="284" w:firstLine="283"/>
+        <w:rPr>
+          <w:lang w:val="uk-UA"/>
+        </w:rPr>
+      </w:pPr>
+      <w:r>
+        <w:rPr>
+          <w:lang w:val="uk-UA"/>
+        </w:rPr>
+        <w:t>   {</w:t>
+      </w:r>
+    </w:p>
+    <w:p>
+      <w:pPr>
+        <w:ind w:left="284" w:firstLine="283"/>
+        <w:rPr>
+          <w:lang w:val="uk-UA"/>
+        </w:rPr>
+      </w:pPr>
+      <w:r>
+        <w:rPr>
+          <w:lang w:val="uk-UA"/>
+        </w:rPr>
+        <w:t xml:space="preserve">        #region Властивості</w:t>
+      </w:r>
+    </w:p>
+    <w:p>
+      <w:pPr>
+        <w:ind w:left="284" w:firstLine="283"/>
+        <w:rPr>
+          <w:lang w:val="uk-UA"/>
+        </w:rPr>
+      </w:pPr>
+      <w:r>
+        <w:rPr>
+          <w:lang w:val="uk-UA"/>
+        </w:rPr>
+        <w:t xml:space="preserve">        public short SpinSpeed { get; set; }</w:t>
+      </w:r>
+    </w:p>
+    <w:p>
+      <w:pPr>
+        <w:ind w:left="284" w:firstLine="283"/>
+        <w:rPr>
+          <w:lang w:val="uk-UA"/>
+        </w:rPr>
+      </w:pPr>
+      <w:r>
+        <w:rPr>
+          <w:lang w:val="uk-UA"/>
+        </w:rPr>
+        <w:t>       public double MaxKgLoad { get; set; }</w:t>
+      </w:r>
+    </w:p>
+    <w:p>
+      <w:pPr>
+        <w:ind w:left="284" w:firstLine="283"/>
+        <w:rPr>
+          <w:lang w:val="uk-UA"/>
+        </w:rPr>
+      </w:pPr>
+      <w:r>
+        <w:rPr>
+          <w:lang w:val="uk-UA"/>
+        </w:rPr>
+        <w:t xml:space="preserve">        #endregion</w:t>
+      </w:r>
+    </w:p>
+    <w:p>
+      <w:pPr>
+        <w:ind w:left="284" w:firstLine="283"/>
+        <w:rPr>
+          <w:lang w:val="uk-UA"/>
+        </w:rPr>
+      </w:pPr>
+      <w:r>
+        <w:rPr>
+          <w:lang w:val="uk-UA"/>
+        </w:rPr>
+        <w:t xml:space="preserve">        #region Конструктори</w:t>
+      </w:r>
+    </w:p>
+    <w:p>
+      <w:pPr>
+        <w:ind w:left="284" w:firstLine="283"/>
+        <w:rPr>
+          <w:lang w:val="uk-UA"/>
+        </w:rPr>
+      </w:pPr>
+      <w:r>
+        <w:rPr>
+          <w:lang w:val="uk-UA"/>
+        </w:rPr>
+        <w:t>       public WashingMashine(string Id, string Name, string Brand, double Price, short Year, string EnergyClass, short Power, short SpinSpeed, double MaxKgLoad) : base(Id, Name, Brand, Price, Year, EnergyClass, Power)</w:t>
+      </w:r>
+    </w:p>
+    <w:p>
+      <w:pPr>
+        <w:ind w:left="284" w:firstLine="283"/>
+        <w:rPr>
+          <w:lang w:val="uk-UA"/>
+        </w:rPr>
+      </w:pPr>
+      <w:r>
+        <w:rPr>
+          <w:lang w:val="uk-UA"/>
+        </w:rPr>
+        <w:t>       {</w:t>
+      </w:r>
+    </w:p>
+    <w:p>
+      <w:pPr>
+        <w:ind w:left="284" w:firstLine="283"/>
+        <w:rPr>
+          <w:lang w:val="uk-UA"/>
+        </w:rPr>
+      </w:pPr>
+      <w:r>
+        <w:rPr>
+          <w:lang w:val="uk-UA"/>
+        </w:rPr>
+        <w:t>           this.SpinSpeed = SpinSpeed;</w:t>
+      </w:r>
+    </w:p>
+    <w:p>
+      <w:pPr>
+        <w:ind w:left="284" w:firstLine="283"/>
+        <w:rPr>
+          <w:lang w:val="uk-UA"/>
+        </w:rPr>
+      </w:pPr>
+      <w:r>
+        <w:rPr>
+          <w:lang w:val="uk-UA"/>
+        </w:rPr>
+        <w:t>           this.MaxKgLoad = MaxKgLoad;</w:t>
+      </w:r>
+    </w:p>
+    <w:p>
+      <w:pPr>
+        <w:ind w:left="284" w:firstLine="283"/>
+        <w:rPr>
+          <w:lang w:val="uk-UA"/>
+        </w:rPr>
+      </w:pPr>
+      <w:r>
+        <w:rPr>
+          <w:lang w:val="uk-UA"/>
+        </w:rPr>
+        <w:t>       }</w:t>
+      </w:r>
+    </w:p>
+    <w:p>
+      <w:pPr>
+        <w:ind w:left="284" w:firstLine="283"/>
+        <w:rPr>
+          <w:lang w:val="uk-UA"/>
+        </w:rPr>
+      </w:pPr>
+      <w:r>
+        <w:rPr>
+          <w:lang w:val="uk-UA"/>
+        </w:rPr>
+        <w:t xml:space="preserve">        public WashingMashine() : base() { SpinSpeed = 0; MaxKgLoad = 0; }</w:t>
+      </w:r>
+    </w:p>
+    <w:p>
+      <w:pPr>
+        <w:ind w:left="284" w:firstLine="283"/>
+        <w:rPr>
+          <w:lang w:val="uk-UA"/>
+        </w:rPr>
+      </w:pPr>
+      <w:r>
+        <w:rPr>
+          <w:lang w:val="uk-UA"/>
+        </w:rPr>
+        <w:t xml:space="preserve">        public WashingMashine(WashingMashine other):base(other) {</w:t>
+      </w:r>
+    </w:p>
+    <w:p>
+      <w:pPr>
+        <w:ind w:left="284" w:firstLine="283"/>
+        <w:rPr>
+          <w:lang w:val="uk-UA"/>
+        </w:rPr>
+      </w:pPr>
+      <w:r>
+        <w:rPr>
+          <w:lang w:val="uk-UA"/>
+        </w:rPr>
+        <w:t>           this.SpinSpeed = other.SpinSpeed;</w:t>
+      </w:r>
+    </w:p>
+    <w:p>
+      <w:pPr>
+        <w:ind w:left="284" w:firstLine="283"/>
+        <w:rPr>
+          <w:lang w:val="uk-UA"/>
+        </w:rPr>
+      </w:pPr>
+      <w:r>
+        <w:rPr>
+          <w:lang w:val="uk-UA"/>
+        </w:rPr>
+        <w:t>           this.MaxKgLoad = other.MaxKgLoad;</w:t>
+      </w:r>
+    </w:p>
+    <w:p>
+      <w:pPr>
+        <w:ind w:left="284" w:firstLine="283"/>
+        <w:rPr>
+          <w:lang w:val="uk-UA"/>
+        </w:rPr>
+      </w:pPr>
+      <w:r>
+        <w:rPr>
+          <w:lang w:val="uk-UA"/>
+        </w:rPr>
+        <w:t>       }</w:t>
+      </w:r>
+    </w:p>
+    <w:p>
+      <w:pPr>
+        <w:ind w:left="284" w:firstLine="283"/>
+        <w:rPr>
+          <w:lang w:val="uk-UA"/>
+        </w:rPr>
+      </w:pPr>
+      <w:r>
+        <w:rPr>
+          <w:lang w:val="uk-UA"/>
+        </w:rPr>
+        <w:t xml:space="preserve">        #endregion</w:t>
+      </w:r>
+    </w:p>
+    <w:p>
+      <w:pPr>
+        <w:ind w:left="284" w:firstLine="283"/>
+        <w:rPr>
+          <w:lang w:val="uk-UA"/>
+        </w:rPr>
+      </w:pPr>
+      <w:r>
+        <w:rPr>
+          <w:lang w:val="uk-UA"/>
+        </w:rPr>
+        <w:t xml:space="preserve">        #region Перевизначення</w:t>
+      </w:r>
+    </w:p>
+    <w:p>
+      <w:pPr>
+        <w:ind w:left="284" w:firstLine="283"/>
+        <w:rPr>
+          <w:lang w:val="uk-UA"/>
+        </w:rPr>
+      </w:pPr>
+      <w:r>
+        <w:rPr>
+          <w:lang w:val="uk-UA"/>
+        </w:rPr>
+        <w:t xml:space="preserve">        public override Appliances Clone()</w:t>
+      </w:r>
+    </w:p>
+    <w:p>
+      <w:pPr>
+        <w:ind w:left="284" w:firstLine="283"/>
+        <w:rPr>
+          <w:lang w:val="uk-UA"/>
+        </w:rPr>
+      </w:pPr>
+      <w:r>
+        <w:rPr>
+          <w:lang w:val="uk-UA"/>
+        </w:rPr>
+        <w:t>       {</w:t>
+      </w:r>
+    </w:p>
+    <w:p>
+      <w:pPr>
+        <w:ind w:left="284" w:firstLine="283"/>
+        <w:rPr>
+          <w:lang w:val="uk-UA"/>
+        </w:rPr>
+      </w:pPr>
+      <w:r>
+        <w:rPr>
+          <w:lang w:val="uk-UA"/>
+        </w:rPr>
+        <w:t>           return new WashingMashine(this);</w:t>
+      </w:r>
+    </w:p>
+    <w:p>
+      <w:pPr>
+        <w:ind w:left="284" w:firstLine="283"/>
+        <w:rPr>
+          <w:lang w:val="uk-UA"/>
+        </w:rPr>
+      </w:pPr>
+      <w:r>
+        <w:rPr>
+          <w:lang w:val="uk-UA"/>
+        </w:rPr>
+        <w:t>       }</w:t>
+      </w:r>
+    </w:p>
+    <w:p>
+      <w:pPr>
+        <w:ind w:left="284" w:firstLine="283"/>
+        <w:rPr>
+          <w:lang w:val="uk-UA"/>
+        </w:rPr>
+      </w:pPr>
+      <w:r>
+        <w:rPr>
+          <w:lang w:val="uk-UA"/>
+        </w:rPr>
+        <w:t xml:space="preserve">        public override void Discount()</w:t>
+      </w:r>
+    </w:p>
+    <w:p>
+      <w:pPr>
+        <w:ind w:left="284" w:firstLine="283"/>
+        <w:rPr>
+          <w:lang w:val="uk-UA"/>
+        </w:rPr>
+      </w:pPr>
+      <w:r>
+        <w:rPr>
+          <w:lang w:val="uk-UA"/>
+        </w:rPr>
+        <w:t>       {</w:t>
+      </w:r>
+    </w:p>
+    <w:p>
+      <w:pPr>
+        <w:ind w:left="284" w:firstLine="283"/>
+        <w:rPr>
+          <w:lang w:val="uk-UA"/>
+        </w:rPr>
+      </w:pPr>
+      <w:r>
+        <w:rPr>
+          <w:lang w:val="uk-UA"/>
+        </w:rPr>
+        <w:lastRenderedPageBreak/>
+        <w:t>           double discount;</w:t>
+      </w:r>
+    </w:p>
+    <w:p>
+      <w:pPr>
+        <w:ind w:left="284" w:firstLine="283"/>
+        <w:rPr>
+          <w:lang w:val="uk-UA"/>
+        </w:rPr>
+      </w:pPr>
+      <w:r>
+        <w:rPr>
+          <w:lang w:val="uk-UA"/>
+        </w:rPr>
+        <w:t xml:space="preserve">            if (MaxKgLoad &lt; 3)</w:t>
+      </w:r>
+    </w:p>
+    <w:p>
+      <w:pPr>
+        <w:ind w:left="284" w:firstLine="283"/>
+        <w:rPr>
+          <w:lang w:val="uk-UA"/>
+        </w:rPr>
+      </w:pPr>
+      <w:r>
+        <w:rPr>
+          <w:lang w:val="uk-UA"/>
+        </w:rPr>
+        <w:t>               discount = Price * 0.05;</w:t>
+      </w:r>
+    </w:p>
+    <w:p>
+      <w:pPr>
+        <w:ind w:left="284" w:firstLine="283"/>
+        <w:rPr>
+          <w:lang w:val="uk-UA"/>
+        </w:rPr>
+      </w:pPr>
+      <w:r>
+        <w:rPr>
+          <w:lang w:val="uk-UA"/>
+        </w:rPr>
+        <w:t>           else if (MaxKgLoad &lt; 5)</w:t>
+      </w:r>
+    </w:p>
+    <w:p>
+      <w:pPr>
+        <w:ind w:left="284" w:firstLine="283"/>
+        <w:rPr>
+          <w:lang w:val="uk-UA"/>
+        </w:rPr>
+      </w:pPr>
+      <w:r>
+        <w:rPr>
+          <w:lang w:val="uk-UA"/>
+        </w:rPr>
+        <w:t>               discount = Price * 0.1;</w:t>
+      </w:r>
+    </w:p>
+    <w:p>
+      <w:pPr>
+        <w:ind w:left="284" w:firstLine="283"/>
+        <w:rPr>
+          <w:lang w:val="uk-UA"/>
+        </w:rPr>
+      </w:pPr>
+      <w:r>
+        <w:rPr>
+          <w:lang w:val="uk-UA"/>
+        </w:rPr>
+        <w:t>           else</w:t>
+      </w:r>
+    </w:p>
+    <w:p>
+      <w:pPr>
+        <w:ind w:left="284" w:firstLine="283"/>
+        <w:rPr>
+          <w:lang w:val="uk-UA"/>
+        </w:rPr>
+      </w:pPr>
+      <w:r>
+        <w:rPr>
+          <w:lang w:val="uk-UA"/>
+        </w:rPr>
+        <w:t>               discount = Price * 0.15;</w:t>
+      </w:r>
+    </w:p>
+    <w:p>
+      <w:pPr>
+        <w:ind w:left="284" w:firstLine="283"/>
+        <w:rPr>
+          <w:lang w:val="uk-UA"/>
+        </w:rPr>
+      </w:pPr>
+      <w:r>
+        <w:rPr>
+          <w:lang w:val="uk-UA"/>
+        </w:rPr>
+        <w:t xml:space="preserve">            if (!disc)</w:t>
+      </w:r>
+    </w:p>
+    <w:p>
+      <w:pPr>
+        <w:ind w:left="284" w:firstLine="283"/>
+        <w:rPr>
+          <w:lang w:val="uk-UA"/>
+        </w:rPr>
+      </w:pPr>
+      <w:r>
+        <w:rPr>
+          <w:lang w:val="uk-UA"/>
+        </w:rPr>
+        <w:t>           {</w:t>
+      </w:r>
+    </w:p>
+    <w:p>
+      <w:pPr>
+        <w:ind w:left="284" w:firstLine="283"/>
+        <w:rPr>
+          <w:lang w:val="uk-UA"/>
+        </w:rPr>
+      </w:pPr>
+      <w:r>
+        <w:rPr>
+          <w:lang w:val="uk-UA"/>
+        </w:rPr>
+        <w:t>               Price -= discount;</w:t>
+      </w:r>
+    </w:p>
+    <w:p>
+      <w:pPr>
+        <w:ind w:left="284" w:firstLine="283"/>
+        <w:rPr>
+          <w:lang w:val="uk-UA"/>
+        </w:rPr>
+      </w:pPr>
+      <w:r>
+        <w:rPr>
+          <w:lang w:val="uk-UA"/>
+        </w:rPr>
+        <w:t>               disc = false;</w:t>
+      </w:r>
+    </w:p>
+    <w:p>
+      <w:pPr>
+        <w:ind w:left="284" w:firstLine="283"/>
+        <w:rPr>
+          <w:lang w:val="uk-UA"/>
+        </w:rPr>
+      </w:pPr>
+      <w:r>
+        <w:rPr>
+          <w:lang w:val="uk-UA"/>
+        </w:rPr>
+        <w:t>           }</w:t>
+      </w:r>
+    </w:p>
+    <w:p>
+      <w:pPr>
+        <w:ind w:left="284" w:firstLine="283"/>
+        <w:rPr>
+          <w:lang w:val="uk-UA"/>
+        </w:rPr>
+      </w:pPr>
+      <w:r>
+        <w:rPr>
+          <w:lang w:val="uk-UA"/>
+        </w:rPr>
+        <w:t>       }</w:t>
+      </w:r>
+    </w:p>
+    <w:p>
+      <w:pPr>
+        <w:ind w:left="284" w:firstLine="283"/>
+        <w:rPr>
+          <w:lang w:val="uk-UA"/>
+        </w:rPr>
+      </w:pPr>
+      <w:r>
+        <w:rPr>
+          <w:lang w:val="uk-UA"/>
+        </w:rPr>
+        <w:t xml:space="preserve">        public override void WriteToFile(BinaryWriter writer)</w:t>
+      </w:r>
+    </w:p>
+    <w:p>
+      <w:pPr>
+        <w:ind w:left="284" w:firstLine="283"/>
+        <w:rPr>
+          <w:lang w:val="uk-UA"/>
+        </w:rPr>
+      </w:pPr>
+      <w:r>
+        <w:rPr>
+          <w:lang w:val="uk-UA"/>
+        </w:rPr>
+        <w:t>       {</w:t>
+      </w:r>
+    </w:p>
+    <w:p>
+      <w:pPr>
+        <w:ind w:left="284" w:firstLine="283"/>
+        <w:rPr>
+          <w:lang w:val="uk-UA"/>
+        </w:rPr>
+      </w:pPr>
+      <w:r>
+        <w:rPr>
+          <w:lang w:val="uk-UA"/>
+        </w:rPr>
+        <w:t>           base.WriteToFile(writer);</w:t>
+      </w:r>
+    </w:p>
+    <w:p>
+      <w:pPr>
+        <w:ind w:left="284" w:firstLine="283"/>
+        <w:rPr>
+          <w:lang w:val="uk-UA"/>
+        </w:rPr>
+      </w:pPr>
+      <w:r>
+        <w:rPr>
+          <w:lang w:val="uk-UA"/>
+        </w:rPr>
+        <w:t>           writer.Write(SpinSpeed);</w:t>
+      </w:r>
+    </w:p>
+    <w:p>
+      <w:pPr>
+        <w:ind w:left="284" w:firstLine="283"/>
+        <w:rPr>
+          <w:lang w:val="uk-UA"/>
+        </w:rPr>
+      </w:pPr>
+      <w:r>
+        <w:rPr>
+          <w:lang w:val="uk-UA"/>
+        </w:rPr>
+        <w:t>           writer.Write(MaxKgLoad);</w:t>
+      </w:r>
+    </w:p>
+    <w:p>
+      <w:pPr>
+        <w:ind w:left="284" w:firstLine="283"/>
+        <w:rPr>
+          <w:lang w:val="uk-UA"/>
+        </w:rPr>
+      </w:pPr>
+      <w:r>
+        <w:rPr>
+          <w:lang w:val="uk-UA"/>
+        </w:rPr>
+        <w:t>       }</w:t>
+      </w:r>
+    </w:p>
+    <w:p>
+      <w:pPr>
+        <w:ind w:left="284" w:firstLine="283"/>
+        <w:rPr>
+          <w:lang w:val="uk-UA"/>
+        </w:rPr>
+      </w:pPr>
+      <w:r>
+        <w:rPr>
+          <w:lang w:val="uk-UA"/>
+        </w:rPr>
+        <w:t xml:space="preserve">        public override void ReadFromFile(BinaryReader reader)</w:t>
+      </w:r>
+    </w:p>
+    <w:p>
+      <w:pPr>
+        <w:ind w:left="284" w:firstLine="283"/>
+        <w:rPr>
+          <w:lang w:val="uk-UA"/>
+        </w:rPr>
+      </w:pPr>
+      <w:r>
+        <w:rPr>
+          <w:lang w:val="uk-UA"/>
+        </w:rPr>
+        <w:t>       {</w:t>
+      </w:r>
+    </w:p>
+    <w:p>
+      <w:pPr>
+        <w:ind w:left="284" w:firstLine="283"/>
+        <w:rPr>
+          <w:lang w:val="uk-UA"/>
+        </w:rPr>
+      </w:pPr>
+      <w:r>
+        <w:rPr>
+          <w:lang w:val="uk-UA"/>
+        </w:rPr>
+        <w:t>           base.ReadFromFile(reader);</w:t>
+      </w:r>
+    </w:p>
+    <w:p>
+      <w:pPr>
+        <w:ind w:left="284" w:firstLine="283"/>
+        <w:rPr>
+          <w:lang w:val="uk-UA"/>
+        </w:rPr>
+      </w:pPr>
+      <w:r>
+        <w:rPr>
+          <w:lang w:val="uk-UA"/>
+        </w:rPr>
+        <w:t>           SpinSpeed = reader.ReadInt16();</w:t>
+      </w:r>
+    </w:p>
+    <w:p>
+      <w:pPr>
+        <w:ind w:left="284" w:firstLine="283"/>
+        <w:rPr>
+          <w:lang w:val="uk-UA"/>
+        </w:rPr>
+      </w:pPr>
+      <w:r>
+        <w:rPr>
+          <w:lang w:val="uk-UA"/>
+        </w:rPr>
+        <w:t>           MaxKgLoad = reader.ReadDouble();</w:t>
+      </w:r>
+    </w:p>
+    <w:p>
+      <w:pPr>
+        <w:ind w:left="284" w:firstLine="283"/>
+        <w:rPr>
+          <w:lang w:val="uk-UA"/>
+        </w:rPr>
+      </w:pPr>
+      <w:r>
+        <w:rPr>
+          <w:lang w:val="uk-UA"/>
+        </w:rPr>
+        <w:t>       }</w:t>
+      </w:r>
+    </w:p>
+    <w:p>
+      <w:pPr>
+        <w:ind w:left="284" w:firstLine="283"/>
+        <w:rPr>
+          <w:lang w:val="uk-UA"/>
+        </w:rPr>
+      </w:pPr>
+      <w:r>
+        <w:rPr>
+          <w:lang w:val="uk-UA"/>
+        </w:rPr>
+        <w:t xml:space="preserve">        public override void FillDataRow(DataRow row)</w:t>
+      </w:r>
+    </w:p>
+    <w:p>
+      <w:pPr>
+        <w:ind w:left="284" w:firstLine="283"/>
+        <w:rPr>
+          <w:lang w:val="uk-UA"/>
+        </w:rPr>
+      </w:pPr>
+      <w:r>
+        <w:rPr>
+          <w:lang w:val="uk-UA"/>
+        </w:rPr>
+        <w:t>       {</w:t>
+      </w:r>
+    </w:p>
+    <w:p>
+      <w:pPr>
+        <w:ind w:left="284" w:firstLine="283"/>
+        <w:rPr>
+          <w:lang w:val="uk-UA"/>
+        </w:rPr>
+      </w:pPr>
+      <w:r>
+        <w:rPr>
+          <w:lang w:val="uk-UA"/>
+        </w:rPr>
+        <w:t>           base.FillDataRow(row);</w:t>
+      </w:r>
+    </w:p>
+    <w:p>
+      <w:pPr>
+        <w:ind w:left="284" w:firstLine="283"/>
+        <w:rPr>
+          <w:lang w:val="uk-UA"/>
+        </w:rPr>
+      </w:pPr>
+      <w:r>
+        <w:rPr>
+          <w:lang w:val="uk-UA"/>
+        </w:rPr>
+        <w:t>           row["Обертів на хвилину"] = SpinSpeed;</w:t>
+      </w:r>
+    </w:p>
+    <w:p>
+      <w:pPr>
+        <w:ind w:left="284" w:firstLine="283"/>
+        <w:rPr>
+          <w:lang w:val="uk-UA"/>
+        </w:rPr>
+      </w:pPr>
+      <w:r>
+        <w:rPr>
+          <w:lang w:val="uk-UA"/>
+        </w:rPr>
+        <w:t>           row["Максимальна вага"] = MaxKgLoad;</w:t>
+      </w:r>
+    </w:p>
+    <w:p>
+      <w:pPr>
+        <w:ind w:left="284" w:firstLine="283"/>
+        <w:rPr>
+          <w:lang w:val="uk-UA"/>
+        </w:rPr>
+      </w:pPr>
+      <w:r>
+        <w:rPr>
+          <w:lang w:val="uk-UA"/>
+        </w:rPr>
+        <w:t>       }</w:t>
+      </w:r>
+    </w:p>
+    <w:p>
+      <w:pPr>
+        <w:ind w:left="284" w:firstLine="283"/>
+        <w:rPr>
+          <w:lang w:val="uk-UA"/>
+        </w:rPr>
+      </w:pPr>
+      <w:r>
+        <w:rPr>
+          <w:lang w:val="uk-UA"/>
+        </w:rPr>
+        <w:t>       public override void ImagesWhenDelete(Form1 form)</w:t>
+      </w:r>
+    </w:p>
+    <w:p>
+      <w:pPr>
+        <w:ind w:left="284" w:firstLine="283"/>
+        <w:rPr>
+          <w:lang w:val="uk-UA"/>
+        </w:rPr>
+      </w:pPr>
+      <w:r>
+        <w:rPr>
+          <w:lang w:val="uk-UA"/>
+        </w:rPr>
+        <w:t>       {</w:t>
+      </w:r>
+    </w:p>
+    <w:p>
+      <w:pPr>
+        <w:ind w:left="284" w:firstLine="283"/>
+        <w:rPr>
+          <w:lang w:val="uk-UA"/>
+        </w:rPr>
+      </w:pPr>
+      <w:r>
+        <w:rPr>
+          <w:lang w:val="uk-UA"/>
+        </w:rPr>
+        <w:t>           base.ImagesWhenDelete(form);</w:t>
+      </w:r>
+    </w:p>
+    <w:p>
+      <w:pPr>
+        <w:ind w:left="284" w:firstLine="283"/>
+        <w:rPr>
+          <w:lang w:val="uk-UA"/>
+        </w:rPr>
+      </w:pPr>
+      <w:r>
+        <w:rPr>
+          <w:lang w:val="uk-UA"/>
+        </w:rPr>
+        <w:t>           form.pWashingMashine.Visible = true;</w:t>
+      </w:r>
+    </w:p>
+    <w:p>
+      <w:pPr>
+        <w:ind w:left="284" w:firstLine="283"/>
+        <w:rPr>
+          <w:lang w:val="uk-UA"/>
+        </w:rPr>
+      </w:pPr>
+      <w:r>
+        <w:rPr>
+          <w:lang w:val="uk-UA"/>
+        </w:rPr>
+        <w:t>           form.textBox42.Text = SpinSpeed.ToString();</w:t>
+      </w:r>
+    </w:p>
+    <w:p>
+      <w:pPr>
+        <w:ind w:left="284" w:firstLine="283"/>
+        <w:rPr>
+          <w:lang w:val="uk-UA"/>
+        </w:rPr>
+      </w:pPr>
+      <w:r>
+        <w:rPr>
+          <w:lang w:val="uk-UA"/>
+        </w:rPr>
+        <w:t>           form.textBox41.Text = MaxKgLoad.ToString();</w:t>
+      </w:r>
+    </w:p>
+    <w:p>
+      <w:pPr>
+        <w:ind w:left="284" w:firstLine="283"/>
+        <w:rPr>
+          <w:lang w:val="uk-UA"/>
+        </w:rPr>
+      </w:pPr>
+      <w:r>
+        <w:rPr>
+          <w:lang w:val="uk-UA"/>
+        </w:rPr>
+        <w:t>       }</w:t>
+      </w:r>
+    </w:p>
+    <w:p>
+      <w:pPr>
+        <w:ind w:left="284" w:firstLine="283"/>
+        <w:rPr>
+          <w:lang w:val="uk-UA"/>
+        </w:rPr>
+      </w:pPr>
+      <w:r>
+        <w:rPr>
+          <w:lang w:val="uk-UA"/>
+        </w:rPr>
+        <w:t xml:space="preserve">        #endregion</w:t>
+      </w:r>
+    </w:p>
+    <w:p>
+      <w:pPr>
+        <w:ind w:left="284" w:firstLine="283"/>
+        <w:rPr>
+          <w:lang w:val="uk-UA"/>
+        </w:rPr>
+      </w:pPr>
+      <w:r>
+        <w:rPr>
+          <w:lang w:val="uk-UA"/>
+        </w:rPr>
+        <w:t>   }</w:t>
+      </w:r>
     </w:p>
     <w:sectPr>
-      <w:headerReference w:type="first" r:id="rId13"/>
+      <w:headerReference w:type="first" r:id="rId14"/>
       <w:pgSz w:w="11906" w:h="16838"/>
       <w:pgMar w:top="567" w:right="851" w:bottom="1191" w:left="1418" w:header="0" w:footer="709" w:gutter="0"/>
       <w:cols w:space="708"/>
@@ -4747,157 +10378,6 @@
     </w:p>
   </w:endnote>
 </w:endnotes>
-</file>
-
-<file path=word/footer1.xml><?xml version="1.0" encoding="utf-8"?>
-<w:ftr xmlns:wpc="http://schemas.microsoft.com/office/word/2010/wordprocessingCanvas" xmlns:cx="http://schemas.microsoft.com/office/drawing/2014/chartex" xmlns:cx1="http://schemas.microsoft.com/office/drawing/2015/9/8/chartex" xmlns:cx2="http://schemas.microsoft.com/office/drawing/2015/10/21/chartex" xmlns:cx3="http://schemas.microsoft.com/office/drawing/2016/5/9/chartex" xmlns:cx4="http://schemas.microsoft.com/office/drawing/2016/5/10/chartex" xmlns:cx5="http://schemas.microsoft.com/office/drawing/2016/5/11/chartex" xmlns:cx6="http://schemas.microsoft.com/office/drawing/2016/5/12/chartex" xmlns:cx7="http://schemas.microsoft.com/office/drawing/2016/5/13/chartex" xmlns:cx8="http://schemas.microsoft.com/office/drawing/2016/5/14/chartex" xmlns:mc="http://schemas.openxmlformats.org/markup-compatibility/2006" xmlns:aink="http://schemas.microsoft.com/office/drawing/2016/ink" xmlns:am3d="http://schemas.microsoft.com/office/drawing/2017/model3d" xmlns:o="urn:schemas-microsoft-com:office:office" xmlns:oel="http://schemas.microsoft.com/office/2019/extlst" xmlns:r="http://schemas.openxmlformats.org/officeDocument/2006/relationships" xmlns:m="http://schemas.openxmlformats.org/officeDocument/2006/math" xmlns:v="urn:schemas-microsoft-com:vml" xmlns:wp14="http://schemas.microsoft.com/office/word/2010/wordprocessingDrawing" xmlns:wp="http://schemas.openxmlformats.org/drawingml/2006/wordprocessingDrawing" xmlns:w10="urn:schemas-microsoft-com:office:word" xmlns:w="http://schemas.openxmlformats.org/wordprocessingml/2006/main" xmlns:w14="http://schemas.microsoft.com/office/word/2010/wordml" xmlns:w15="http://schemas.microsoft.com/office/word/2012/wordml" xmlns:w16cex="http://schemas.microsoft.com/office/word/2018/wordml/cex" xmlns:w16cid="http://schemas.microsoft.com/office/word/2016/wordml/cid" xmlns:w16="http://schemas.microsoft.com/office/word/2018/wordml" xmlns:w16du="http://schemas.microsoft.com/office/word/2023/wordml/word16du" xmlns:w16sdtdh="http://schemas.microsoft.com/office/word/2020/wordml/sdtdatahash" xmlns:w16sdtfl="http://schemas.microsoft.com/office/word/2024/wordml/sdtformatlock" xmlns:w16se="http://schemas.microsoft.com/office/word/2015/wordml/symex" xmlns:wpg="http://schemas.microsoft.com/office/word/2010/wordprocessingGroup" xmlns:wpi="http://schemas.microsoft.com/office/word/2010/wordprocessingInk" xmlns:wne="http://schemas.microsoft.com/office/word/2006/wordml" xmlns:wps="http://schemas.microsoft.com/office/word/2010/wordprocessingShape" mc:Ignorable="w14 w15 w16se w16cid w16 w16cex w16sdtdh w16sdtfl w16du wp14">
-  <w:p>
-    <w:pPr>
-      <w:pStyle w:val="af0"/>
-    </w:pPr>
-    <w:r>
-      <w:rPr>
-        <w:noProof/>
-      </w:rPr>
-      <mc:AlternateContent>
-        <mc:Choice Requires="wps">
-          <w:drawing>
-            <wp:anchor distT="0" distB="0" distL="114300" distR="114300" simplePos="0" relativeHeight="251665408" behindDoc="0" locked="0" layoutInCell="1" allowOverlap="1" wp14:anchorId="7CAFF971" wp14:editId="68B0A9FF">
-              <wp:simplePos x="0" y="0"/>
-              <wp:positionH relativeFrom="column">
-                <wp:posOffset>1968141</wp:posOffset>
-              </wp:positionH>
-              <wp:positionV relativeFrom="paragraph">
-                <wp:posOffset>-177027</wp:posOffset>
-              </wp:positionV>
-              <wp:extent cx="459441" cy="224729"/>
-              <wp:effectExtent l="0" t="0" r="0" b="0"/>
-              <wp:wrapNone/>
-              <wp:docPr id="1183156922" name="Rectangle 36"/>
-              <wp:cNvGraphicFramePr>
-                <a:graphicFrameLocks xmlns:a="http://schemas.openxmlformats.org/drawingml/2006/main"/>
-              </wp:cNvGraphicFramePr>
-              <a:graphic xmlns:a="http://schemas.openxmlformats.org/drawingml/2006/main">
-                <a:graphicData uri="http://schemas.microsoft.com/office/word/2010/wordprocessingShape">
-                  <wps:wsp>
-                    <wps:cNvSpPr>
-                      <a:spLocks noChangeArrowheads="1"/>
-                    </wps:cNvSpPr>
-                    <wps:spPr bwMode="auto">
-                      <a:xfrm>
-                        <a:off x="0" y="0"/>
-                        <a:ext cx="459441" cy="224729"/>
-                      </a:xfrm>
-                      <a:prstGeom prst="rect">
-                        <a:avLst/>
-                      </a:prstGeom>
-                      <a:noFill/>
-                      <a:ln>
-                        <a:noFill/>
-                      </a:ln>
-                      <a:effectLst/>
-                      <a:extLst>
-                        <a:ext uri="{909E8E84-426E-40DD-AFC4-6F175D3DCCD1}">
-                          <a14:hiddenFill xmlns:a14="http://schemas.microsoft.com/office/drawing/2010/main">
-                            <a:solidFill>
-                              <a:srgbClr val="FFFFFF"/>
-                            </a:solidFill>
-                          </a14:hiddenFill>
-                        </a:ext>
-                        <a:ext uri="{91240B29-F687-4F45-9708-019B960494DF}">
-                          <a14:hiddenLine xmlns:a14="http://schemas.microsoft.com/office/drawing/2010/main" w="3175">
-                            <a:solidFill>
-                              <a:srgbClr val="000000"/>
-                            </a:solidFill>
-                            <a:miter lim="800000"/>
-                            <a:headEnd/>
-                            <a:tailEnd/>
-                          </a14:hiddenLine>
-                        </a:ext>
-                        <a:ext uri="{AF507438-7753-43E0-B8FC-AC1667EBCBE1}">
-                          <a14:hiddenEffects xmlns:a14="http://schemas.microsoft.com/office/drawing/2010/main">
-                            <a:effectLst/>
-                          </a14:hiddenEffects>
-                        </a:ext>
-                      </a:extLst>
-                    </wps:spPr>
-                    <wps:txbx>
-                      <w:txbxContent>
-                        <w:p>
-                          <w:pPr>
-                            <w:rPr>
-                              <w:sz w:val="22"/>
-                              <w:szCs w:val="18"/>
-                              <w:lang w:val="en-US"/>
-                            </w:rPr>
-                          </w:pPr>
-                          <w:r>
-                            <w:rPr>
-                              <w:sz w:val="22"/>
-                              <w:szCs w:val="18"/>
-                              <w:lang w:val="en-US"/>
-                            </w:rPr>
-                            <w:t>11</w:t>
-                          </w:r>
-                          <w:r>
-                            <w:rPr>
-                              <w:sz w:val="22"/>
-                              <w:szCs w:val="18"/>
-                              <w:lang w:val="en-US"/>
-                            </w:rPr>
-                            <w:t>.09</w:t>
-                          </w:r>
-                        </w:p>
-                      </w:txbxContent>
-                    </wps:txbx>
-                    <wps:bodyPr rot="0" vert="horz" wrap="square" lIns="12700" tIns="12700" rIns="12700" bIns="12700" anchor="t" anchorCtr="0" upright="1">
-                      <a:noAutofit/>
-                    </wps:bodyPr>
-                  </wps:wsp>
-                </a:graphicData>
-              </a:graphic>
-            </wp:anchor>
-          </w:drawing>
-        </mc:Choice>
-        <mc:Fallback>
-          <w:pict>
-            <v:rect w14:anchorId="7CAFF971" id="Rectangle 36" o:spid="_x0000_s1046" style="position:absolute;margin-left:154.95pt;margin-top:-13.95pt;width:36.2pt;height:17.7pt;z-index:251665408;visibility:visible;mso-wrap-style:square;mso-wrap-distance-left:9pt;mso-wrap-distance-top:0;mso-wrap-distance-right:9pt;mso-wrap-distance-bottom:0;mso-position-horizontal:absolute;mso-position-horizontal-relative:text;mso-position-vertical:absolute;mso-position-vertical-relative:text;v-text-anchor:top" o:gfxdata="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" filled="f" stroked="f" strokeweight=".25pt">
-              <v:textbox inset="1pt,1pt,1pt,1pt">
-                <w:txbxContent>
-                  <w:p>
-                    <w:pPr>
-                      <w:rPr>
-                        <w:sz w:val="22"/>
-                        <w:szCs w:val="18"/>
-                        <w:lang w:val="en-US"/>
-                      </w:rPr>
-                    </w:pPr>
-                    <w:r>
-                      <w:rPr>
-                        <w:sz w:val="22"/>
-                        <w:szCs w:val="18"/>
-                        <w:lang w:val="en-US"/>
-                      </w:rPr>
-                      <w:t>11</w:t>
-                    </w:r>
-                    <w:r>
-                      <w:rPr>
-                        <w:sz w:val="22"/>
-                        <w:szCs w:val="18"/>
-                        <w:lang w:val="en-US"/>
-                      </w:rPr>
-                      <w:t>.09</w:t>
-                    </w:r>
-                  </w:p>
-                </w:txbxContent>
-              </v:textbox>
-            </v:rect>
-          </w:pict>
-        </mc:Fallback>
-      </mc:AlternateContent>
-    </w:r>
-  </w:p>
-</w:ftr>
 </file>
 
 <file path=word/footnotes.xml><?xml version="1.0" encoding="utf-8"?>
@@ -6394,16 +11874,16 @@
       <mc:AlternateContent>
         <mc:Choice Requires="wpg">
           <w:drawing>
-            <wp:anchor distT="0" distB="0" distL="114300" distR="114300" simplePos="0" relativeHeight="251659264" behindDoc="0" locked="0" layoutInCell="0" allowOverlap="1" wp14:anchorId="09D6B8CD" wp14:editId="67902CD3">
+            <wp:anchor distT="0" distB="0" distL="114300" distR="114300" simplePos="0" relativeHeight="251659264" behindDoc="0" locked="0" layoutInCell="0" allowOverlap="1" wp14:anchorId="09D6B8CD" wp14:editId="5B1E96E2">
               <wp:simplePos x="0" y="0"/>
               <wp:positionH relativeFrom="page">
-                <wp:posOffset>716507</wp:posOffset>
+                <wp:posOffset>714375</wp:posOffset>
               </wp:positionH>
               <wp:positionV relativeFrom="page">
-                <wp:posOffset>245660</wp:posOffset>
+                <wp:posOffset>238125</wp:posOffset>
               </wp:positionV>
-              <wp:extent cx="6588760" cy="10189210"/>
-              <wp:effectExtent l="0" t="0" r="21590" b="21590"/>
+              <wp:extent cx="6588760" cy="10546851"/>
+              <wp:effectExtent l="0" t="0" r="21590" b="6985"/>
               <wp:wrapNone/>
               <wp:docPr id="1030760997" name="Групувати 64"/>
               <wp:cNvGraphicFramePr>
@@ -6418,9 +11898,9 @@
                     <wpg:grpSpPr bwMode="auto">
                       <a:xfrm>
                         <a:off x="0" y="0"/>
-                        <a:ext cx="6588760" cy="10189210"/>
+                        <a:ext cx="6588760" cy="10546851"/>
                         <a:chOff x="0" y="0"/>
-                        <a:chExt cx="20000" cy="20000"/>
+                        <a:chExt cx="20000" cy="20702"/>
                       </a:xfrm>
                     </wpg:grpSpPr>
                     <wps:wsp>
@@ -8365,8 +13845,8 @@
                       </wps:cNvSpPr>
                       <wps:spPr bwMode="auto">
                         <a:xfrm>
-                          <a:off x="8617" y="18314"/>
-                          <a:ext cx="4536" cy="1609"/>
+                          <a:off x="8154" y="18453"/>
+                          <a:ext cx="5591" cy="2249"/>
                         </a:xfrm>
                         <a:prstGeom prst="rect">
                           <a:avLst/>
@@ -8405,65 +13885,61 @@
                         <w:txbxContent>
                           <w:p>
                             <w:pPr>
-                              <w:spacing w:after="0" w:line="360" w:lineRule="auto"/>
+                              <w:ind w:firstLine="284"/>
+                              <w:jc w:val="center"/>
+                              <w:outlineLvl w:val="1"/>
                               <w:rPr>
-                                <w:color w:val="767171" w:themeColor="background2" w:themeShade="80"/>
-                                <w:sz w:val="32"/>
+                                <w:b/>
+                                <w:bCs/>
                                 <w:szCs w:val="24"/>
+                                <w:u w:val="single"/>
+                                <w:lang w:val="uk-UA"/>
                               </w:rPr>
                             </w:pPr>
                             <w:r>
                               <w:rPr>
-                                <w:color w:val="767171" w:themeColor="background2" w:themeShade="80"/>
-                                <w:sz w:val="32"/>
+                                <w:szCs w:val="24"/>
+                              </w:rPr>
+                              <w:t>Побудова множинного наслідування класів.(</w:t>
+                            </w:r>
+                            <w:r>
+                              <w:rPr>
                                 <w:szCs w:val="24"/>
                                 <w:lang w:val="uk-UA"/>
                               </w:rPr>
-                              <w:t xml:space="preserve">Класи і об’єкти в </w:t>
+                              <w:t>С++</w:t>
                             </w:r>
                             <w:r>
                               <w:rPr>
-                                <w:color w:val="767171" w:themeColor="background2" w:themeShade="80"/>
-                                <w:sz w:val="32"/>
                                 <w:szCs w:val="24"/>
-                                <w:lang w:val="en-US"/>
                               </w:rPr>
-                              <w:t>C</w:t>
+                              <w:t xml:space="preserve"> ) </w:t>
                             </w:r>
                             <w:r>
                               <w:rPr>
-                                <w:color w:val="767171" w:themeColor="background2" w:themeShade="80"/>
-                                <w:sz w:val="32"/>
                                 <w:szCs w:val="24"/>
+                                <w:lang w:val="uk-UA"/>
                               </w:rPr>
-                              <w:t xml:space="preserve"># </w:t>
+                              <w:t>Інтерфейси- С</w:t>
                             </w:r>
                             <w:r>
                               <w:rPr>
+                                <w:szCs w:val="24"/>
+                              </w:rPr>
+                              <w:t>#</w:t>
+                            </w:r>
+                          </w:p>
+                          <w:p>
+                            <w:pPr>
+                              <w:spacing w:after="0" w:line="360" w:lineRule="auto"/>
+                              <w:jc w:val="center"/>
+                              <w:rPr>
                                 <w:color w:val="767171" w:themeColor="background2" w:themeShade="80"/>
-                                <w:sz w:val="32"/>
-                                <w:szCs w:val="24"/>
+                                <w:sz w:val="28"/>
+                                <w:szCs w:val="22"/>
                                 <w:lang w:val="uk-UA"/>
                               </w:rPr>
-                              <w:t xml:space="preserve">та </w:t>
-                            </w:r>
-                            <w:r>
-                              <w:rPr>
-                                <w:color w:val="767171" w:themeColor="background2" w:themeShade="80"/>
-                                <w:sz w:val="32"/>
-                                <w:szCs w:val="24"/>
-                                <w:lang w:val="en-US"/>
-                              </w:rPr>
-                              <w:t>C</w:t>
-                            </w:r>
-                            <w:r>
-                              <w:rPr>
-                                <w:color w:val="767171" w:themeColor="background2" w:themeShade="80"/>
-                                <w:sz w:val="32"/>
-                                <w:szCs w:val="24"/>
-                              </w:rPr>
-                              <w:t>++</w:t>
-                            </w:r>
+                            </w:pPr>
                           </w:p>
                         </w:txbxContent>
                       </wps:txbx>
@@ -8792,7 +14268,7 @@
                                 <w:sz w:val="18"/>
                                 <w:lang w:val="en-US"/>
                               </w:rPr>
-                              <w:t>20</w:t>
+                              <w:t>16</w:t>
                             </w:r>
                           </w:p>
                         </w:txbxContent>
@@ -8977,18 +14453,18 @@
         </mc:Choice>
         <mc:Fallback>
           <w:pict>
-            <v:group w14:anchorId="09D6B8CD" id="Групувати 64" o:spid="_x0000_s1047" style="position:absolute;margin-left:56.4pt;margin-top:19.35pt;width:518.8pt;height:802.3pt;z-index:251659264;mso-position-horizontal-relative:page;mso-position-vertical-relative:page" coordsize="20000,20000" o:gfxdata="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" o:allowincell="f">
-              <v:rect id="Rectangle 2" o:spid="_x0000_s1048" style="position:absolute;width:20000;height:20000;visibility:visible;mso-wrap-style:square;v-text-anchor:top" o:gfxdata="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" filled="f" strokeweight="2pt"/>
-              <v:line id="Line 3" o:spid="_x0000_s1049" style="position:absolute;visibility:visible;mso-wrap-style:square" from="993,17183" to="995,18221" o:connectortype="straight" o:gfxdata="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" strokeweight="2pt"/>
-              <v:line id="Line 4" o:spid="_x0000_s1050" style="position:absolute;visibility:visible;mso-wrap-style:square" from="10,17173" to="19977,17174" o:connectortype="straight" o:gfxdata="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" strokeweight="2pt"/>
-              <v:line id="Line 5" o:spid="_x0000_s1051" style="position:absolute;visibility:visible;mso-wrap-style:square" from="2186,17192" to="2188,19989" o:connectortype="straight" o:gfxdata="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" strokeweight="2pt"/>
-              <v:line id="Line 6" o:spid="_x0000_s1052" style="position:absolute;visibility:visible;mso-wrap-style:square" from="4919,17192" to="4921,19989" o:connectortype="straight" o:gfxdata="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" strokeweight="2pt"/>
-              <v:line id="Line 7" o:spid="_x0000_s1053" style="position:absolute;visibility:visible;mso-wrap-style:square" from="6557,17192" to="6559,19989" o:connectortype="straight" o:gfxdata="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" strokeweight="2pt"/>
-              <v:line id="Line 8" o:spid="_x0000_s1054" style="position:absolute;visibility:visible;mso-wrap-style:square" from="7650,17183" to="7652,19979" o:connectortype="straight" o:gfxdata="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" strokeweight="2pt"/>
-              <v:line id="Line 9" o:spid="_x0000_s1055" style="position:absolute;visibility:visible;mso-wrap-style:square" from="15848,18239" to="15852,18932" o:connectortype="straight" o:gfxdata="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" strokeweight="2pt"/>
-              <v:line id="Line 10" o:spid="_x0000_s1056" style="position:absolute;visibility:visible;mso-wrap-style:square" from="10,19293" to="7631,19295" o:connectortype="straight" o:gfxdata="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" strokeweight="1pt"/>
-              <v:line id="Line 11" o:spid="_x0000_s1057" style="position:absolute;visibility:visible;mso-wrap-style:square" from="10,19646" to="7631,19647" o:connectortype="straight" o:gfxdata="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" strokeweight="1pt"/>
-              <v:rect id="Rectangle 12" o:spid="_x0000_s1058" style="position:absolute;left:54;top:17912;width:883;height:309;visibility:visible;mso-wrap-style:square;v-text-anchor:top" o:gfxdata="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" filled="f" stroked="f" strokeweight=".25pt">
+            <v:group w14:anchorId="09D6B8CD" id="Групувати 64" o:spid="_x0000_s1046" style="position:absolute;margin-left:56.25pt;margin-top:18.75pt;width:518.8pt;height:830.45pt;z-index:251659264;mso-position-horizontal-relative:page;mso-position-vertical-relative:page" coordsize="20000,20702" o:gfxdata="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" o:allowincell="f">
+              <v:rect id="Rectangle 2" o:spid="_x0000_s1047" style="position:absolute;width:20000;height:20000;visibility:visible;mso-wrap-style:square;v-text-anchor:top" o:gfxdata="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" filled="f" strokeweight="2pt"/>
+              <v:line id="Line 3" o:spid="_x0000_s1048" style="position:absolute;visibility:visible;mso-wrap-style:square" from="993,17183" to="995,18221" o:connectortype="straight" o:gfxdata="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" strokeweight="2pt"/>
+              <v:line id="Line 4" o:spid="_x0000_s1049" style="position:absolute;visibility:visible;mso-wrap-style:square" from="10,17173" to="19977,17174" o:connectortype="straight" o:gfxdata="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" strokeweight="2pt"/>
+              <v:line id="Line 5" o:spid="_x0000_s1050" style="position:absolute;visibility:visible;mso-wrap-style:square" from="2186,17192" to="2188,19989" o:connectortype="straight" o:gfxdata="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" strokeweight="2pt"/>
+              <v:line id="Line 6" o:spid="_x0000_s1051" style="position:absolute;visibility:visible;mso-wrap-style:square" from="4919,17192" to="4921,19989" o:connectortype="straight" o:gfxdata="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" strokeweight="2pt"/>
+              <v:line id="Line 7" o:spid="_x0000_s1052" style="position:absolute;visibility:visible;mso-wrap-style:square" from="6557,17192" to="6559,19989" o:connectortype="straight" o:gfxdata="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" strokeweight="2pt"/>
+              <v:line id="Line 8" o:spid="_x0000_s1053" style="position:absolute;visibility:visible;mso-wrap-style:square" from="7650,17183" to="7652,19979" o:connectortype="straight" o:gfxdata="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" strokeweight="2pt"/>
+              <v:line id="Line 9" o:spid="_x0000_s1054" style="position:absolute;visibility:visible;mso-wrap-style:square" from="15848,18239" to="15852,18932" o:connectortype="straight" o:gfxdata="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" strokeweight="2pt"/>
+              <v:line id="Line 10" o:spid="_x0000_s1055" style="position:absolute;visibility:visible;mso-wrap-style:square" from="10,19293" to="7631,19295" o:connectortype="straight" o:gfxdata="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" strokeweight="1pt"/>
+              <v:line id="Line 11" o:spid="_x0000_s1056" style="position:absolute;visibility:visible;mso-wrap-style:square" from="10,19646" to="7631,19647" o:connectortype="straight" o:gfxdata="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" strokeweight="1pt"/>
+              <v:rect id="Rectangle 12" o:spid="_x0000_s1057" style="position:absolute;left:54;top:17912;width:883;height:309;visibility:visible;mso-wrap-style:square;v-text-anchor:top" o:gfxdata="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" filled="f" stroked="f" strokeweight=".25pt">
                 <v:textbox inset="1pt,1pt,1pt,1pt">
                   <w:txbxContent>
                     <w:p>
@@ -9011,7 +14487,7 @@
                   </w:txbxContent>
                 </v:textbox>
               </v:rect>
-              <v:rect id="Rectangle 13" o:spid="_x0000_s1059" style="position:absolute;left:1051;top:17912;width:1100;height:309;visibility:visible;mso-wrap-style:square;v-text-anchor:top" o:gfxdata="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" filled="f" stroked="f" strokeweight=".25pt">
+              <v:rect id="Rectangle 13" o:spid="_x0000_s1058" style="position:absolute;left:1051;top:17912;width:1100;height:309;visibility:visible;mso-wrap-style:square;v-text-anchor:top" o:gfxdata="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" filled="f" stroked="f" strokeweight=".25pt">
                 <v:textbox inset="1pt,1pt,1pt,1pt">
                   <w:txbxContent>
                     <w:p>
@@ -9034,7 +14510,7 @@
                   </w:txbxContent>
                 </v:textbox>
               </v:rect>
-              <v:rect id="Rectangle 14" o:spid="_x0000_s1060" style="position:absolute;left:2267;top:17912;width:2573;height:309;visibility:visible;mso-wrap-style:square;v-text-anchor:top" o:gfxdata="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" filled="f" stroked="f" strokeweight=".25pt">
+              <v:rect id="Rectangle 14" o:spid="_x0000_s1059" style="position:absolute;left:2267;top:17912;width:2573;height:309;visibility:visible;mso-wrap-style:square;v-text-anchor:top" o:gfxdata="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" filled="f" stroked="f" strokeweight=".25pt">
                 <v:textbox inset="1pt,1pt,1pt,1pt">
                   <w:txbxContent>
                     <w:p>
@@ -9057,7 +14533,7 @@
                   </w:txbxContent>
                 </v:textbox>
               </v:rect>
-              <v:rect id="Rectangle 15" o:spid="_x0000_s1061" style="position:absolute;left:4983;top:17912;width:1534;height:309;visibility:visible;mso-wrap-style:square;v-text-anchor:top" o:gfxdata="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" filled="f" stroked="f" strokeweight=".25pt">
+              <v:rect id="Rectangle 15" o:spid="_x0000_s1060" style="position:absolute;left:4983;top:17912;width:1534;height:309;visibility:visible;mso-wrap-style:square;v-text-anchor:top" o:gfxdata="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" filled="f" stroked="f" strokeweight=".25pt">
                 <v:textbox inset="1pt,1pt,1pt,1pt">
                   <w:txbxContent>
                     <w:p>
@@ -9080,7 +14556,7 @@
                   </w:txbxContent>
                 </v:textbox>
               </v:rect>
-              <v:rect id="Rectangle 16" o:spid="_x0000_s1062" style="position:absolute;left:6604;top:17912;width:1000;height:309;visibility:visible;mso-wrap-style:square;v-text-anchor:top" o:gfxdata="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" filled="f" stroked="f" strokeweight=".25pt">
+              <v:rect id="Rectangle 16" o:spid="_x0000_s1061" style="position:absolute;left:6604;top:17912;width:1000;height:309;visibility:visible;mso-wrap-style:square;v-text-anchor:top" o:gfxdata="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" filled="f" stroked="f" strokeweight=".25pt">
                 <v:textbox inset="1pt,1pt,1pt,1pt">
                   <w:txbxContent>
                     <w:p>
@@ -9103,7 +14579,7 @@
                   </w:txbxContent>
                 </v:textbox>
               </v:rect>
-              <v:rect id="Rectangle 17" o:spid="_x0000_s1063" style="position:absolute;left:15929;top:18258;width:1475;height:309;visibility:visible;mso-wrap-style:square;v-text-anchor:top" o:gfxdata="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" filled="f" stroked="f" strokeweight=".25pt">
+              <v:rect id="Rectangle 17" o:spid="_x0000_s1062" style="position:absolute;left:15929;top:18258;width:1475;height:309;visibility:visible;mso-wrap-style:square;v-text-anchor:top" o:gfxdata="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" filled="f" stroked="f" strokeweight=".25pt">
                 <v:textbox inset="1pt,1pt,1pt,1pt">
                   <w:txbxContent>
                     <w:p>
@@ -9126,7 +14602,7 @@
                   </w:txbxContent>
                 </v:textbox>
               </v:rect>
-              <v:rect id="Rectangle 18" o:spid="_x0000_s1064" style="position:absolute;left:15929;top:18623;width:1475;height:310;visibility:visible;mso-wrap-style:square;v-text-anchor:top" o:gfxdata="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" filled="f" stroked="f" strokeweight=".25pt">
+              <v:rect id="Rectangle 18" o:spid="_x0000_s1063" style="position:absolute;left:15929;top:18623;width:1475;height:310;visibility:visible;mso-wrap-style:square;v-text-anchor:top" o:gfxdata="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" filled="f" stroked="f" strokeweight=".25pt">
                 <v:textbox inset="1pt,1pt,1pt,1pt">
                   <w:txbxContent>
                     <w:p>
@@ -9149,7 +14625,7 @@
                   </w:txbxContent>
                 </v:textbox>
               </v:rect>
-              <v:rect id="Rectangle 19" o:spid="_x0000_s1065" style="position:absolute;left:7760;top:17312;width:12159;height:758;visibility:visible;mso-wrap-style:square;v-text-anchor:top" o:gfxdata="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" filled="f" stroked="f" strokeweight=".25pt">
+              <v:rect id="Rectangle 19" o:spid="_x0000_s1064" style="position:absolute;left:7760;top:17312;width:12159;height:758;visibility:visible;mso-wrap-style:square;v-text-anchor:top" o:gfxdata="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" filled="f" stroked="f" strokeweight=".25pt">
                 <v:textbox inset="1pt,1pt,1pt,1pt">
                   <w:txbxContent>
                     <w:p>
@@ -9187,13 +14663,13 @@
                   </w:txbxContent>
                 </v:textbox>
               </v:rect>
-              <v:line id="Line 20" o:spid="_x0000_s1066" style="position:absolute;visibility:visible;mso-wrap-style:square" from="12,18233" to="19979,18234" o:connectortype="straight" o:gfxdata="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" strokeweight="2pt"/>
-              <v:line id="Line 21" o:spid="_x0000_s1067" style="position:absolute;visibility:visible;mso-wrap-style:square" from="25,17881" to="7646,17882" o:connectortype="straight" o:gfxdata="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" strokeweight="2pt"/>
-              <v:line id="Line 22" o:spid="_x0000_s1068" style="position:absolute;visibility:visible;mso-wrap-style:square" from="10,17526" to="7631,17527" o:connectortype="straight" o:gfxdata="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" strokeweight="1pt"/>
-              <v:line id="Line 23" o:spid="_x0000_s1069" style="position:absolute;visibility:visible;mso-wrap-style:square" from="10,18938" to="7631,18939" o:connectortype="straight" o:gfxdata="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" strokeweight="1pt"/>
-              <v:line id="Line 24" o:spid="_x0000_s1070" style="position:absolute;visibility:visible;mso-wrap-style:square" from="10,18583" to="7631,18584" o:connectortype="straight" o:gfxdata="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" strokeweight="1pt"/>
-              <v:group id="Group 25" o:spid="_x0000_s1071" style="position:absolute;left:39;top:18140;width:4811;height:704" coordorigin=",-8131" coordsize="20037,45358" o:gfxdata="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">
-                <v:rect id="Rectangle 26" o:spid="_x0000_s1072" style="position:absolute;width:8856;height:20000;visibility:visible;mso-wrap-style:square;v-text-anchor:top" o:gfxdata="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" filled="f" stroked="f" strokeweight=".25pt">
+              <v:line id="Line 20" o:spid="_x0000_s1065" style="position:absolute;visibility:visible;mso-wrap-style:square" from="12,18233" to="19979,18234" o:connectortype="straight" o:gfxdata="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" strokeweight="2pt"/>
+              <v:line id="Line 21" o:spid="_x0000_s1066" style="position:absolute;visibility:visible;mso-wrap-style:square" from="25,17881" to="7646,17882" o:connectortype="straight" o:gfxdata="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" strokeweight="2pt"/>
+              <v:line id="Line 22" o:spid="_x0000_s1067" style="position:absolute;visibility:visible;mso-wrap-style:square" from="10,17526" to="7631,17527" o:connectortype="straight" o:gfxdata="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" strokeweight="1pt"/>
+              <v:line id="Line 23" o:spid="_x0000_s1068" style="position:absolute;visibility:visible;mso-wrap-style:square" from="10,18938" to="7631,18939" o:connectortype="straight" o:gfxdata="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" strokeweight="1pt"/>
+              <v:line id="Line 24" o:spid="_x0000_s1069" style="position:absolute;visibility:visible;mso-wrap-style:square" from="10,18583" to="7631,18584" o:connectortype="straight" o:gfxdata="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" strokeweight="1pt"/>
+              <v:group id="Group 25" o:spid="_x0000_s1070" style="position:absolute;left:39;top:18140;width:4811;height:704" coordorigin=",-8131" coordsize="20037,45358" o:gfxdata="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">
+                <v:rect id="Rectangle 26" o:spid="_x0000_s1071" style="position:absolute;width:8856;height:20000;visibility:visible;mso-wrap-style:square;v-text-anchor:top" o:gfxdata="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" filled="f" stroked="f" strokeweight=".25pt">
                   <v:textbox inset="1pt,1pt,1pt,1pt">
                     <w:txbxContent>
                       <w:p>
@@ -9215,7 +14691,7 @@
                     </w:txbxContent>
                   </v:textbox>
                 </v:rect>
-                <v:rect id="Rectangle 27" o:spid="_x0000_s1073" style="position:absolute;left:9319;top:-8131;width:10718;height:45358;visibility:visible;mso-wrap-style:square;v-text-anchor:top" o:gfxdata="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" filled="f" stroked="f" strokeweight=".25pt">
+                <v:rect id="Rectangle 27" o:spid="_x0000_s1072" style="position:absolute;left:9319;top:-8131;width:10718;height:45358;visibility:visible;mso-wrap-style:square;v-text-anchor:top" o:gfxdata="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" filled="f" stroked="f" strokeweight=".25pt">
                   <v:textbox inset="1pt,1pt,1pt,1pt">
                     <w:txbxContent>
                       <w:p>
@@ -9237,8 +14713,8 @@
                   </v:textbox>
                 </v:rect>
               </v:group>
-              <v:group id="Group 28" o:spid="_x0000_s1074" style="position:absolute;left:39;top:18506;width:4944;height:700" coordorigin=",-7288" coordsize="20595,45498" o:gfxdata="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">
-                <v:rect id="Rectangle 29" o:spid="_x0000_s1075" style="position:absolute;width:8856;height:20000;visibility:visible;mso-wrap-style:square;v-text-anchor:top" o:gfxdata="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" filled="f" stroked="f" strokeweight=".25pt">
+              <v:group id="Group 28" o:spid="_x0000_s1073" style="position:absolute;left:39;top:18506;width:4944;height:700" coordorigin=",-7288" coordsize="20595,45498" o:gfxdata="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">
+                <v:rect id="Rectangle 29" o:spid="_x0000_s1074" style="position:absolute;width:8856;height:20000;visibility:visible;mso-wrap-style:square;v-text-anchor:top" o:gfxdata="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" filled="f" stroked="f" strokeweight=".25pt">
                   <v:textbox inset="1pt,1pt,1pt,1pt">
                     <w:txbxContent>
                       <w:p>
@@ -9260,7 +14736,7 @@
                     </w:txbxContent>
                   </v:textbox>
                 </v:rect>
-                <v:rect id="Rectangle 30" o:spid="_x0000_s1076" style="position:absolute;left:9281;top:-7288;width:11314;height:45498;visibility:visible;mso-wrap-style:square;v-text-anchor:top" o:gfxdata="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" filled="f" stroked="f" strokeweight=".25pt">
+                <v:rect id="Rectangle 30" o:spid="_x0000_s1075" style="position:absolute;left:9281;top:-7288;width:11314;height:45498;visibility:visible;mso-wrap-style:square;v-text-anchor:top" o:gfxdata="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" filled="f" stroked="f" strokeweight=".25pt">
                   <v:textbox inset="1pt,1pt,1pt,1pt">
                     <w:txbxContent>
                       <w:p>
@@ -9282,15 +14758,15 @@
                   </v:textbox>
                 </v:rect>
               </v:group>
-              <v:group id="Group 31" o:spid="_x0000_s1077" style="position:absolute;left:39;top:18443;width:15673;height:835" coordorigin=",-34324" coordsize="65276,54324" o:gfxdata="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">
-                <v:rect id="Rectangle 32" o:spid="_x0000_s1078" style="position:absolute;width:8856;height:20000;visibility:visible;mso-wrap-style:square;v-text-anchor:top" o:gfxdata="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" filled="f" stroked="f" strokeweight=".25pt">
+              <v:group id="Group 31" o:spid="_x0000_s1076" style="position:absolute;left:39;top:18443;width:15673;height:835" coordorigin=",-34324" coordsize="65276,54324" o:gfxdata="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">
+                <v:rect id="Rectangle 32" o:spid="_x0000_s1077" style="position:absolute;width:8856;height:20000;visibility:visible;mso-wrap-style:square;v-text-anchor:top" o:gfxdata="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" filled="f" stroked="f" strokeweight=".25pt">
                   <v:textbox inset="1pt,1pt,1pt,1pt">
                     <w:txbxContent>
                       <w:p/>
                     </w:txbxContent>
                   </v:textbox>
                 </v:rect>
-                <v:rect id="Rectangle 33" o:spid="_x0000_s1079" style="position:absolute;left:61632;top:-34324;width:3644;height:34137;visibility:visible;mso-wrap-style:square;v-text-anchor:top" o:gfxdata="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" filled="f" stroked="f" strokeweight=".25pt">
+                <v:rect id="Rectangle 33" o:spid="_x0000_s1078" style="position:absolute;left:61632;top:-34324;width:3644;height:34137;visibility:visible;mso-wrap-style:square;v-text-anchor:top" o:gfxdata="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" filled="f" stroked="f" strokeweight=".25pt">
                   <v:textbox inset="1pt,1pt,1pt,1pt">
                     <w:txbxContent>
                       <w:p>
@@ -9312,8 +14788,8 @@
                   </v:textbox>
                 </v:rect>
               </v:group>
-              <v:group id="Group 34" o:spid="_x0000_s1080" style="position:absolute;left:39;top:18131;width:7937;height:1493" coordorigin=",-76452" coordsize="33077,96452" o:gfxdata="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">
-                <v:rect id="Rectangle 35" o:spid="_x0000_s1081" style="position:absolute;width:8856;height:20000;visibility:visible;mso-wrap-style:square;v-text-anchor:top" o:gfxdata="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" filled="f" stroked="f" strokeweight=".25pt">
+              <v:group id="Group 34" o:spid="_x0000_s1079" style="position:absolute;left:39;top:18131;width:7937;height:1493" coordorigin=",-76452" coordsize="33077,96452" o:gfxdata="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">
+                <v:rect id="Rectangle 35" o:spid="_x0000_s1080" style="position:absolute;width:8856;height:20000;visibility:visible;mso-wrap-style:square;v-text-anchor:top" o:gfxdata="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" filled="f" stroked="f" strokeweight=".25pt">
                   <v:textbox inset="1pt,1pt,1pt,1pt">
                     <w:txbxContent>
                       <w:p>
@@ -9335,7 +14811,7 @@
                     </w:txbxContent>
                   </v:textbox>
                 </v:rect>
-                <v:rect id="_x0000_s1082" style="position:absolute;left:27265;top:-76452;width:5812;height:28497;visibility:visible;mso-wrap-style:square;v-text-anchor:top" o:gfxdata="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" filled="f" stroked="f" strokeweight=".25pt">
+                <v:rect id="Rectangle 36" o:spid="_x0000_s1081" style="position:absolute;left:27265;top:-76452;width:5812;height:28497;visibility:visible;mso-wrap-style:square;v-text-anchor:top" o:gfxdata="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" filled="f" stroked="f" strokeweight=".25pt">
                   <v:textbox inset="1pt,1pt,1pt,1pt">
                     <w:txbxContent>
                       <w:p>
@@ -9351,8 +14827,8 @@
                   </v:textbox>
                 </v:rect>
               </v:group>
-              <v:group id="Group 37" o:spid="_x0000_s1083" style="position:absolute;left:39;top:19660;width:4801;height:309" coordsize="19999,20000" o:gfxdata="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">
-                <v:rect id="Rectangle 38" o:spid="_x0000_s1084" style="position:absolute;width:8856;height:20000;visibility:visible;mso-wrap-style:square;v-text-anchor:top" o:gfxdata="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" filled="f" stroked="f" strokeweight=".25pt">
+              <v:group id="Group 37" o:spid="_x0000_s1082" style="position:absolute;left:39;top:19660;width:4801;height:309" coordsize="19999,20000" o:gfxdata="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">
+                <v:rect id="Rectangle 38" o:spid="_x0000_s1083" style="position:absolute;width:8856;height:20000;visibility:visible;mso-wrap-style:square;v-text-anchor:top" o:gfxdata="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" filled="f" stroked="f" strokeweight=".25pt">
                   <v:textbox inset="1pt,1pt,1pt,1pt">
                     <w:txbxContent>
                       <w:p>
@@ -9374,7 +14850,7 @@
                     </w:txbxContent>
                   </v:textbox>
                 </v:rect>
-                <v:rect id="Rectangle 39" o:spid="_x0000_s1085" style="position:absolute;left:9281;width:10718;height:20000;visibility:visible;mso-wrap-style:square;v-text-anchor:top" o:gfxdata="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" filled="f" stroked="f" strokeweight=".25pt">
+                <v:rect id="Rectangle 39" o:spid="_x0000_s1084" style="position:absolute;left:9281;width:10718;height:20000;visibility:visible;mso-wrap-style:square;v-text-anchor:top" o:gfxdata="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" filled="f" stroked="f" strokeweight=".25pt">
                   <v:textbox inset="1pt,1pt,1pt,1pt">
                     <w:txbxContent>
                       <w:p/>
@@ -9382,79 +14858,75 @@
                   </v:textbox>
                 </v:rect>
               </v:group>
-              <v:line id="Line 40" o:spid="_x0000_s1086" style="position:absolute;visibility:visible;mso-wrap-style:square" from="14208,18239" to="14210,19979" o:connectortype="straight" o:gfxdata="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" strokeweight="2pt"/>
-              <v:rect id="Rectangle 41" o:spid="_x0000_s1087" style="position:absolute;left:8617;top:18314;width:4536;height:1609;visibility:visible;mso-wrap-style:square;v-text-anchor:top" o:gfxdata="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" filled="f" stroked="f" strokeweight=".25pt">
+              <v:line id="Line 40" o:spid="_x0000_s1085" style="position:absolute;visibility:visible;mso-wrap-style:square" from="14208,18239" to="14210,19979" o:connectortype="straight" o:gfxdata="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" strokeweight="2pt"/>
+              <v:rect id="Rectangle 41" o:spid="_x0000_s1086" style="position:absolute;left:8154;top:18453;width:5591;height:2249;visibility:visible;mso-wrap-style:square;v-text-anchor:top" o:gfxdata="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" filled="f" stroked="f" strokeweight=".25pt">
                 <v:textbox inset="1pt,1pt,1pt,1pt">
                   <w:txbxContent>
                     <w:p>
                       <w:pPr>
-                        <w:spacing w:after="0" w:line="360" w:lineRule="auto"/>
+                        <w:ind w:firstLine="284"/>
+                        <w:jc w:val="center"/>
+                        <w:outlineLvl w:val="1"/>
                         <w:rPr>
-                          <w:color w:val="767171" w:themeColor="background2" w:themeShade="80"/>
-                          <w:sz w:val="32"/>
+                          <w:b/>
+                          <w:bCs/>
                           <w:szCs w:val="24"/>
+                          <w:u w:val="single"/>
+                          <w:lang w:val="uk-UA"/>
                         </w:rPr>
                       </w:pPr>
                       <w:r>
                         <w:rPr>
-                          <w:color w:val="767171" w:themeColor="background2" w:themeShade="80"/>
-                          <w:sz w:val="32"/>
+                          <w:szCs w:val="24"/>
+                        </w:rPr>
+                        <w:t>Побудова множинного наслідування класів.(</w:t>
+                      </w:r>
+                      <w:r>
+                        <w:rPr>
                           <w:szCs w:val="24"/>
                           <w:lang w:val="uk-UA"/>
                         </w:rPr>
-                        <w:t xml:space="preserve">Класи і об’єкти в </w:t>
+                        <w:t>С++</w:t>
                       </w:r>
                       <w:r>
                         <w:rPr>
-                          <w:color w:val="767171" w:themeColor="background2" w:themeShade="80"/>
-                          <w:sz w:val="32"/>
                           <w:szCs w:val="24"/>
-                          <w:lang w:val="en-US"/>
                         </w:rPr>
-                        <w:t>C</w:t>
+                        <w:t xml:space="preserve"> ) </w:t>
                       </w:r>
                       <w:r>
                         <w:rPr>
-                          <w:color w:val="767171" w:themeColor="background2" w:themeShade="80"/>
-                          <w:sz w:val="32"/>
                           <w:szCs w:val="24"/>
+                          <w:lang w:val="uk-UA"/>
                         </w:rPr>
-                        <w:t xml:space="preserve"># </w:t>
+                        <w:t>Інтерфейси- С</w:t>
                       </w:r>
                       <w:r>
                         <w:rPr>
+                          <w:szCs w:val="24"/>
+                        </w:rPr>
+                        <w:t>#</w:t>
+                      </w:r>
+                    </w:p>
+                    <w:p>
+                      <w:pPr>
+                        <w:spacing w:after="0" w:line="360" w:lineRule="auto"/>
+                        <w:jc w:val="center"/>
+                        <w:rPr>
                           <w:color w:val="767171" w:themeColor="background2" w:themeShade="80"/>
-                          <w:sz w:val="32"/>
-                          <w:szCs w:val="24"/>
+                          <w:sz w:val="28"/>
+                          <w:szCs w:val="22"/>
                           <w:lang w:val="uk-UA"/>
                         </w:rPr>
-                        <w:t xml:space="preserve">та </w:t>
-                      </w:r>
-                      <w:r>
-                        <w:rPr>
-                          <w:color w:val="767171" w:themeColor="background2" w:themeShade="80"/>
-                          <w:sz w:val="32"/>
-                          <w:szCs w:val="24"/>
-                          <w:lang w:val="en-US"/>
-                        </w:rPr>
-                        <w:t>C</w:t>
-                      </w:r>
-                      <w:r>
-                        <w:rPr>
-                          <w:color w:val="767171" w:themeColor="background2" w:themeShade="80"/>
-                          <w:sz w:val="32"/>
-                          <w:szCs w:val="24"/>
-                        </w:rPr>
-                        <w:t>++</w:t>
-                      </w:r>
+                      </w:pPr>
                     </w:p>
                   </w:txbxContent>
                 </v:textbox>
               </v:rect>
-              <v:line id="Line 42" o:spid="_x0000_s1088" style="position:absolute;visibility:visible;mso-wrap-style:square" from="14221,18587" to="19990,18588" o:connectortype="straight" o:gfxdata="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" strokeweight="2pt"/>
-              <v:line id="Line 43" o:spid="_x0000_s1089" style="position:absolute;visibility:visible;mso-wrap-style:square" from="14219,18939" to="19988,18941" o:connectortype="straight" o:gfxdata="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" strokeweight="2pt"/>
-              <v:line id="Line 44" o:spid="_x0000_s1090" style="position:absolute;visibility:visible;mso-wrap-style:square" from="17487,18239" to="17490,18932" o:connectortype="straight" o:gfxdata="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" strokeweight="2pt"/>
-              <v:rect id="Rectangle 45" o:spid="_x0000_s1091" style="position:absolute;left:14295;top:18258;width:1474;height:309;visibility:visible;mso-wrap-style:square;v-text-anchor:top" o:gfxdata="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" filled="f" stroked="f" strokeweight=".25pt">
+              <v:line id="Line 42" o:spid="_x0000_s1087" style="position:absolute;visibility:visible;mso-wrap-style:square" from="14221,18587" to="19990,18588" o:connectortype="straight" o:gfxdata="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" strokeweight="2pt"/>
+              <v:line id="Line 43" o:spid="_x0000_s1088" style="position:absolute;visibility:visible;mso-wrap-style:square" from="14219,18939" to="19988,18941" o:connectortype="straight" o:gfxdata="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" strokeweight="2pt"/>
+              <v:line id="Line 44" o:spid="_x0000_s1089" style="position:absolute;visibility:visible;mso-wrap-style:square" from="17487,18239" to="17490,18932" o:connectortype="straight" o:gfxdata="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" strokeweight="2pt"/>
+              <v:rect id="Rectangle 45" o:spid="_x0000_s1090" style="position:absolute;left:14295;top:18258;width:1474;height:309;visibility:visible;mso-wrap-style:square;v-text-anchor:top" o:gfxdata="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" filled="f" stroked="f" strokeweight=".25pt">
                 <v:textbox inset="1pt,1pt,1pt,1pt">
                   <w:txbxContent>
                     <w:p>
@@ -9477,7 +14949,7 @@
                   </w:txbxContent>
                 </v:textbox>
               </v:rect>
-              <v:rect id="Rectangle 46" o:spid="_x0000_s1092" style="position:absolute;left:17577;top:18258;width:2327;height:309;visibility:visible;mso-wrap-style:square;v-text-anchor:top" o:gfxdata="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" filled="f" stroked="f" strokeweight=".25pt">
+              <v:rect id="Rectangle 46" o:spid="_x0000_s1091" style="position:absolute;left:17577;top:18258;width:2327;height:309;visibility:visible;mso-wrap-style:square;v-text-anchor:top" o:gfxdata="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" filled="f" stroked="f" strokeweight=".25pt">
                 <v:textbox inset="1pt,1pt,1pt,1pt">
                   <w:txbxContent>
                     <w:p>
@@ -9500,7 +14972,7 @@
                   </w:txbxContent>
                 </v:textbox>
               </v:rect>
-              <v:rect id="Rectangle 47" o:spid="_x0000_s1093" style="position:absolute;left:17591;top:18613;width:2326;height:309;visibility:visible;mso-wrap-style:square;v-text-anchor:top" o:gfxdata="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" filled="f" stroked="f" strokeweight=".25pt">
+              <v:rect id="Rectangle 47" o:spid="_x0000_s1092" style="position:absolute;left:17591;top:18613;width:2326;height:309;visibility:visible;mso-wrap-style:square;v-text-anchor:top" o:gfxdata="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" filled="f" stroked="f" strokeweight=".25pt">
                 <v:textbox inset="1pt,1pt,1pt,1pt">
                   <w:txbxContent>
                     <w:p>
@@ -9517,15 +14989,15 @@
                           <w:sz w:val="18"/>
                           <w:lang w:val="en-US"/>
                         </w:rPr>
-                        <w:t>20</w:t>
+                        <w:t>16</w:t>
                       </w:r>
                     </w:p>
                   </w:txbxContent>
                 </v:textbox>
               </v:rect>
-              <v:line id="Line 48" o:spid="_x0000_s1094" style="position:absolute;visibility:visible;mso-wrap-style:square" from="14755,18594" to="14757,18932" o:connectortype="straight" o:gfxdata="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" strokeweight="1pt"/>
-              <v:line id="Line 49" o:spid="_x0000_s1095" style="position:absolute;visibility:visible;mso-wrap-style:square" from="15301,18595" to="15303,18933" o:connectortype="straight" o:gfxdata="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" strokeweight="1pt"/>
-              <v:rect id="Rectangle 50" o:spid="_x0000_s1096" style="position:absolute;left:14295;top:19221;width:5609;height:440;visibility:visible;mso-wrap-style:square;v-text-anchor:top" o:gfxdata="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" filled="f" stroked="f" strokeweight=".25pt">
+              <v:line id="Line 48" o:spid="_x0000_s1093" style="position:absolute;visibility:visible;mso-wrap-style:square" from="14755,18594" to="14757,18932" o:connectortype="straight" o:gfxdata="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" strokeweight="1pt"/>
+              <v:line id="Line 49" o:spid="_x0000_s1094" style="position:absolute;visibility:visible;mso-wrap-style:square" from="15301,18595" to="15303,18933" o:connectortype="straight" o:gfxdata="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" strokeweight="1pt"/>
+              <v:rect id="Rectangle 50" o:spid="_x0000_s1095" style="position:absolute;left:14295;top:19221;width:5609;height:440;visibility:visible;mso-wrap-style:square;v-text-anchor:top" o:gfxdata="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" filled="f" stroked="f" strokeweight=".25pt">
                 <v:textbox inset="1pt,1pt,1pt,1pt">
                   <w:txbxContent>
                     <w:p>
@@ -12092,18 +17564,18 @@
         </mc:Choice>
         <mc:Fallback>
           <w:pict>
-            <v:group w14:anchorId="1442E3BC" id="_x0000_s1097" style="position:absolute;margin-left:56.5pt;margin-top:19.85pt;width:518.8pt;height:802.3pt;z-index:251663360;mso-position-horizontal-relative:page;mso-position-vertical-relative:page" coordsize="20000,20000" o:gfxdata="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" o:allowincell="f">
-              <v:rect id="Rectangle 2" o:spid="_x0000_s1098" style="position:absolute;width:20000;height:20000;visibility:visible;mso-wrap-style:square;v-text-anchor:top" o:gfxdata="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" filled="f" strokeweight="2pt"/>
-              <v:line id="Line 3" o:spid="_x0000_s1099" style="position:absolute;visibility:visible;mso-wrap-style:square" from="993,17183" to="995,18221" o:connectortype="straight" o:gfxdata="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" strokeweight="2pt"/>
-              <v:line id="Line 4" o:spid="_x0000_s1100" style="position:absolute;visibility:visible;mso-wrap-style:square" from="10,17173" to="19977,17174" o:connectortype="straight" o:gfxdata="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" strokeweight="2pt"/>
-              <v:line id="Line 5" o:spid="_x0000_s1101" style="position:absolute;visibility:visible;mso-wrap-style:square" from="2186,17192" to="2188,19989" o:connectortype="straight" o:gfxdata="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" strokeweight="2pt"/>
-              <v:line id="Line 6" o:spid="_x0000_s1102" style="position:absolute;visibility:visible;mso-wrap-style:square" from="4919,17192" to="4921,19989" o:connectortype="straight" o:gfxdata="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" strokeweight="2pt"/>
-              <v:line id="Line 7" o:spid="_x0000_s1103" style="position:absolute;visibility:visible;mso-wrap-style:square" from="6557,17192" to="6559,19989" o:connectortype="straight" o:gfxdata="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" strokeweight="2pt"/>
-              <v:line id="Line 8" o:spid="_x0000_s1104" style="position:absolute;visibility:visible;mso-wrap-style:square" from="7650,17183" to="7652,19979" o:connectortype="straight" o:gfxdata="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" strokeweight="2pt"/>
-              <v:line id="Line 9" o:spid="_x0000_s1105" style="position:absolute;visibility:visible;mso-wrap-style:square" from="15848,18239" to="15852,18932" o:connectortype="straight" o:gfxdata="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" strokeweight="2pt"/>
-              <v:line id="Line 10" o:spid="_x0000_s1106" style="position:absolute;visibility:visible;mso-wrap-style:square" from="10,19293" to="7631,19295" o:connectortype="straight" o:gfxdata="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" strokeweight="1pt"/>
-              <v:line id="Line 11" o:spid="_x0000_s1107" style="position:absolute;visibility:visible;mso-wrap-style:square" from="10,19646" to="7631,19647" o:connectortype="straight" o:gfxdata="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" strokeweight="1pt"/>
-              <v:rect id="Rectangle 12" o:spid="_x0000_s1108" style="position:absolute;left:54;top:17912;width:883;height:309;visibility:visible;mso-wrap-style:square;v-text-anchor:top" o:gfxdata="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" filled="f" stroked="f" strokeweight=".25pt">
+            <v:group w14:anchorId="1442E3BC" id="_x0000_s1096" style="position:absolute;margin-left:56.5pt;margin-top:19.85pt;width:518.8pt;height:802.3pt;z-index:251663360;mso-position-horizontal-relative:page;mso-position-vertical-relative:page" coordsize="20000,20000" o:gfxdata="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" o:allowincell="f">
+              <v:rect id="Rectangle 2" o:spid="_x0000_s1097" style="position:absolute;width:20000;height:20000;visibility:visible;mso-wrap-style:square;v-text-anchor:top" o:gfxdata="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" filled="f" strokeweight="2pt"/>
+              <v:line id="Line 3" o:spid="_x0000_s1098" style="position:absolute;visibility:visible;mso-wrap-style:square" from="993,17183" to="995,18221" o:connectortype="straight" o:gfxdata="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" strokeweight="2pt"/>
+              <v:line id="Line 4" o:spid="_x0000_s1099" style="position:absolute;visibility:visible;mso-wrap-style:square" from="10,17173" to="19977,17174" o:connectortype="straight" o:gfxdata="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" strokeweight="2pt"/>
+              <v:line id="Line 5" o:spid="_x0000_s1100" style="position:absolute;visibility:visible;mso-wrap-style:square" from="2186,17192" to="2188,19989" o:connectortype="straight" o:gfxdata="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" strokeweight="2pt"/>
+              <v:line id="Line 6" o:spid="_x0000_s1101" style="position:absolute;visibility:visible;mso-wrap-style:square" from="4919,17192" to="4921,19989" o:connectortype="straight" o:gfxdata="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" strokeweight="2pt"/>
+              <v:line id="Line 7" o:spid="_x0000_s1102" style="position:absolute;visibility:visible;mso-wrap-style:square" from="6557,17192" to="6559,19989" o:connectortype="straight" o:gfxdata="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" strokeweight="2pt"/>
+              <v:line id="Line 8" o:spid="_x0000_s1103" style="position:absolute;visibility:visible;mso-wrap-style:square" from="7650,17183" to="7652,19979" o:connectortype="straight" o:gfxdata="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" strokeweight="2pt"/>
+              <v:line id="Line 9" o:spid="_x0000_s1104" style="position:absolute;visibility:visible;mso-wrap-style:square" from="15848,18239" to="15852,18932" o:connectortype="straight" o:gfxdata="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" strokeweight="2pt"/>
+              <v:line id="Line 10" o:spid="_x0000_s1105" style="position:absolute;visibility:visible;mso-wrap-style:square" from="10,19293" to="7631,19295" o:connectortype="straight" o:gfxdata="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" strokeweight="1pt"/>
+              <v:line id="Line 11" o:spid="_x0000_s1106" style="position:absolute;visibility:visible;mso-wrap-style:square" from="10,19646" to="7631,19647" o:connectortype="straight" o:gfxdata="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" strokeweight="1pt"/>
+              <v:rect id="Rectangle 12" o:spid="_x0000_s1107" style="position:absolute;left:54;top:17912;width:883;height:309;visibility:visible;mso-wrap-style:square;v-text-anchor:top" o:gfxdata="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" filled="f" stroked="f" strokeweight=".25pt">
                 <v:textbox inset="1pt,1pt,1pt,1pt">
                   <w:txbxContent>
                     <w:p>
@@ -12126,7 +17598,7 @@
                   </w:txbxContent>
                 </v:textbox>
               </v:rect>
-              <v:rect id="Rectangle 13" o:spid="_x0000_s1109" style="position:absolute;left:1051;top:17912;width:1100;height:309;visibility:visible;mso-wrap-style:square;v-text-anchor:top" o:gfxdata="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" filled="f" stroked="f" strokeweight=".25pt">
+              <v:rect id="Rectangle 13" o:spid="_x0000_s1108" style="position:absolute;left:1051;top:17912;width:1100;height:309;visibility:visible;mso-wrap-style:square;v-text-anchor:top" o:gfxdata="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" filled="f" stroked="f" strokeweight=".25pt">
                 <v:textbox inset="1pt,1pt,1pt,1pt">
                   <w:txbxContent>
                     <w:p>
@@ -12149,7 +17621,7 @@
                   </w:txbxContent>
                 </v:textbox>
               </v:rect>
-              <v:rect id="Rectangle 14" o:spid="_x0000_s1110" style="position:absolute;left:2267;top:17912;width:2573;height:309;visibility:visible;mso-wrap-style:square;v-text-anchor:top" o:gfxdata="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" filled="f" stroked="f" strokeweight=".25pt">
+              <v:rect id="Rectangle 14" o:spid="_x0000_s1109" style="position:absolute;left:2267;top:17912;width:2573;height:309;visibility:visible;mso-wrap-style:square;v-text-anchor:top" o:gfxdata="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" filled="f" stroked="f" strokeweight=".25pt">
                 <v:textbox inset="1pt,1pt,1pt,1pt">
                   <w:txbxContent>
                     <w:p>
@@ -12172,7 +17644,7 @@
                   </w:txbxContent>
                 </v:textbox>
               </v:rect>
-              <v:rect id="Rectangle 15" o:spid="_x0000_s1111" style="position:absolute;left:4983;top:17912;width:1534;height:309;visibility:visible;mso-wrap-style:square;v-text-anchor:top" o:gfxdata="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" filled="f" stroked="f" strokeweight=".25pt">
+              <v:rect id="Rectangle 15" o:spid="_x0000_s1110" style="position:absolute;left:4983;top:17912;width:1534;height:309;visibility:visible;mso-wrap-style:square;v-text-anchor:top" o:gfxdata="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" filled="f" stroked="f" strokeweight=".25pt">
                 <v:textbox inset="1pt,1pt,1pt,1pt">
                   <w:txbxContent>
                     <w:p>
@@ -12195,7 +17667,7 @@
                   </w:txbxContent>
                 </v:textbox>
               </v:rect>
-              <v:rect id="Rectangle 16" o:spid="_x0000_s1112" style="position:absolute;left:6604;top:17912;width:1000;height:309;visibility:visible;mso-wrap-style:square;v-text-anchor:top" o:gfxdata="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" filled="f" stroked="f" strokeweight=".25pt">
+              <v:rect id="Rectangle 16" o:spid="_x0000_s1111" style="position:absolute;left:6604;top:17912;width:1000;height:309;visibility:visible;mso-wrap-style:square;v-text-anchor:top" o:gfxdata="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" filled="f" stroked="f" strokeweight=".25pt">
                 <v:textbox inset="1pt,1pt,1pt,1pt">
                   <w:txbxContent>
                     <w:p>
@@ -12218,7 +17690,7 @@
                   </w:txbxContent>
                 </v:textbox>
               </v:rect>
-              <v:rect id="Rectangle 17" o:spid="_x0000_s1113" style="position:absolute;left:15929;top:18258;width:1475;height:309;visibility:visible;mso-wrap-style:square;v-text-anchor:top" o:gfxdata="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" filled="f" stroked="f" strokeweight=".25pt">
+              <v:rect id="Rectangle 17" o:spid="_x0000_s1112" style="position:absolute;left:15929;top:18258;width:1475;height:309;visibility:visible;mso-wrap-style:square;v-text-anchor:top" o:gfxdata="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" filled="f" stroked="f" strokeweight=".25pt">
                 <v:textbox inset="1pt,1pt,1pt,1pt">
                   <w:txbxContent>
                     <w:p>
@@ -12241,7 +17713,7 @@
                   </w:txbxContent>
                 </v:textbox>
               </v:rect>
-              <v:rect id="Rectangle 18" o:spid="_x0000_s1114" style="position:absolute;left:15929;top:18623;width:1475;height:310;visibility:visible;mso-wrap-style:square;v-text-anchor:top" o:gfxdata="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" filled="f" stroked="f" strokeweight=".25pt">
+              <v:rect id="Rectangle 18" o:spid="_x0000_s1113" style="position:absolute;left:15929;top:18623;width:1475;height:310;visibility:visible;mso-wrap-style:square;v-text-anchor:top" o:gfxdata="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" filled="f" stroked="f" strokeweight=".25pt">
                 <v:textbox inset="1pt,1pt,1pt,1pt">
                   <w:txbxContent>
                     <w:p>
@@ -12262,7 +17734,7 @@
                   </w:txbxContent>
                 </v:textbox>
               </v:rect>
-              <v:rect id="Rectangle 19" o:spid="_x0000_s1115" style="position:absolute;left:7760;top:17481;width:12159;height:477;visibility:visible;mso-wrap-style:square;v-text-anchor:top" o:gfxdata="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" filled="f" stroked="f" strokeweight=".25pt">
+              <v:rect id="Rectangle 19" o:spid="_x0000_s1114" style="position:absolute;left:7760;top:17481;width:12159;height:477;visibility:visible;mso-wrap-style:square;v-text-anchor:top" o:gfxdata="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" filled="f" stroked="f" strokeweight=".25pt">
                 <v:textbox inset="1pt,1pt,1pt,1pt">
                   <w:txbxContent>
                     <w:p>
@@ -12283,13 +17755,13 @@
                   </w:txbxContent>
                 </v:textbox>
               </v:rect>
-              <v:line id="Line 20" o:spid="_x0000_s1116" style="position:absolute;visibility:visible;mso-wrap-style:square" from="12,18233" to="19979,18234" o:connectortype="straight" o:gfxdata="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" strokeweight="2pt"/>
-              <v:line id="Line 21" o:spid="_x0000_s1117" style="position:absolute;visibility:visible;mso-wrap-style:square" from="25,17881" to="7646,17882" o:connectortype="straight" o:gfxdata="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" strokeweight="2pt"/>
-              <v:line id="Line 22" o:spid="_x0000_s1118" style="position:absolute;visibility:visible;mso-wrap-style:square" from="10,17526" to="7631,17527" o:connectortype="straight" o:gfxdata="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" strokeweight="1pt"/>
-              <v:line id="Line 23" o:spid="_x0000_s1119" style="position:absolute;visibility:visible;mso-wrap-style:square" from="10,18938" to="7631,18939" o:connectortype="straight" o:gfxdata="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" strokeweight="1pt"/>
-              <v:line id="Line 24" o:spid="_x0000_s1120" style="position:absolute;visibility:visible;mso-wrap-style:square" from="10,18583" to="7631,18584" o:connectortype="straight" o:gfxdata="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" strokeweight="1pt"/>
-              <v:group id="Group 25" o:spid="_x0000_s1121" style="position:absolute;left:39;top:18267;width:4801;height:310" coordsize="19999,20000" o:gfxdata="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">
-                <v:rect id="Rectangle 26" o:spid="_x0000_s1122" style="position:absolute;width:8856;height:20000;visibility:visible;mso-wrap-style:square;v-text-anchor:top" o:gfxdata="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" filled="f" stroked="f" strokeweight=".25pt">
+              <v:line id="Line 20" o:spid="_x0000_s1115" style="position:absolute;visibility:visible;mso-wrap-style:square" from="12,18233" to="19979,18234" o:connectortype="straight" o:gfxdata="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" strokeweight="2pt"/>
+              <v:line id="Line 21" o:spid="_x0000_s1116" style="position:absolute;visibility:visible;mso-wrap-style:square" from="25,17881" to="7646,17882" o:connectortype="straight" o:gfxdata="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" strokeweight="2pt"/>
+              <v:line id="Line 22" o:spid="_x0000_s1117" style="position:absolute;visibility:visible;mso-wrap-style:square" from="10,17526" to="7631,17527" o:connectortype="straight" o:gfxdata="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" strokeweight="1pt"/>
+              <v:line id="Line 23" o:spid="_x0000_s1118" style="position:absolute;visibility:visible;mso-wrap-style:square" from="10,18938" to="7631,18939" o:connectortype="straight" o:gfxdata="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" strokeweight="1pt"/>
+              <v:line id="Line 24" o:spid="_x0000_s1119" style="position:absolute;visibility:visible;mso-wrap-style:square" from="10,18583" to="7631,18584" o:connectortype="straight" o:gfxdata="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" strokeweight="1pt"/>
+              <v:group id="Group 25" o:spid="_x0000_s1120" style="position:absolute;left:39;top:18267;width:4801;height:310" coordsize="19999,20000" o:gfxdata="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">
+                <v:rect id="Rectangle 26" o:spid="_x0000_s1121" style="position:absolute;width:8856;height:20000;visibility:visible;mso-wrap-style:square;v-text-anchor:top" o:gfxdata="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" filled="f" stroked="f" strokeweight=".25pt">
                   <v:textbox inset="1pt,1pt,1pt,1pt">
                     <w:txbxContent>
                       <w:p>
@@ -12311,7 +17783,7 @@
                     </w:txbxContent>
                   </v:textbox>
                 </v:rect>
-                <v:rect id="Rectangle 27" o:spid="_x0000_s1123" style="position:absolute;left:9281;width:10718;height:20000;visibility:visible;mso-wrap-style:square;v-text-anchor:top" o:gfxdata="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" filled="f" stroked="f" strokeweight=".25pt">
+                <v:rect id="Rectangle 27" o:spid="_x0000_s1122" style="position:absolute;left:9281;width:10718;height:20000;visibility:visible;mso-wrap-style:square;v-text-anchor:top" o:gfxdata="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" filled="f" stroked="f" strokeweight=".25pt">
                   <v:textbox inset="1pt,1pt,1pt,1pt">
                     <w:txbxContent>
                       <w:p>
@@ -12333,8 +17805,8 @@
                   </v:textbox>
                 </v:rect>
               </v:group>
-              <v:group id="Group 28" o:spid="_x0000_s1124" style="position:absolute;left:39;top:18578;width:4944;height:345" coordorigin=",-2424" coordsize="20595,22424" o:gfxdata="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">
-                <v:rect id="Rectangle 29" o:spid="_x0000_s1125" style="position:absolute;width:8856;height:20000;visibility:visible;mso-wrap-style:square;v-text-anchor:top" o:gfxdata="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" filled="f" stroked="f" strokeweight=".25pt">
+              <v:group id="Group 28" o:spid="_x0000_s1123" style="position:absolute;left:39;top:18578;width:4944;height:345" coordorigin=",-2424" coordsize="20595,22424" o:gfxdata="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">
+                <v:rect id="Rectangle 29" o:spid="_x0000_s1124" style="position:absolute;width:8856;height:20000;visibility:visible;mso-wrap-style:square;v-text-anchor:top" o:gfxdata="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" filled="f" stroked="f" strokeweight=".25pt">
                   <v:textbox inset="1pt,1pt,1pt,1pt">
                     <w:txbxContent>
                       <w:p>
@@ -12356,7 +17828,7 @@
                     </w:txbxContent>
                   </v:textbox>
                 </v:rect>
-                <v:rect id="Rectangle 30" o:spid="_x0000_s1126" style="position:absolute;left:9281;top:-2424;width:11314;height:20000;visibility:visible;mso-wrap-style:square;v-text-anchor:top" o:gfxdata="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" filled="f" stroked="f" strokeweight=".25pt">
+                <v:rect id="Rectangle 30" o:spid="_x0000_s1125" style="position:absolute;left:9281;top:-2424;width:11314;height:20000;visibility:visible;mso-wrap-style:square;v-text-anchor:top" o:gfxdata="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" filled="f" stroked="f" strokeweight=".25pt">
                   <v:textbox inset="1pt,1pt,1pt,1pt">
                     <w:txbxContent>
                       <w:p>
@@ -12378,15 +17850,15 @@
                   </v:textbox>
                 </v:rect>
               </v:group>
-              <v:group id="Group 31" o:spid="_x0000_s1127" style="position:absolute;left:39;top:18534;width:15610;height:744" coordorigin=",-28236" coordsize="65018,48236" o:gfxdata="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">
-                <v:rect id="Rectangle 32" o:spid="_x0000_s1128" style="position:absolute;width:8856;height:20000;visibility:visible;mso-wrap-style:square;v-text-anchor:top" o:gfxdata="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" filled="f" stroked="f" strokeweight=".25pt">
+              <v:group id="Group 31" o:spid="_x0000_s1126" style="position:absolute;left:39;top:18534;width:15610;height:744" coordorigin=",-28236" coordsize="65018,48236" o:gfxdata="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">
+                <v:rect id="Rectangle 32" o:spid="_x0000_s1127" style="position:absolute;width:8856;height:20000;visibility:visible;mso-wrap-style:square;v-text-anchor:top" o:gfxdata="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" filled="f" stroked="f" strokeweight=".25pt">
                   <v:textbox inset="1pt,1pt,1pt,1pt">
                     <w:txbxContent>
                       <w:p/>
                     </w:txbxContent>
                   </v:textbox>
                 </v:rect>
-                <v:rect id="Rectangle 33" o:spid="_x0000_s1129" style="position:absolute;left:61374;top:-28236;width:3644;height:34137;visibility:visible;mso-wrap-style:square;v-text-anchor:top" o:gfxdata="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" filled="f" stroked="f" strokeweight=".25pt">
+                <v:rect id="Rectangle 33" o:spid="_x0000_s1128" style="position:absolute;left:61374;top:-28236;width:3644;height:34137;visibility:visible;mso-wrap-style:square;v-text-anchor:top" o:gfxdata="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" filled="f" stroked="f" strokeweight=".25pt">
                   <v:textbox inset="1pt,1pt,1pt,1pt">
                     <w:txbxContent>
                       <w:p>
@@ -12408,8 +17880,8 @@
                   </v:textbox>
                 </v:rect>
               </v:group>
-              <v:group id="Group 34" o:spid="_x0000_s1130" style="position:absolute;left:39;top:18239;width:7881;height:1385" coordorigin=",-69215" coordsize="32837,89215" o:gfxdata="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">
-                <v:rect id="Rectangle 35" o:spid="_x0000_s1131" style="position:absolute;width:8856;height:20000;visibility:visible;mso-wrap-style:square;v-text-anchor:top" o:gfxdata="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" filled="f" stroked="f" strokeweight=".25pt">
+              <v:group id="Group 34" o:spid="_x0000_s1129" style="position:absolute;left:39;top:18239;width:7881;height:1385" coordorigin=",-69215" coordsize="32837,89215" o:gfxdata="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">
+                <v:rect id="Rectangle 35" o:spid="_x0000_s1130" style="position:absolute;width:8856;height:20000;visibility:visible;mso-wrap-style:square;v-text-anchor:top" o:gfxdata="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" filled="f" stroked="f" strokeweight=".25pt">
                   <v:textbox inset="1pt,1pt,1pt,1pt">
                     <w:txbxContent>
                       <w:p>
@@ -12431,7 +17903,7 @@
                     </w:txbxContent>
                   </v:textbox>
                 </v:rect>
-                <v:rect id="_x0000_s1132" style="position:absolute;left:27025;top:-69215;width:5812;height:28497;visibility:visible;mso-wrap-style:square;v-text-anchor:top" o:gfxdata="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" filled="f" stroked="f" strokeweight=".25pt">
+                <v:rect id="Rectangle 36" o:spid="_x0000_s1131" style="position:absolute;left:27025;top:-69215;width:5812;height:28497;visibility:visible;mso-wrap-style:square;v-text-anchor:top" o:gfxdata="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" filled="f" stroked="f" strokeweight=".25pt">
                   <v:textbox inset="1pt,1pt,1pt,1pt">
                     <w:txbxContent>
                       <w:p>
@@ -12453,8 +17925,8 @@
                   </v:textbox>
                 </v:rect>
               </v:group>
-              <v:group id="Group 37" o:spid="_x0000_s1133" style="position:absolute;left:39;top:19660;width:4801;height:309" coordsize="19999,20000" o:gfxdata="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">
-                <v:rect id="Rectangle 38" o:spid="_x0000_s1134" style="position:absolute;width:8856;height:20000;visibility:visible;mso-wrap-style:square;v-text-anchor:top" o:gfxdata="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" filled="f" stroked="f" strokeweight=".25pt">
+              <v:group id="Group 37" o:spid="_x0000_s1132" style="position:absolute;left:39;top:19660;width:4801;height:309" coordsize="19999,20000" o:gfxdata="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">
+                <v:rect id="Rectangle 38" o:spid="_x0000_s1133" style="position:absolute;width:8856;height:20000;visibility:visible;mso-wrap-style:square;v-text-anchor:top" o:gfxdata="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" filled="f" stroked="f" strokeweight=".25pt">
                   <v:textbox inset="1pt,1pt,1pt,1pt">
                     <w:txbxContent>
                       <w:p>
@@ -12476,7 +17948,7 @@
                     </w:txbxContent>
                   </v:textbox>
                 </v:rect>
-                <v:rect id="Rectangle 39" o:spid="_x0000_s1135" style="position:absolute;left:9281;width:10718;height:20000;visibility:visible;mso-wrap-style:square;v-text-anchor:top" o:gfxdata="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" filled="f" stroked="f" strokeweight=".25pt">
+                <v:rect id="Rectangle 39" o:spid="_x0000_s1134" style="position:absolute;left:9281;width:10718;height:20000;visibility:visible;mso-wrap-style:square;v-text-anchor:top" o:gfxdata="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" filled="f" stroked="f" strokeweight=".25pt">
                   <v:textbox inset="1pt,1pt,1pt,1pt">
                     <w:txbxContent>
                       <w:p/>
@@ -12484,8 +17956,8 @@
                   </v:textbox>
                 </v:rect>
               </v:group>
-              <v:line id="Line 40" o:spid="_x0000_s1136" style="position:absolute;visibility:visible;mso-wrap-style:square" from="14208,18239" to="14210,19979" o:connectortype="straight" o:gfxdata="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" strokeweight="2pt"/>
-              <v:rect id="Rectangle 41" o:spid="_x0000_s1137" style="position:absolute;left:7787;top:18314;width:6292;height:1609;visibility:visible;mso-wrap-style:square;v-text-anchor:top" o:gfxdata="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" filled="f" stroked="f" strokeweight=".25pt">
+              <v:line id="Line 40" o:spid="_x0000_s1135" style="position:absolute;visibility:visible;mso-wrap-style:square" from="14208,18239" to="14210,19979" o:connectortype="straight" o:gfxdata="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" strokeweight="2pt"/>
+              <v:rect id="Rectangle 41" o:spid="_x0000_s1136" style="position:absolute;left:7787;top:18314;width:6292;height:1609;visibility:visible;mso-wrap-style:square;v-text-anchor:top" o:gfxdata="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" filled="f" stroked="f" strokeweight=".25pt">
                 <v:textbox inset="1pt,1pt,1pt,1pt">
                   <w:txbxContent>
                     <w:p>
@@ -12496,10 +17968,10 @@
                   </w:txbxContent>
                 </v:textbox>
               </v:rect>
-              <v:line id="Line 42" o:spid="_x0000_s1138" style="position:absolute;visibility:visible;mso-wrap-style:square" from="14221,18587" to="19990,18588" o:connectortype="straight" o:gfxdata="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" strokeweight="2pt"/>
-              <v:line id="Line 43" o:spid="_x0000_s1139" style="position:absolute;visibility:visible;mso-wrap-style:square" from="14219,18939" to="19988,18941" o:connectortype="straight" o:gfxdata="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" strokeweight="2pt"/>
-              <v:line id="Line 44" o:spid="_x0000_s1140" style="position:absolute;visibility:visible;mso-wrap-style:square" from="17487,18239" to="17490,18932" o:connectortype="straight" o:gfxdata="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" strokeweight="2pt"/>
-              <v:rect id="Rectangle 45" o:spid="_x0000_s1141" style="position:absolute;left:14295;top:18258;width:1474;height:309;visibility:visible;mso-wrap-style:square;v-text-anchor:top" o:gfxdata="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" filled="f" stroked="f" strokeweight=".25pt">
+              <v:line id="Line 42" o:spid="_x0000_s1137" style="position:absolute;visibility:visible;mso-wrap-style:square" from="14221,18587" to="19990,18588" o:connectortype="straight" o:gfxdata="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" strokeweight="2pt"/>
+              <v:line id="Line 43" o:spid="_x0000_s1138" style="position:absolute;visibility:visible;mso-wrap-style:square" from="14219,18939" to="19988,18941" o:connectortype="straight" o:gfxdata="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" strokeweight="2pt"/>
+              <v:line id="Line 44" o:spid="_x0000_s1139" style="position:absolute;visibility:visible;mso-wrap-style:square" from="17487,18239" to="17490,18932" o:connectortype="straight" o:gfxdata="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" strokeweight="2pt"/>
+              <v:rect id="Rectangle 45" o:spid="_x0000_s1140" style="position:absolute;left:14295;top:18258;width:1474;height:309;visibility:visible;mso-wrap-style:square;v-text-anchor:top" o:gfxdata="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" filled="f" stroked="f" strokeweight=".25pt">
                 <v:textbox inset="1pt,1pt,1pt,1pt">
                   <w:txbxContent>
                     <w:p>
@@ -12522,7 +17994,7 @@
                   </w:txbxContent>
                 </v:textbox>
               </v:rect>
-              <v:rect id="Rectangle 46" o:spid="_x0000_s1142" style="position:absolute;left:17577;top:18258;width:2327;height:309;visibility:visible;mso-wrap-style:square;v-text-anchor:top" o:gfxdata="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" filled="f" stroked="f" strokeweight=".25pt">
+              <v:rect id="Rectangle 46" o:spid="_x0000_s1141" style="position:absolute;left:17577;top:18258;width:2327;height:309;visibility:visible;mso-wrap-style:square;v-text-anchor:top" o:gfxdata="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" filled="f" stroked="f" strokeweight=".25pt">
                 <v:textbox inset="1pt,1pt,1pt,1pt">
                   <w:txbxContent>
                     <w:p>
@@ -12545,7 +18017,7 @@
                   </w:txbxContent>
                 </v:textbox>
               </v:rect>
-              <v:rect id="Rectangle 47" o:spid="_x0000_s1143" style="position:absolute;left:17591;top:18613;width:2326;height:309;visibility:visible;mso-wrap-style:square;v-text-anchor:top" o:gfxdata="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" filled="f" stroked="f" strokeweight=".25pt">
+              <v:rect id="Rectangle 47" o:spid="_x0000_s1142" style="position:absolute;left:17591;top:18613;width:2326;height:309;visibility:visible;mso-wrap-style:square;v-text-anchor:top" o:gfxdata="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" filled="f" stroked="f" strokeweight=".25pt">
                 <v:textbox inset="1pt,1pt,1pt,1pt">
                   <w:txbxContent>
                     <w:p>
@@ -12566,9 +18038,9 @@
                   </w:txbxContent>
                 </v:textbox>
               </v:rect>
-              <v:line id="Line 48" o:spid="_x0000_s1144" style="position:absolute;visibility:visible;mso-wrap-style:square" from="14755,18594" to="14757,18932" o:connectortype="straight" o:gfxdata="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" strokeweight="1pt"/>
-              <v:line id="Line 49" o:spid="_x0000_s1145" style="position:absolute;visibility:visible;mso-wrap-style:square" from="15301,18595" to="15303,18933" o:connectortype="straight" o:gfxdata="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" strokeweight="1pt"/>
-              <v:rect id="Rectangle 50" o:spid="_x0000_s1146" style="position:absolute;left:14295;top:19221;width:5609;height:440;visibility:visible;mso-wrap-style:square;v-text-anchor:top" o:gfxdata="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" filled="f" stroked="f" strokeweight=".25pt">
+              <v:line id="Line 48" o:spid="_x0000_s1143" style="position:absolute;visibility:visible;mso-wrap-style:square" from="14755,18594" to="14757,18932" o:connectortype="straight" o:gfxdata="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" strokeweight="1pt"/>
+              <v:line id="Line 49" o:spid="_x0000_s1144" style="position:absolute;visibility:visible;mso-wrap-style:square" from="15301,18595" to="15303,18933" o:connectortype="straight" o:gfxdata="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" strokeweight="1pt"/>
+              <v:rect id="Rectangle 50" o:spid="_x0000_s1145" style="position:absolute;left:14295;top:19221;width:5609;height:440;visibility:visible;mso-wrap-style:square;v-text-anchor:top" o:gfxdata="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" filled="f" stroked="f" strokeweight=".25pt">
                 <v:textbox inset="1pt,1pt,1pt,1pt">
                   <w:txbxContent>
                     <w:p>
@@ -13164,7 +18636,7 @@
   <w:style w:type="paragraph" w:default="1" w:styleId="a">
     <w:name w:val="Normal"/>
     <w:qFormat/>
-    <w:rsid w:val="003916E7"/>
+    <w:rsid w:val="00235A5A"/>
     <w:pPr>
       <w:spacing w:before="100" w:after="100" w:line="240" w:lineRule="auto"/>
     </w:pPr>
